--- a/public/labs/pmzi/pz-23/ЛР10_ПМЗІ_Ідентифікація_та_аутентифікація_користувачів.docx
+++ b/public/labs/pmzi/pz-23/ЛР10_ПМЗІ_Ідентифікація_та_аутентифікація_користувачів.docx
@@ -93,155 +93,153 @@
     <w:p>
       <w:pPr>
         <w:pStyle w:val="SourceCode"/>
-      </w:pPr>
-      <w:r>
-        <w:rPr>
-          <w:rStyle w:val="VerbatimChar"/>
-        </w:rPr>
+        <w:spacing w:before="120" w:after="0" w:line="200" w:lineRule="auto"/>
+      </w:pPr>
+      <w:r>
         <w:t xml:space="preserve">┌───────────────────────────────────────────────────────────────────────┐</w:t>
       </w:r>
-      <w:r>
-        <w:br/>
-      </w:r>
-      <w:r>
-        <w:rPr>
-          <w:rStyle w:val="VerbatimChar"/>
-        </w:rPr>
+    </w:p>
+    <w:p>
+      <w:pPr>
+        <w:pStyle w:val="SourceCode"/>
+        <w:spacing w:before="0" w:after="0" w:line="200" w:lineRule="auto"/>
+      </w:pPr>
+      <w:r>
         <w:t xml:space="preserve">│                    ПРОЦЕС ДОСТУПУ ДО СИСТЕМИ                          │</w:t>
       </w:r>
-      <w:r>
-        <w:br/>
-      </w:r>
-      <w:r>
-        <w:rPr>
-          <w:rStyle w:val="VerbatimChar"/>
-        </w:rPr>
+    </w:p>
+    <w:p>
+      <w:pPr>
+        <w:pStyle w:val="SourceCode"/>
+        <w:spacing w:before="0" w:after="0" w:line="200" w:lineRule="auto"/>
+      </w:pPr>
+      <w:r>
         <w:t xml:space="preserve">├───────────────────────────────────────────────────────────────────────┤</w:t>
       </w:r>
-      <w:r>
-        <w:br/>
-      </w:r>
-      <w:r>
-        <w:rPr>
-          <w:rStyle w:val="VerbatimChar"/>
-        </w:rPr>
+    </w:p>
+    <w:p>
+      <w:pPr>
+        <w:pStyle w:val="SourceCode"/>
+        <w:spacing w:before="0" w:after="0" w:line="200" w:lineRule="auto"/>
+      </w:pPr>
+      <w:r>
         <w:t xml:space="preserve">│                                                                       │</w:t>
       </w:r>
-      <w:r>
-        <w:br/>
-      </w:r>
-      <w:r>
-        <w:rPr>
-          <w:rStyle w:val="VerbatimChar"/>
-        </w:rPr>
+    </w:p>
+    <w:p>
+      <w:pPr>
+        <w:pStyle w:val="SourceCode"/>
+        <w:spacing w:before="0" w:after="0" w:line="200" w:lineRule="auto"/>
+      </w:pPr>
+      <w:r>
         <w:t xml:space="preserve">│  ІДЕНТИФІКАЦІЯ        АУТЕНТИФІКАЦІЯ        АВТОРИЗАЦІЯ               │</w:t>
       </w:r>
-      <w:r>
-        <w:br/>
-      </w:r>
-      <w:r>
-        <w:rPr>
-          <w:rStyle w:val="VerbatimChar"/>
-        </w:rPr>
+    </w:p>
+    <w:p>
+      <w:pPr>
+        <w:pStyle w:val="SourceCode"/>
+        <w:spacing w:before="0" w:after="0" w:line="200" w:lineRule="auto"/>
+      </w:pPr>
+      <w:r>
         <w:t xml:space="preserve">│  "Хто ти?"            "Доведи!"             "Що дозволено?"           │</w:t>
       </w:r>
-      <w:r>
-        <w:br/>
-      </w:r>
-      <w:r>
-        <w:rPr>
-          <w:rStyle w:val="VerbatimChar"/>
-        </w:rPr>
+    </w:p>
+    <w:p>
+      <w:pPr>
+        <w:pStyle w:val="SourceCode"/>
+        <w:spacing w:before="0" w:after="0" w:line="200" w:lineRule="auto"/>
+      </w:pPr>
+      <w:r>
         <w:t xml:space="preserve">│       ↓                    ↓                      ↓                   │</w:t>
       </w:r>
-      <w:r>
-        <w:br/>
-      </w:r>
-      <w:r>
-        <w:rPr>
-          <w:rStyle w:val="VerbatimChar"/>
-        </w:rPr>
+    </w:p>
+    <w:p>
+      <w:pPr>
+        <w:pStyle w:val="SourceCode"/>
+        <w:spacing w:before="0" w:after="0" w:line="200" w:lineRule="auto"/>
+      </w:pPr>
+      <w:r>
         <w:t xml:space="preserve">│  ┌─────────┐          ┌─────────┐           ┌─────────┐               │</w:t>
       </w:r>
-      <w:r>
-        <w:br/>
-      </w:r>
-      <w:r>
-        <w:rPr>
-          <w:rStyle w:val="VerbatimChar"/>
-        </w:rPr>
+    </w:p>
+    <w:p>
+      <w:pPr>
+        <w:pStyle w:val="SourceCode"/>
+        <w:spacing w:before="0" w:after="0" w:line="200" w:lineRule="auto"/>
+      </w:pPr>
+      <w:r>
         <w:t xml:space="preserve">│  │  Login  │ ───────► │ Password│ ────────► │  Права  │               │</w:t>
       </w:r>
-      <w:r>
-        <w:br/>
-      </w:r>
-      <w:r>
-        <w:rPr>
-          <w:rStyle w:val="VerbatimChar"/>
-        </w:rPr>
+    </w:p>
+    <w:p>
+      <w:pPr>
+        <w:pStyle w:val="SourceCode"/>
+        <w:spacing w:before="0" w:after="0" w:line="200" w:lineRule="auto"/>
+      </w:pPr>
+      <w:r>
         <w:t xml:space="preserve">│  │  Email  │          │  Token  │           │  Ролі   │               │</w:t>
       </w:r>
-      <w:r>
-        <w:br/>
-      </w:r>
-      <w:r>
-        <w:rPr>
-          <w:rStyle w:val="VerbatimChar"/>
-        </w:rPr>
+    </w:p>
+    <w:p>
+      <w:pPr>
+        <w:pStyle w:val="SourceCode"/>
+        <w:spacing w:before="0" w:after="0" w:line="200" w:lineRule="auto"/>
+      </w:pPr>
+      <w:r>
         <w:t xml:space="preserve">│  │   ID    │          │  Biom.  │           │  ACL    │               │</w:t>
       </w:r>
-      <w:r>
-        <w:br/>
-      </w:r>
-      <w:r>
-        <w:rPr>
-          <w:rStyle w:val="VerbatimChar"/>
-        </w:rPr>
+    </w:p>
+    <w:p>
+      <w:pPr>
+        <w:pStyle w:val="SourceCode"/>
+        <w:spacing w:before="0" w:after="0" w:line="200" w:lineRule="auto"/>
+      </w:pPr>
+      <w:r>
         <w:t xml:space="preserve">│  └─────────┘          └─────────┘           └─────────┘               │</w:t>
       </w:r>
-      <w:r>
-        <w:br/>
-      </w:r>
-      <w:r>
-        <w:rPr>
-          <w:rStyle w:val="VerbatimChar"/>
-        </w:rPr>
+    </w:p>
+    <w:p>
+      <w:pPr>
+        <w:pStyle w:val="SourceCode"/>
+        <w:spacing w:before="0" w:after="0" w:line="200" w:lineRule="auto"/>
+      </w:pPr>
+      <w:r>
         <w:t xml:space="preserve">│                                                                       │</w:t>
       </w:r>
-      <w:r>
-        <w:br/>
-      </w:r>
-      <w:r>
-        <w:rPr>
-          <w:rStyle w:val="VerbatimChar"/>
-        </w:rPr>
+    </w:p>
+    <w:p>
+      <w:pPr>
+        <w:pStyle w:val="SourceCode"/>
+        <w:spacing w:before="0" w:after="0" w:line="200" w:lineRule="auto"/>
+      </w:pPr>
+      <w:r>
         <w:t xml:space="preserve">│  Приклад:                                                             │</w:t>
       </w:r>
-      <w:r>
-        <w:br/>
-      </w:r>
-      <w:r>
-        <w:rPr>
-          <w:rStyle w:val="VerbatimChar"/>
-        </w:rPr>
+    </w:p>
+    <w:p>
+      <w:pPr>
+        <w:pStyle w:val="SourceCode"/>
+        <w:spacing w:before="0" w:after="0" w:line="200" w:lineRule="auto"/>
+      </w:pPr>
+      <w:r>
         <w:t xml:space="preserve">│  "Я користувач admin" → "Ось мій пароль" → "Доступ до /admin"         │</w:t>
       </w:r>
-      <w:r>
-        <w:br/>
-      </w:r>
-      <w:r>
-        <w:rPr>
-          <w:rStyle w:val="VerbatimChar"/>
-        </w:rPr>
+    </w:p>
+    <w:p>
+      <w:pPr>
+        <w:pStyle w:val="SourceCode"/>
+        <w:spacing w:before="0" w:after="0" w:line="200" w:lineRule="auto"/>
+      </w:pPr>
+      <w:r>
         <w:t xml:space="preserve">│                                                                       │</w:t>
       </w:r>
-      <w:r>
-        <w:br/>
-      </w:r>
-      <w:r>
-        <w:rPr>
-          <w:rStyle w:val="VerbatimChar"/>
-        </w:rPr>
+    </w:p>
+    <w:p>
+      <w:pPr>
+        <w:pStyle w:val="SourceCode"/>
+        <w:spacing w:before="0" w:after="120" w:line="200" w:lineRule="auto"/>
+      </w:pPr>
+      <w:r>
         <w:t xml:space="preserve">└───────────────────────────────────────────────────────────────────────┘</w:t>
       </w:r>
     </w:p>
@@ -474,29 +472,27 @@
     <w:p>
       <w:pPr>
         <w:pStyle w:val="SourceCode"/>
-      </w:pPr>
-      <w:r>
-        <w:rPr>
-          <w:rStyle w:val="VerbatimChar"/>
-        </w:rPr>
+        <w:spacing w:before="120" w:after="0" w:line="200" w:lineRule="auto"/>
+      </w:pPr>
+      <w:r>
         <w:t xml:space="preserve">users.txt:</w:t>
       </w:r>
-      <w:r>
-        <w:br/>
-      </w:r>
-      <w:r>
-        <w:rPr>
-          <w:rStyle w:val="VerbatimChar"/>
-        </w:rPr>
+    </w:p>
+    <w:p>
+      <w:pPr>
+        <w:pStyle w:val="SourceCode"/>
+        <w:spacing w:before="0" w:after="0" w:line="200" w:lineRule="auto"/>
+      </w:pPr>
+      <w:r>
         <w:t xml:space="preserve">admin:password123    ← Пароль у відкритому вигляді</w:t>
       </w:r>
-      <w:r>
-        <w:br/>
-      </w:r>
-      <w:r>
-        <w:rPr>
-          <w:rStyle w:val="VerbatimChar"/>
-        </w:rPr>
+    </w:p>
+    <w:p>
+      <w:pPr>
+        <w:pStyle w:val="SourceCode"/>
+        <w:spacing w:before="0" w:after="120" w:line="200" w:lineRule="auto"/>
+      </w:pPr>
+      <w:r>
         <w:t xml:space="preserve">user1:qwerty         ← Зловмисник бачить все</w:t>
       </w:r>
     </w:p>
@@ -515,29 +511,27 @@
     <w:p>
       <w:pPr>
         <w:pStyle w:val="SourceCode"/>
-      </w:pPr>
-      <w:r>
-        <w:rPr>
-          <w:rStyle w:val="VerbatimChar"/>
-        </w:rPr>
+        <w:spacing w:before="120" w:after="0" w:line="200" w:lineRule="auto"/>
+      </w:pPr>
+      <w:r>
         <w:t xml:space="preserve">users.txt:</w:t>
       </w:r>
-      <w:r>
-        <w:br/>
-      </w:r>
-      <w:r>
-        <w:rPr>
-          <w:rStyle w:val="VerbatimChar"/>
-        </w:rPr>
+    </w:p>
+    <w:p>
+      <w:pPr>
+        <w:pStyle w:val="SourceCode"/>
+        <w:spacing w:before="0" w:after="0" w:line="200" w:lineRule="auto"/>
+      </w:pPr>
+      <w:r>
         <w:t xml:space="preserve">admin:ef92b778bafe771e89245b89ecbc0  ← Хеш пароля</w:t>
       </w:r>
-      <w:r>
-        <w:br/>
-      </w:r>
-      <w:r>
-        <w:rPr>
-          <w:rStyle w:val="VerbatimChar"/>
-        </w:rPr>
+    </w:p>
+    <w:p>
+      <w:pPr>
+        <w:pStyle w:val="SourceCode"/>
+        <w:spacing w:before="0" w:after="120" w:line="200" w:lineRule="auto"/>
+      </w:pPr>
+      <w:r>
         <w:t xml:space="preserve">user1:d8578edf8458ce06fbc5bb76a58c   ← Але однакові паролі → однакові хеші</w:t>
       </w:r>
     </w:p>
@@ -556,200 +550,198 @@
     <w:p>
       <w:pPr>
         <w:pStyle w:val="SourceCode"/>
-      </w:pPr>
-      <w:r>
-        <w:rPr>
-          <w:rStyle w:val="VerbatimChar"/>
-        </w:rPr>
+        <w:spacing w:before="120" w:after="0" w:line="200" w:lineRule="auto"/>
+      </w:pPr>
+      <w:r>
         <w:t xml:space="preserve">users.txt:</w:t>
       </w:r>
-      <w:r>
-        <w:br/>
-      </w:r>
-      <w:r>
-        <w:rPr>
-          <w:rStyle w:val="VerbatimChar"/>
-        </w:rPr>
+    </w:p>
+    <w:p>
+      <w:pPr>
+        <w:pStyle w:val="SourceCode"/>
+        <w:spacing w:before="0" w:after="0" w:line="200" w:lineRule="auto"/>
+      </w:pPr>
+      <w:r>
         <w:t xml:space="preserve">admin:a1b2c3:8f7e6d5c4b3a2918...  ← Унікальна сіль + хеш</w:t>
       </w:r>
-      <w:r>
-        <w:br/>
-      </w:r>
-      <w:r>
-        <w:rPr>
-          <w:rStyle w:val="VerbatimChar"/>
-        </w:rPr>
+    </w:p>
+    <w:p>
+      <w:pPr>
+        <w:pStyle w:val="SourceCode"/>
+        <w:spacing w:before="0" w:after="0" w:line="200" w:lineRule="auto"/>
+      </w:pPr>
+      <w:r>
         <w:t xml:space="preserve">user1:x9y8z7:1a2b3c4d5e6f7890...  ← Однакові паролі → різні хеші</w:t>
       </w:r>
-      <w:r>
-        <w:br/>
-      </w:r>
-      <w:r>
-        <w:rPr>
-          <w:rStyle w:val="VerbatimChar"/>
-        </w:rPr>
+    </w:p>
+    <w:p>
+      <w:pPr>
+        <w:pStyle w:val="SourceCode"/>
+        <w:spacing w:before="0" w:after="0" w:line="200" w:lineRule="auto"/>
+      </w:pPr>
+      <w:r>
         <w:t xml:space="preserve">┌───────────────────────────────────────────────────────────────────────┐</w:t>
       </w:r>
-      <w:r>
-        <w:br/>
-      </w:r>
-      <w:r>
-        <w:rPr>
-          <w:rStyle w:val="VerbatimChar"/>
-        </w:rPr>
+    </w:p>
+    <w:p>
+      <w:pPr>
+        <w:pStyle w:val="SourceCode"/>
+        <w:spacing w:before="0" w:after="0" w:line="200" w:lineRule="auto"/>
+      </w:pPr>
+      <w:r>
         <w:t xml:space="preserve">│                    ХЕШУВАННЯ З СІЛЛЮ                                  │</w:t>
       </w:r>
-      <w:r>
-        <w:br/>
-      </w:r>
-      <w:r>
-        <w:rPr>
-          <w:rStyle w:val="VerbatimChar"/>
-        </w:rPr>
+    </w:p>
+    <w:p>
+      <w:pPr>
+        <w:pStyle w:val="SourceCode"/>
+        <w:spacing w:before="0" w:after="0" w:line="200" w:lineRule="auto"/>
+      </w:pPr>
+      <w:r>
         <w:t xml:space="preserve">├───────────────────────────────────────────────────────────────────────┤</w:t>
       </w:r>
-      <w:r>
-        <w:br/>
-      </w:r>
-      <w:r>
-        <w:rPr>
-          <w:rStyle w:val="VerbatimChar"/>
-        </w:rPr>
+    </w:p>
+    <w:p>
+      <w:pPr>
+        <w:pStyle w:val="SourceCode"/>
+        <w:spacing w:before="0" w:after="0" w:line="200" w:lineRule="auto"/>
+      </w:pPr>
+      <w:r>
         <w:t xml:space="preserve">│                                                                       │</w:t>
       </w:r>
-      <w:r>
-        <w:br/>
-      </w:r>
-      <w:r>
-        <w:rPr>
-          <w:rStyle w:val="VerbatimChar"/>
-        </w:rPr>
+    </w:p>
+    <w:p>
+      <w:pPr>
+        <w:pStyle w:val="SourceCode"/>
+        <w:spacing w:before="0" w:after="0" w:line="200" w:lineRule="auto"/>
+      </w:pPr>
+      <w:r>
         <w:t xml:space="preserve">│  РЕЄСТРАЦІЯ:                                                          │</w:t>
       </w:r>
-      <w:r>
-        <w:br/>
-      </w:r>
-      <w:r>
-        <w:rPr>
-          <w:rStyle w:val="VerbatimChar"/>
-        </w:rPr>
+    </w:p>
+    <w:p>
+      <w:pPr>
+        <w:pStyle w:val="SourceCode"/>
+        <w:spacing w:before="0" w:after="0" w:line="200" w:lineRule="auto"/>
+      </w:pPr>
+      <w:r>
         <w:t xml:space="preserve">│  ┌─────────────────────────────────────────────────────────────────┐  │</w:t>
       </w:r>
-      <w:r>
-        <w:br/>
-      </w:r>
-      <w:r>
-        <w:rPr>
-          <w:rStyle w:val="VerbatimChar"/>
-        </w:rPr>
+    </w:p>
+    <w:p>
+      <w:pPr>
+        <w:pStyle w:val="SourceCode"/>
+        <w:spacing w:before="0" w:after="0" w:line="200" w:lineRule="auto"/>
+      </w:pPr>
+      <w:r>
         <w:t xml:space="preserve">│  │ 1. Генерувати випадкову сіль (16+ байт)                         │  │</w:t>
       </w:r>
-      <w:r>
-        <w:br/>
-      </w:r>
-      <w:r>
-        <w:rPr>
-          <w:rStyle w:val="VerbatimChar"/>
-        </w:rPr>
+    </w:p>
+    <w:p>
+      <w:pPr>
+        <w:pStyle w:val="SourceCode"/>
+        <w:spacing w:before="0" w:after="0" w:line="200" w:lineRule="auto"/>
+      </w:pPr>
+      <w:r>
         <w:t xml:space="preserve">│  │ 2. hash = SHA256(salt + password)                               │  │</w:t>
       </w:r>
-      <w:r>
-        <w:br/>
-      </w:r>
-      <w:r>
-        <w:rPr>
-          <w:rStyle w:val="VerbatimChar"/>
-        </w:rPr>
+    </w:p>
+    <w:p>
+      <w:pPr>
+        <w:pStyle w:val="SourceCode"/>
+        <w:spacing w:before="0" w:after="0" w:line="200" w:lineRule="auto"/>
+      </w:pPr>
+      <w:r>
         <w:t xml:space="preserve">│  │ 3. Зберегти: (login, salt, hash)                                │  │</w:t>
       </w:r>
-      <w:r>
-        <w:br/>
-      </w:r>
-      <w:r>
-        <w:rPr>
-          <w:rStyle w:val="VerbatimChar"/>
-        </w:rPr>
+    </w:p>
+    <w:p>
+      <w:pPr>
+        <w:pStyle w:val="SourceCode"/>
+        <w:spacing w:before="0" w:after="0" w:line="200" w:lineRule="auto"/>
+      </w:pPr>
+      <w:r>
         <w:t xml:space="preserve">│  └─────────────────────────────────────────────────────────────────┘  │</w:t>
       </w:r>
-      <w:r>
-        <w:br/>
-      </w:r>
-      <w:r>
-        <w:rPr>
-          <w:rStyle w:val="VerbatimChar"/>
-        </w:rPr>
+    </w:p>
+    <w:p>
+      <w:pPr>
+        <w:pStyle w:val="SourceCode"/>
+        <w:spacing w:before="0" w:after="0" w:line="200" w:lineRule="auto"/>
+      </w:pPr>
+      <w:r>
         <w:t xml:space="preserve">│                                                                       │</w:t>
       </w:r>
-      <w:r>
-        <w:br/>
-      </w:r>
-      <w:r>
-        <w:rPr>
-          <w:rStyle w:val="VerbatimChar"/>
-        </w:rPr>
+    </w:p>
+    <w:p>
+      <w:pPr>
+        <w:pStyle w:val="SourceCode"/>
+        <w:spacing w:before="0" w:after="0" w:line="200" w:lineRule="auto"/>
+      </w:pPr>
+      <w:r>
         <w:t xml:space="preserve">│  ПЕРЕВІРКА:                                                           │</w:t>
       </w:r>
-      <w:r>
-        <w:br/>
-      </w:r>
-      <w:r>
-        <w:rPr>
-          <w:rStyle w:val="VerbatimChar"/>
-        </w:rPr>
+    </w:p>
+    <w:p>
+      <w:pPr>
+        <w:pStyle w:val="SourceCode"/>
+        <w:spacing w:before="0" w:after="0" w:line="200" w:lineRule="auto"/>
+      </w:pPr>
+      <w:r>
         <w:t xml:space="preserve">│  ┌─────────────────────────────────────────────────────────────────┐  │</w:t>
       </w:r>
-      <w:r>
-        <w:br/>
-      </w:r>
-      <w:r>
-        <w:rPr>
-          <w:rStyle w:val="VerbatimChar"/>
-        </w:rPr>
+    </w:p>
+    <w:p>
+      <w:pPr>
+        <w:pStyle w:val="SourceCode"/>
+        <w:spacing w:before="0" w:after="0" w:line="200" w:lineRule="auto"/>
+      </w:pPr>
+      <w:r>
         <w:t xml:space="preserve">│  │ 1. Отримати salt і hash за login                                │  │</w:t>
       </w:r>
-      <w:r>
-        <w:br/>
-      </w:r>
-      <w:r>
-        <w:rPr>
-          <w:rStyle w:val="VerbatimChar"/>
-        </w:rPr>
+    </w:p>
+    <w:p>
+      <w:pPr>
+        <w:pStyle w:val="SourceCode"/>
+        <w:spacing w:before="0" w:after="0" w:line="200" w:lineRule="auto"/>
+      </w:pPr>
+      <w:r>
         <w:t xml:space="preserve">│  │ 2. computed_hash = SHA256(salt + input_password)                │  │</w:t>
       </w:r>
-      <w:r>
-        <w:br/>
-      </w:r>
-      <w:r>
-        <w:rPr>
-          <w:rStyle w:val="VerbatimChar"/>
-        </w:rPr>
+    </w:p>
+    <w:p>
+      <w:pPr>
+        <w:pStyle w:val="SourceCode"/>
+        <w:spacing w:before="0" w:after="0" w:line="200" w:lineRule="auto"/>
+      </w:pPr>
+      <w:r>
         <w:t xml:space="preserve">│  │ 3. Порівняти computed_hash з hash (безпечне порівняння!)        │  │</w:t>
       </w:r>
-      <w:r>
-        <w:br/>
-      </w:r>
-      <w:r>
-        <w:rPr>
-          <w:rStyle w:val="VerbatimChar"/>
-        </w:rPr>
+    </w:p>
+    <w:p>
+      <w:pPr>
+        <w:pStyle w:val="SourceCode"/>
+        <w:spacing w:before="0" w:after="0" w:line="200" w:lineRule="auto"/>
+      </w:pPr>
+      <w:r>
         <w:t xml:space="preserve">│  └─────────────────────────────────────────────────────────────────┘  │</w:t>
       </w:r>
-      <w:r>
-        <w:br/>
-      </w:r>
-      <w:r>
-        <w:rPr>
-          <w:rStyle w:val="VerbatimChar"/>
-        </w:rPr>
+    </w:p>
+    <w:p>
+      <w:pPr>
+        <w:pStyle w:val="SourceCode"/>
+        <w:spacing w:before="0" w:after="0" w:line="200" w:lineRule="auto"/>
+      </w:pPr>
+      <w:r>
         <w:t xml:space="preserve">│                                                                       │</w:t>
       </w:r>
-      <w:r>
-        <w:br/>
-      </w:r>
-      <w:r>
-        <w:rPr>
-          <w:rStyle w:val="VerbatimChar"/>
-        </w:rPr>
+    </w:p>
+    <w:p>
+      <w:pPr>
+        <w:pStyle w:val="SourceCode"/>
+        <w:spacing w:before="0" w:after="120" w:line="200" w:lineRule="auto"/>
+      </w:pPr>
+      <w:r>
         <w:t xml:space="preserve">└───────────────────────────────────────────────────────────────────────┘</w:t>
       </w:r>
     </w:p>
@@ -1038,218 +1030,216 @@
     <w:p>
       <w:pPr>
         <w:pStyle w:val="SourceCode"/>
-      </w:pPr>
-      <w:r>
-        <w:rPr>
-          <w:rStyle w:val="VerbatimChar"/>
-        </w:rPr>
+        <w:spacing w:before="120" w:after="0" w:line="200" w:lineRule="auto"/>
+      </w:pPr>
+      <w:r>
         <w:t xml:space="preserve">┌───────────────────────────────────────────────────────────────────────┐</w:t>
       </w:r>
-      <w:r>
-        <w:br/>
-      </w:r>
-      <w:r>
-        <w:rPr>
-          <w:rStyle w:val="VerbatimChar"/>
-        </w:rPr>
+    </w:p>
+    <w:p>
+      <w:pPr>
+        <w:pStyle w:val="SourceCode"/>
+        <w:spacing w:before="0" w:after="0" w:line="200" w:lineRule="auto"/>
+      </w:pPr>
+      <w:r>
         <w:t xml:space="preserve">│                    CHALLENGE-RESPONSE ПРОТОКОЛ                        │</w:t>
       </w:r>
-      <w:r>
-        <w:br/>
-      </w:r>
-      <w:r>
-        <w:rPr>
-          <w:rStyle w:val="VerbatimChar"/>
-        </w:rPr>
+    </w:p>
+    <w:p>
+      <w:pPr>
+        <w:pStyle w:val="SourceCode"/>
+        <w:spacing w:before="0" w:after="0" w:line="200" w:lineRule="auto"/>
+      </w:pPr>
+      <w:r>
         <w:t xml:space="preserve">├───────────────────────────────────────────────────────────────────────┤</w:t>
       </w:r>
-      <w:r>
-        <w:br/>
-      </w:r>
-      <w:r>
-        <w:rPr>
-          <w:rStyle w:val="VerbatimChar"/>
-        </w:rPr>
+    </w:p>
+    <w:p>
+      <w:pPr>
+        <w:pStyle w:val="SourceCode"/>
+        <w:spacing w:before="0" w:after="0" w:line="200" w:lineRule="auto"/>
+      </w:pPr>
+      <w:r>
         <w:t xml:space="preserve">│                                                                       │</w:t>
       </w:r>
-      <w:r>
-        <w:br/>
-      </w:r>
-      <w:r>
-        <w:rPr>
-          <w:rStyle w:val="VerbatimChar"/>
-        </w:rPr>
+    </w:p>
+    <w:p>
+      <w:pPr>
+        <w:pStyle w:val="SourceCode"/>
+        <w:spacing w:before="0" w:after="0" w:line="200" w:lineRule="auto"/>
+      </w:pPr>
+      <w:r>
         <w:t xml:space="preserve">│  Клієнт                                      Сервер                   │</w:t>
       </w:r>
-      <w:r>
-        <w:br/>
-      </w:r>
-      <w:r>
-        <w:rPr>
-          <w:rStyle w:val="VerbatimChar"/>
-        </w:rPr>
+    </w:p>
+    <w:p>
+      <w:pPr>
+        <w:pStyle w:val="SourceCode"/>
+        <w:spacing w:before="0" w:after="0" w:line="200" w:lineRule="auto"/>
+      </w:pPr>
+      <w:r>
         <w:t xml:space="preserve">│     │                                           │                     │</w:t>
       </w:r>
-      <w:r>
-        <w:br/>
-      </w:r>
-      <w:r>
-        <w:rPr>
-          <w:rStyle w:val="VerbatimChar"/>
-        </w:rPr>
+    </w:p>
+    <w:p>
+      <w:pPr>
+        <w:pStyle w:val="SourceCode"/>
+        <w:spacing w:before="0" w:after="0" w:line="200" w:lineRule="auto"/>
+      </w:pPr>
+      <w:r>
         <w:t xml:space="preserve">│     │──────── 1. "Я хочу увійти як admin" ─────►│                     │</w:t>
       </w:r>
-      <w:r>
-        <w:br/>
-      </w:r>
-      <w:r>
-        <w:rPr>
-          <w:rStyle w:val="VerbatimChar"/>
-        </w:rPr>
+    </w:p>
+    <w:p>
+      <w:pPr>
+        <w:pStyle w:val="SourceCode"/>
+        <w:spacing w:before="0" w:after="0" w:line="200" w:lineRule="auto"/>
+      </w:pPr>
+      <w:r>
         <w:t xml:space="preserve">│     │                                           │                     │</w:t>
       </w:r>
-      <w:r>
-        <w:br/>
-      </w:r>
-      <w:r>
-        <w:rPr>
-          <w:rStyle w:val="VerbatimChar"/>
-        </w:rPr>
+    </w:p>
+    <w:p>
+      <w:pPr>
+        <w:pStyle w:val="SourceCode"/>
+        <w:spacing w:before="0" w:after="0" w:line="200" w:lineRule="auto"/>
+      </w:pPr>
+      <w:r>
         <w:t xml:space="preserve">│     │◄─────── 2. Challenge (випадкове число) ───│                     │</w:t>
       </w:r>
-      <w:r>
-        <w:br/>
-      </w:r>
-      <w:r>
-        <w:rPr>
-          <w:rStyle w:val="VerbatimChar"/>
-        </w:rPr>
+    </w:p>
+    <w:p>
+      <w:pPr>
+        <w:pStyle w:val="SourceCode"/>
+        <w:spacing w:before="0" w:after="0" w:line="200" w:lineRule="auto"/>
+      </w:pPr>
+      <w:r>
         <w:t xml:space="preserve">│     │                                           │                     │</w:t>
       </w:r>
-      <w:r>
-        <w:br/>
-      </w:r>
-      <w:r>
-        <w:rPr>
-          <w:rStyle w:val="VerbatimChar"/>
-        </w:rPr>
+    </w:p>
+    <w:p>
+      <w:pPr>
+        <w:pStyle w:val="SourceCode"/>
+        <w:spacing w:before="0" w:after="0" w:line="200" w:lineRule="auto"/>
+      </w:pPr>
+      <w:r>
         <w:t xml:space="preserve">│     │  3. Response = HMAC(challenge, password)  │                     │</w:t>
       </w:r>
-      <w:r>
-        <w:br/>
-      </w:r>
-      <w:r>
-        <w:rPr>
-          <w:rStyle w:val="VerbatimChar"/>
-        </w:rPr>
+    </w:p>
+    <w:p>
+      <w:pPr>
+        <w:pStyle w:val="SourceCode"/>
+        <w:spacing w:before="0" w:after="0" w:line="200" w:lineRule="auto"/>
+      </w:pPr>
+      <w:r>
         <w:t xml:space="preserve">│     │                                           │                     │</w:t>
       </w:r>
-      <w:r>
-        <w:br/>
-      </w:r>
-      <w:r>
-        <w:rPr>
-          <w:rStyle w:val="VerbatimChar"/>
-        </w:rPr>
+    </w:p>
+    <w:p>
+      <w:pPr>
+        <w:pStyle w:val="SourceCode"/>
+        <w:spacing w:before="0" w:after="0" w:line="200" w:lineRule="auto"/>
+      </w:pPr>
+      <w:r>
         <w:t xml:space="preserve">│     │──────── 4. Response ─────────────────────►│                     │</w:t>
       </w:r>
-      <w:r>
-        <w:br/>
-      </w:r>
-      <w:r>
-        <w:rPr>
-          <w:rStyle w:val="VerbatimChar"/>
-        </w:rPr>
+    </w:p>
+    <w:p>
+      <w:pPr>
+        <w:pStyle w:val="SourceCode"/>
+        <w:spacing w:before="0" w:after="0" w:line="200" w:lineRule="auto"/>
+      </w:pPr>
+      <w:r>
         <w:t xml:space="preserve">│     │                                           │                     │</w:t>
       </w:r>
-      <w:r>
-        <w:br/>
-      </w:r>
-      <w:r>
-        <w:rPr>
-          <w:rStyle w:val="VerbatimChar"/>
-        </w:rPr>
+    </w:p>
+    <w:p>
+      <w:pPr>
+        <w:pStyle w:val="SourceCode"/>
+        <w:spacing w:before="0" w:after="0" w:line="200" w:lineRule="auto"/>
+      </w:pPr>
+      <w:r>
         <w:t xml:space="preserve">│     │          5. Сервер обчислює HMAC          │                     │</w:t>
       </w:r>
-      <w:r>
-        <w:br/>
-      </w:r>
-      <w:r>
-        <w:rPr>
-          <w:rStyle w:val="VerbatimChar"/>
-        </w:rPr>
+    </w:p>
+    <w:p>
+      <w:pPr>
+        <w:pStyle w:val="SourceCode"/>
+        <w:spacing w:before="0" w:after="0" w:line="200" w:lineRule="auto"/>
+      </w:pPr>
+      <w:r>
         <w:t xml:space="preserve">│     │             і порівнює з Response         │                     │</w:t>
       </w:r>
-      <w:r>
-        <w:br/>
-      </w:r>
-      <w:r>
-        <w:rPr>
-          <w:rStyle w:val="VerbatimChar"/>
-        </w:rPr>
+    </w:p>
+    <w:p>
+      <w:pPr>
+        <w:pStyle w:val="SourceCode"/>
+        <w:spacing w:before="0" w:after="0" w:line="200" w:lineRule="auto"/>
+      </w:pPr>
+      <w:r>
         <w:t xml:space="preserve">│     │                                           │                     │</w:t>
       </w:r>
-      <w:r>
-        <w:br/>
-      </w:r>
-      <w:r>
-        <w:rPr>
-          <w:rStyle w:val="VerbatimChar"/>
-        </w:rPr>
+    </w:p>
+    <w:p>
+      <w:pPr>
+        <w:pStyle w:val="SourceCode"/>
+        <w:spacing w:before="0" w:after="0" w:line="200" w:lineRule="auto"/>
+      </w:pPr>
+      <w:r>
         <w:t xml:space="preserve">│     │◄─────── 6. OK / FAIL ─────────────────────│                     │</w:t>
       </w:r>
-      <w:r>
-        <w:br/>
-      </w:r>
-      <w:r>
-        <w:rPr>
-          <w:rStyle w:val="VerbatimChar"/>
-        </w:rPr>
+    </w:p>
+    <w:p>
+      <w:pPr>
+        <w:pStyle w:val="SourceCode"/>
+        <w:spacing w:before="0" w:after="0" w:line="200" w:lineRule="auto"/>
+      </w:pPr>
+      <w:r>
         <w:t xml:space="preserve">│     │                                           │                     │</w:t>
       </w:r>
-      <w:r>
-        <w:br/>
-      </w:r>
-      <w:r>
-        <w:rPr>
-          <w:rStyle w:val="VerbatimChar"/>
-        </w:rPr>
+    </w:p>
+    <w:p>
+      <w:pPr>
+        <w:pStyle w:val="SourceCode"/>
+        <w:spacing w:before="0" w:after="0" w:line="200" w:lineRule="auto"/>
+      </w:pPr>
+      <w:r>
         <w:t xml:space="preserve">│                                                                       │</w:t>
       </w:r>
-      <w:r>
-        <w:br/>
-      </w:r>
-      <w:r>
-        <w:rPr>
-          <w:rStyle w:val="VerbatimChar"/>
-        </w:rPr>
+    </w:p>
+    <w:p>
+      <w:pPr>
+        <w:pStyle w:val="SourceCode"/>
+        <w:spacing w:before="0" w:after="0" w:line="200" w:lineRule="auto"/>
+      </w:pPr>
+      <w:r>
         <w:t xml:space="preserve">│  Пароль ніколи не передається мережею!                                │</w:t>
       </w:r>
-      <w:r>
-        <w:br/>
-      </w:r>
-      <w:r>
-        <w:rPr>
-          <w:rStyle w:val="VerbatimChar"/>
-        </w:rPr>
+    </w:p>
+    <w:p>
+      <w:pPr>
+        <w:pStyle w:val="SourceCode"/>
+        <w:spacing w:before="0" w:after="0" w:line="200" w:lineRule="auto"/>
+      </w:pPr>
+      <w:r>
         <w:t xml:space="preserve">│  Кожен challenge унікальний → захист від replay-атак                  │</w:t>
       </w:r>
-      <w:r>
-        <w:br/>
-      </w:r>
-      <w:r>
-        <w:rPr>
-          <w:rStyle w:val="VerbatimChar"/>
-        </w:rPr>
+    </w:p>
+    <w:p>
+      <w:pPr>
+        <w:pStyle w:val="SourceCode"/>
+        <w:spacing w:before="0" w:after="0" w:line="200" w:lineRule="auto"/>
+      </w:pPr>
+      <w:r>
         <w:t xml:space="preserve">│                                                                       │</w:t>
       </w:r>
-      <w:r>
-        <w:br/>
-      </w:r>
-      <w:r>
-        <w:rPr>
-          <w:rStyle w:val="VerbatimChar"/>
-        </w:rPr>
+    </w:p>
+    <w:p>
+      <w:pPr>
+        <w:pStyle w:val="SourceCode"/>
+        <w:spacing w:before="0" w:after="120" w:line="200" w:lineRule="auto"/>
+      </w:pPr>
+      <w:r>
         <w:t xml:space="preserve">└───────────────────────────────────────────────────────────────────────┘</w:t>
       </w:r>
     </w:p>
@@ -1286,29 +1276,27 @@
     <w:p>
       <w:pPr>
         <w:pStyle w:val="SourceCode"/>
-      </w:pPr>
-      <w:r>
-        <w:rPr>
-          <w:rStyle w:val="VerbatimChar"/>
-        </w:rPr>
+        <w:spacing w:before="120" w:after="0" w:line="200" w:lineRule="auto"/>
+      </w:pPr>
+      <w:r>
         <w:t xml:space="preserve">1. Поточний час: T = floor(unix_time / 30)</w:t>
       </w:r>
-      <w:r>
-        <w:br/>
-      </w:r>
-      <w:r>
-        <w:rPr>
-          <w:rStyle w:val="VerbatimChar"/>
-        </w:rPr>
+    </w:p>
+    <w:p>
+      <w:pPr>
+        <w:pStyle w:val="SourceCode"/>
+        <w:spacing w:before="0" w:after="0" w:line="200" w:lineRule="auto"/>
+      </w:pPr>
+      <w:r>
         <w:t xml:space="preserve">2. HMAC: H = HMAC-SHA1(secret_key, T)</w:t>
       </w:r>
-      <w:r>
-        <w:br/>
-      </w:r>
-      <w:r>
-        <w:rPr>
-          <w:rStyle w:val="VerbatimChar"/>
-        </w:rPr>
+    </w:p>
+    <w:p>
+      <w:pPr>
+        <w:pStyle w:val="SourceCode"/>
+        <w:spacing w:before="0" w:after="120" w:line="200" w:lineRule="auto"/>
+      </w:pPr>
+      <w:r>
         <w:t xml:space="preserve">3. Динамічне зрізання: код = DT(H) mod 10^6</w:t>
       </w:r>
     </w:p>
@@ -1327,41 +1315,42 @@
     <w:p>
       <w:pPr>
         <w:pStyle w:val="SourceCode"/>
-      </w:pPr>
-      <w:r>
-        <w:rPr>
-          <w:rStyle w:val="VerbatimChar"/>
-        </w:rPr>
+        <w:spacing w:before="120" w:after="0" w:line="200" w:lineRule="auto"/>
+      </w:pPr>
+      <w:r>
         <w:t xml:space="preserve">TOTP = HOTP(K, T) = Truncate(HMAC-SHA1(K, T)) mod 10^6</w:t>
       </w:r>
-      <w:r>
-        <w:br/>
-      </w:r>
-      <w:r>
-        <w:br/>
-      </w:r>
-      <w:r>
-        <w:rPr>
-          <w:rStyle w:val="VerbatimChar"/>
-        </w:rPr>
+    </w:p>
+    <w:p>
+      <w:pPr>
+        <w:pStyle w:val="SourceCode"/>
+        <w:spacing w:before="0" w:after="0" w:line="200" w:lineRule="auto"/>
+      </w:pPr>
+    </w:p>
+    <w:p>
+      <w:pPr>
+        <w:pStyle w:val="SourceCode"/>
+        <w:spacing w:before="0" w:after="0" w:line="200" w:lineRule="auto"/>
+      </w:pPr>
+      <w:r>
         <w:t xml:space="preserve">де T = floor((current_unix_time - T0) / X)</w:t>
       </w:r>
-      <w:r>
-        <w:br/>
-      </w:r>
-      <w:r>
-        <w:rPr>
-          <w:rStyle w:val="VerbatimChar"/>
-        </w:rPr>
+    </w:p>
+    <w:p>
+      <w:pPr>
+        <w:pStyle w:val="SourceCode"/>
+        <w:spacing w:before="0" w:after="0" w:line="200" w:lineRule="auto"/>
+      </w:pPr>
+      <w:r>
         <w:t xml:space="preserve">   T0 = 0 (epoch)</w:t>
       </w:r>
-      <w:r>
-        <w:br/>
-      </w:r>
-      <w:r>
-        <w:rPr>
-          <w:rStyle w:val="VerbatimChar"/>
-        </w:rPr>
+    </w:p>
+    <w:p>
+      <w:pPr>
+        <w:pStyle w:val="SourceCode"/>
+        <w:spacing w:before="0" w:after="120" w:line="200" w:lineRule="auto"/>
+      </w:pPr>
+      <w:r>
         <w:t xml:space="preserve">   X = 30 (секунд)</w:t>
       </w:r>
     </w:p>
@@ -1388,833 +1377,915 @@
     <w:p>
       <w:pPr>
         <w:pStyle w:val="SourceCode"/>
-      </w:pPr>
-      <w:r>
-        <w:rPr>
-          <w:rStyle w:val="VerbatimChar"/>
-        </w:rPr>
+        <w:spacing w:before="120" w:after="0" w:line="200" w:lineRule="auto"/>
+      </w:pPr>
+      <w:r>
         <w:t xml:space="preserve">#include &lt;iostream&gt;</w:t>
       </w:r>
-      <w:r>
-        <w:br/>
-      </w:r>
-      <w:r>
-        <w:rPr>
-          <w:rStyle w:val="VerbatimChar"/>
-        </w:rPr>
+    </w:p>
+    <w:p>
+      <w:pPr>
+        <w:pStyle w:val="SourceCode"/>
+        <w:spacing w:before="0" w:after="0" w:line="200" w:lineRule="auto"/>
+      </w:pPr>
+      <w:r>
         <w:t xml:space="preserve">#include &lt;string&gt;</w:t>
       </w:r>
-      <w:r>
-        <w:br/>
-      </w:r>
-      <w:r>
-        <w:rPr>
-          <w:rStyle w:val="VerbatimChar"/>
-        </w:rPr>
+    </w:p>
+    <w:p>
+      <w:pPr>
+        <w:pStyle w:val="SourceCode"/>
+        <w:spacing w:before="0" w:after="0" w:line="200" w:lineRule="auto"/>
+      </w:pPr>
+      <w:r>
         <w:t xml:space="preserve">#include &lt;vector&gt;</w:t>
       </w:r>
-      <w:r>
-        <w:br/>
-      </w:r>
-      <w:r>
-        <w:rPr>
-          <w:rStyle w:val="VerbatimChar"/>
-        </w:rPr>
+    </w:p>
+    <w:p>
+      <w:pPr>
+        <w:pStyle w:val="SourceCode"/>
+        <w:spacing w:before="0" w:after="0" w:line="200" w:lineRule="auto"/>
+      </w:pPr>
+      <w:r>
         <w:t xml:space="preserve">#include &lt;random&gt;</w:t>
       </w:r>
-      <w:r>
-        <w:br/>
-      </w:r>
-      <w:r>
-        <w:rPr>
-          <w:rStyle w:val="VerbatimChar"/>
-        </w:rPr>
+    </w:p>
+    <w:p>
+      <w:pPr>
+        <w:pStyle w:val="SourceCode"/>
+        <w:spacing w:before="0" w:after="0" w:line="200" w:lineRule="auto"/>
+      </w:pPr>
+      <w:r>
         <w:t xml:space="preserve">#include &lt;sstream&gt;</w:t>
       </w:r>
-      <w:r>
-        <w:br/>
-      </w:r>
-      <w:r>
-        <w:rPr>
-          <w:rStyle w:val="VerbatimChar"/>
-        </w:rPr>
+    </w:p>
+    <w:p>
+      <w:pPr>
+        <w:pStyle w:val="SourceCode"/>
+        <w:spacing w:before="0" w:after="0" w:line="200" w:lineRule="auto"/>
+      </w:pPr>
+      <w:r>
         <w:t xml:space="preserve">#include &lt;iomanip&gt;</w:t>
       </w:r>
-      <w:r>
-        <w:br/>
-      </w:r>
-      <w:r>
-        <w:br/>
-      </w:r>
-      <w:r>
-        <w:rPr>
-          <w:rStyle w:val="VerbatimChar"/>
-        </w:rPr>
+    </w:p>
+    <w:p>
+      <w:pPr>
+        <w:pStyle w:val="SourceCode"/>
+        <w:spacing w:before="0" w:after="0" w:line="200" w:lineRule="auto"/>
+      </w:pPr>
+    </w:p>
+    <w:p>
+      <w:pPr>
+        <w:pStyle w:val="SourceCode"/>
+        <w:spacing w:before="0" w:after="0" w:line="200" w:lineRule="auto"/>
+      </w:pPr>
+      <w:r>
         <w:t xml:space="preserve">// Клас SHA256 узято з лабораторної роботи №7 — підключіть його файл до проєкту</w:t>
       </w:r>
-      <w:r>
-        <w:br/>
-      </w:r>
-      <w:r>
-        <w:rPr>
-          <w:rStyle w:val="VerbatimChar"/>
-        </w:rPr>
+    </w:p>
+    <w:p>
+      <w:pPr>
+        <w:pStyle w:val="SourceCode"/>
+        <w:spacing w:before="0" w:after="0" w:line="200" w:lineRule="auto"/>
+      </w:pPr>
+      <w:r>
         <w:t xml:space="preserve">std::string sha256(const std::string&amp; message);</w:t>
       </w:r>
-      <w:r>
-        <w:br/>
-      </w:r>
-      <w:r>
-        <w:br/>
-      </w:r>
-      <w:r>
-        <w:rPr>
-          <w:rStyle w:val="VerbatimChar"/>
-        </w:rPr>
+    </w:p>
+    <w:p>
+      <w:pPr>
+        <w:pStyle w:val="SourceCode"/>
+        <w:spacing w:before="0" w:after="0" w:line="200" w:lineRule="auto"/>
+      </w:pPr>
+    </w:p>
+    <w:p>
+      <w:pPr>
+        <w:pStyle w:val="SourceCode"/>
+        <w:spacing w:before="0" w:after="0" w:line="200" w:lineRule="auto"/>
+      </w:pPr>
+      <w:r>
         <w:t xml:space="preserve">using Bytes = std::vector&lt;unsigned char&gt;;</w:t>
       </w:r>
-      <w:r>
-        <w:br/>
-      </w:r>
-      <w:r>
-        <w:br/>
-      </w:r>
-      <w:r>
-        <w:rPr>
-          <w:rStyle w:val="VerbatimChar"/>
-        </w:rPr>
+    </w:p>
+    <w:p>
+      <w:pPr>
+        <w:pStyle w:val="SourceCode"/>
+        <w:spacing w:before="0" w:after="0" w:line="200" w:lineRule="auto"/>
+      </w:pPr>
+    </w:p>
+    <w:p>
+      <w:pPr>
+        <w:pStyle w:val="SourceCode"/>
+        <w:spacing w:before="0" w:after="0" w:line="200" w:lineRule="auto"/>
+      </w:pPr>
+      <w:r>
         <w:t xml:space="preserve">class PasswordManager {</w:t>
       </w:r>
-      <w:r>
-        <w:br/>
-      </w:r>
-      <w:r>
-        <w:rPr>
-          <w:rStyle w:val="VerbatimChar"/>
-        </w:rPr>
+    </w:p>
+    <w:p>
+      <w:pPr>
+        <w:pStyle w:val="SourceCode"/>
+        <w:spacing w:before="0" w:after="0" w:line="200" w:lineRule="auto"/>
+      </w:pPr>
+      <w:r>
         <w:t xml:space="preserve">public:</w:t>
       </w:r>
-      <w:r>
-        <w:br/>
-      </w:r>
-      <w:r>
-        <w:rPr>
-          <w:rStyle w:val="VerbatimChar"/>
-        </w:rPr>
+    </w:p>
+    <w:p>
+      <w:pPr>
+        <w:pStyle w:val="SourceCode"/>
+        <w:spacing w:before="0" w:after="0" w:line="200" w:lineRule="auto"/>
+      </w:pPr>
+      <w:r>
         <w:t xml:space="preserve">    static const size_t SALT_LENGTH = 16;   // 128 біт</w:t>
       </w:r>
-      <w:r>
-        <w:br/>
-      </w:r>
-      <w:r>
-        <w:rPr>
-          <w:rStyle w:val="VerbatimChar"/>
-        </w:rPr>
+    </w:p>
+    <w:p>
+      <w:pPr>
+        <w:pStyle w:val="SourceCode"/>
+        <w:spacing w:before="0" w:after="0" w:line="200" w:lineRule="auto"/>
+      </w:pPr>
+      <w:r>
         <w:t xml:space="preserve">    static const int ITERATIONS = 100000;   // сповільнення перебору</w:t>
       </w:r>
-      <w:r>
-        <w:br/>
-      </w:r>
-      <w:r>
-        <w:br/>
-      </w:r>
-      <w:r>
-        <w:rPr>
-          <w:rStyle w:val="VerbatimChar"/>
-        </w:rPr>
+    </w:p>
+    <w:p>
+      <w:pPr>
+        <w:pStyle w:val="SourceCode"/>
+        <w:spacing w:before="0" w:after="0" w:line="200" w:lineRule="auto"/>
+      </w:pPr>
+    </w:p>
+    <w:p>
+      <w:pPr>
+        <w:pStyle w:val="SourceCode"/>
+        <w:spacing w:before="0" w:after="0" w:line="200" w:lineRule="auto"/>
+      </w:pPr>
+      <w:r>
         <w:t xml:space="preserve">    // Криптографічно стійка сіль: унікальна для кожного користувача</w:t>
       </w:r>
-      <w:r>
-        <w:br/>
-      </w:r>
-      <w:r>
-        <w:rPr>
-          <w:rStyle w:val="VerbatimChar"/>
-        </w:rPr>
+    </w:p>
+    <w:p>
+      <w:pPr>
+        <w:pStyle w:val="SourceCode"/>
+        <w:spacing w:before="0" w:after="0" w:line="200" w:lineRule="auto"/>
+      </w:pPr>
+      <w:r>
         <w:t xml:space="preserve">    static Bytes generateSalt() {</w:t>
       </w:r>
-      <w:r>
-        <w:br/>
-      </w:r>
-      <w:r>
-        <w:rPr>
-          <w:rStyle w:val="VerbatimChar"/>
-        </w:rPr>
+    </w:p>
+    <w:p>
+      <w:pPr>
+        <w:pStyle w:val="SourceCode"/>
+        <w:spacing w:before="0" w:after="0" w:line="200" w:lineRule="auto"/>
+      </w:pPr>
+      <w:r>
         <w:t xml:space="preserve">        std::random_device rd;                       // джерело ентропії ОС</w:t>
       </w:r>
-      <w:r>
-        <w:br/>
-      </w:r>
-      <w:r>
-        <w:rPr>
-          <w:rStyle w:val="VerbatimChar"/>
-        </w:rPr>
+    </w:p>
+    <w:p>
+      <w:pPr>
+        <w:pStyle w:val="SourceCode"/>
+        <w:spacing w:before="0" w:after="0" w:line="200" w:lineRule="auto"/>
+      </w:pPr>
+      <w:r>
         <w:t xml:space="preserve">        std::uniform_int_distribution&lt;int&gt; dist(0, 255);</w:t>
       </w:r>
-      <w:r>
-        <w:br/>
-      </w:r>
-      <w:r>
-        <w:br/>
-      </w:r>
-      <w:r>
-        <w:rPr>
-          <w:rStyle w:val="VerbatimChar"/>
-        </w:rPr>
+    </w:p>
+    <w:p>
+      <w:pPr>
+        <w:pStyle w:val="SourceCode"/>
+        <w:spacing w:before="0" w:after="0" w:line="200" w:lineRule="auto"/>
+      </w:pPr>
+    </w:p>
+    <w:p>
+      <w:pPr>
+        <w:pStyle w:val="SourceCode"/>
+        <w:spacing w:before="0" w:after="0" w:line="200" w:lineRule="auto"/>
+      </w:pPr>
+      <w:r>
         <w:t xml:space="preserve">        Bytes salt(SALT_LENGTH);</w:t>
       </w:r>
-      <w:r>
-        <w:br/>
-      </w:r>
-      <w:r>
-        <w:rPr>
-          <w:rStyle w:val="VerbatimChar"/>
-        </w:rPr>
+    </w:p>
+    <w:p>
+      <w:pPr>
+        <w:pStyle w:val="SourceCode"/>
+        <w:spacing w:before="0" w:after="0" w:line="200" w:lineRule="auto"/>
+      </w:pPr>
+      <w:r>
         <w:t xml:space="preserve">        for (unsigned char&amp; byte : salt) {</w:t>
       </w:r>
-      <w:r>
-        <w:br/>
-      </w:r>
-      <w:r>
-        <w:rPr>
-          <w:rStyle w:val="VerbatimChar"/>
-        </w:rPr>
+    </w:p>
+    <w:p>
+      <w:pPr>
+        <w:pStyle w:val="SourceCode"/>
+        <w:spacing w:before="0" w:after="0" w:line="200" w:lineRule="auto"/>
+      </w:pPr>
+      <w:r>
         <w:t xml:space="preserve">            byte = static_cast&lt;unsigned char&gt;(dist(rd));</w:t>
       </w:r>
-      <w:r>
-        <w:br/>
-      </w:r>
-      <w:r>
-        <w:rPr>
-          <w:rStyle w:val="VerbatimChar"/>
-        </w:rPr>
+    </w:p>
+    <w:p>
+      <w:pPr>
+        <w:pStyle w:val="SourceCode"/>
+        <w:spacing w:before="0" w:after="0" w:line="200" w:lineRule="auto"/>
+      </w:pPr>
+      <w:r>
         <w:t xml:space="preserve">        }</w:t>
       </w:r>
-      <w:r>
-        <w:br/>
-      </w:r>
-      <w:r>
-        <w:rPr>
-          <w:rStyle w:val="VerbatimChar"/>
-        </w:rPr>
+    </w:p>
+    <w:p>
+      <w:pPr>
+        <w:pStyle w:val="SourceCode"/>
+        <w:spacing w:before="0" w:after="0" w:line="200" w:lineRule="auto"/>
+      </w:pPr>
+      <w:r>
         <w:t xml:space="preserve">        return salt;</w:t>
       </w:r>
-      <w:r>
-        <w:br/>
-      </w:r>
-      <w:r>
-        <w:rPr>
-          <w:rStyle w:val="VerbatimChar"/>
-        </w:rPr>
+    </w:p>
+    <w:p>
+      <w:pPr>
+        <w:pStyle w:val="SourceCode"/>
+        <w:spacing w:before="0" w:after="0" w:line="200" w:lineRule="auto"/>
+      </w:pPr>
+      <w:r>
         <w:t xml:space="preserve">    }</w:t>
       </w:r>
-      <w:r>
-        <w:br/>
-      </w:r>
-      <w:r>
-        <w:br/>
-      </w:r>
-      <w:r>
-        <w:rPr>
-          <w:rStyle w:val="VerbatimChar"/>
-        </w:rPr>
+    </w:p>
+    <w:p>
+      <w:pPr>
+        <w:pStyle w:val="SourceCode"/>
+        <w:spacing w:before="0" w:after="0" w:line="200" w:lineRule="auto"/>
+      </w:pPr>
+    </w:p>
+    <w:p>
+      <w:pPr>
+        <w:pStyle w:val="SourceCode"/>
+        <w:spacing w:before="0" w:after="0" w:line="200" w:lineRule="auto"/>
+      </w:pPr>
+      <w:r>
         <w:t xml:space="preserve">    static std::string toHex(const Bytes&amp; data) {</w:t>
       </w:r>
-      <w:r>
-        <w:br/>
-      </w:r>
-      <w:r>
-        <w:rPr>
-          <w:rStyle w:val="VerbatimChar"/>
-        </w:rPr>
+    </w:p>
+    <w:p>
+      <w:pPr>
+        <w:pStyle w:val="SourceCode"/>
+        <w:spacing w:before="0" w:after="0" w:line="200" w:lineRule="auto"/>
+      </w:pPr>
+      <w:r>
         <w:t xml:space="preserve">        std::ostringstream out;</w:t>
       </w:r>
-      <w:r>
-        <w:br/>
-      </w:r>
-      <w:r>
-        <w:rPr>
-          <w:rStyle w:val="VerbatimChar"/>
-        </w:rPr>
+    </w:p>
+    <w:p>
+      <w:pPr>
+        <w:pStyle w:val="SourceCode"/>
+        <w:spacing w:before="0" w:after="0" w:line="200" w:lineRule="auto"/>
+      </w:pPr>
+      <w:r>
         <w:t xml:space="preserve">        for (unsigned char byte : data) {</w:t>
       </w:r>
-      <w:r>
-        <w:br/>
-      </w:r>
-      <w:r>
-        <w:rPr>
-          <w:rStyle w:val="VerbatimChar"/>
-        </w:rPr>
-        <w:t xml:space="preserve">            out &lt;&lt; std::hex &lt;&lt; std::setw(2) &lt;&lt; std::setfill('0') &lt;&lt; static_cast&lt;int&gt;(byte);</w:t>
-      </w:r>
-      <w:r>
-        <w:br/>
-      </w:r>
-      <w:r>
-        <w:rPr>
-          <w:rStyle w:val="VerbatimChar"/>
-        </w:rPr>
+    </w:p>
+    <w:p>
+      <w:pPr>
+        <w:pStyle w:val="SourceCode"/>
+        <w:spacing w:before="0" w:after="0" w:line="200" w:lineRule="auto"/>
+      </w:pPr>
+      <w:r>
+        <w:t xml:space="preserve">            out &lt;&lt; std::hex &lt;&lt; std::setw(2) &lt;&lt; std::setfill('0')</w:t>
+      </w:r>
+    </w:p>
+    <w:p>
+      <w:pPr>
+        <w:pStyle w:val="SourceCode"/>
+        <w:spacing w:before="0" w:after="0" w:line="200" w:lineRule="auto"/>
+      </w:pPr>
+      <w:r>
+        <w:t xml:space="preserve">                &lt;&lt; static_cast&lt;int&gt;(byte);</w:t>
+      </w:r>
+    </w:p>
+    <w:p>
+      <w:pPr>
+        <w:pStyle w:val="SourceCode"/>
+        <w:spacing w:before="0" w:after="0" w:line="200" w:lineRule="auto"/>
+      </w:pPr>
+      <w:r>
         <w:t xml:space="preserve">        }</w:t>
       </w:r>
-      <w:r>
-        <w:br/>
-      </w:r>
-      <w:r>
-        <w:rPr>
-          <w:rStyle w:val="VerbatimChar"/>
-        </w:rPr>
+    </w:p>
+    <w:p>
+      <w:pPr>
+        <w:pStyle w:val="SourceCode"/>
+        <w:spacing w:before="0" w:after="0" w:line="200" w:lineRule="auto"/>
+      </w:pPr>
+      <w:r>
         <w:t xml:space="preserve">        return out.str();</w:t>
       </w:r>
-      <w:r>
-        <w:br/>
-      </w:r>
-      <w:r>
-        <w:rPr>
-          <w:rStyle w:val="VerbatimChar"/>
-        </w:rPr>
+    </w:p>
+    <w:p>
+      <w:pPr>
+        <w:pStyle w:val="SourceCode"/>
+        <w:spacing w:before="0" w:after="0" w:line="200" w:lineRule="auto"/>
+      </w:pPr>
+      <w:r>
         <w:t xml:space="preserve">    }</w:t>
       </w:r>
-      <w:r>
-        <w:br/>
-      </w:r>
-      <w:r>
-        <w:br/>
-      </w:r>
-      <w:r>
-        <w:rPr>
-          <w:rStyle w:val="VerbatimChar"/>
-        </w:rPr>
+    </w:p>
+    <w:p>
+      <w:pPr>
+        <w:pStyle w:val="SourceCode"/>
+        <w:spacing w:before="0" w:after="0" w:line="200" w:lineRule="auto"/>
+      </w:pPr>
+    </w:p>
+    <w:p>
+      <w:pPr>
+        <w:pStyle w:val="SourceCode"/>
+        <w:spacing w:before="0" w:after="0" w:line="200" w:lineRule="auto"/>
+      </w:pPr>
+      <w:r>
         <w:t xml:space="preserve">    // Спрощений аналог PBKDF2: багаторазове хешування пари «сіль + пароль».</w:t>
       </w:r>
-      <w:r>
-        <w:br/>
-      </w:r>
-      <w:r>
-        <w:rPr>
-          <w:rStyle w:val="VerbatimChar"/>
-        </w:rPr>
+    </w:p>
+    <w:p>
+      <w:pPr>
+        <w:pStyle w:val="SourceCode"/>
+        <w:spacing w:before="0" w:after="0" w:line="200" w:lineRule="auto"/>
+      </w:pPr>
+      <w:r>
         <w:t xml:space="preserve">    // Ітерації роблять перевірку одного пароля повільною, тому перебір</w:t>
       </w:r>
-      <w:r>
-        <w:br/>
-      </w:r>
-      <w:r>
-        <w:rPr>
-          <w:rStyle w:val="VerbatimChar"/>
-        </w:rPr>
+    </w:p>
+    <w:p>
+      <w:pPr>
+        <w:pStyle w:val="SourceCode"/>
+        <w:spacing w:before="0" w:after="0" w:line="200" w:lineRule="auto"/>
+      </w:pPr>
+      <w:r>
         <w:t xml:space="preserve">    // мільярдів варіантів стає непрактичним.</w:t>
       </w:r>
-      <w:r>
-        <w:br/>
-      </w:r>
-      <w:r>
-        <w:rPr>
-          <w:rStyle w:val="VerbatimChar"/>
-        </w:rPr>
+    </w:p>
+    <w:p>
+      <w:pPr>
+        <w:pStyle w:val="SourceCode"/>
+        <w:spacing w:before="0" w:after="0" w:line="200" w:lineRule="auto"/>
+      </w:pPr>
+      <w:r>
         <w:t xml:space="preserve">    static std::string hashPassword(const std::string&amp; password, const Bytes&amp; salt) {</w:t>
       </w:r>
-      <w:r>
-        <w:br/>
-      </w:r>
-      <w:r>
-        <w:rPr>
-          <w:rStyle w:val="VerbatimChar"/>
-        </w:rPr>
+    </w:p>
+    <w:p>
+      <w:pPr>
+        <w:pStyle w:val="SourceCode"/>
+        <w:spacing w:before="0" w:after="0" w:line="200" w:lineRule="auto"/>
+      </w:pPr>
+      <w:r>
         <w:t xml:space="preserve">        std::string digest = sha256(toHex(salt) + password);</w:t>
       </w:r>
-      <w:r>
-        <w:br/>
-      </w:r>
-      <w:r>
-        <w:br/>
-      </w:r>
-      <w:r>
-        <w:rPr>
-          <w:rStyle w:val="VerbatimChar"/>
-        </w:rPr>
+    </w:p>
+    <w:p>
+      <w:pPr>
+        <w:pStyle w:val="SourceCode"/>
+        <w:spacing w:before="0" w:after="0" w:line="200" w:lineRule="auto"/>
+      </w:pPr>
+    </w:p>
+    <w:p>
+      <w:pPr>
+        <w:pStyle w:val="SourceCode"/>
+        <w:spacing w:before="0" w:after="0" w:line="200" w:lineRule="auto"/>
+      </w:pPr>
+      <w:r>
         <w:t xml:space="preserve">        for (int i = 1; i &lt; ITERATIONS; ++i) {</w:t>
       </w:r>
-      <w:r>
-        <w:br/>
-      </w:r>
-      <w:r>
-        <w:rPr>
-          <w:rStyle w:val="VerbatimChar"/>
-        </w:rPr>
+    </w:p>
+    <w:p>
+      <w:pPr>
+        <w:pStyle w:val="SourceCode"/>
+        <w:spacing w:before="0" w:after="0" w:line="200" w:lineRule="auto"/>
+      </w:pPr>
+      <w:r>
         <w:t xml:space="preserve">            digest = sha256(digest);</w:t>
       </w:r>
-      <w:r>
-        <w:br/>
-      </w:r>
-      <w:r>
-        <w:rPr>
-          <w:rStyle w:val="VerbatimChar"/>
-        </w:rPr>
+    </w:p>
+    <w:p>
+      <w:pPr>
+        <w:pStyle w:val="SourceCode"/>
+        <w:spacing w:before="0" w:after="0" w:line="200" w:lineRule="auto"/>
+      </w:pPr>
+      <w:r>
         <w:t xml:space="preserve">        }</w:t>
       </w:r>
-      <w:r>
-        <w:br/>
-      </w:r>
-      <w:r>
-        <w:rPr>
-          <w:rStyle w:val="VerbatimChar"/>
-        </w:rPr>
+    </w:p>
+    <w:p>
+      <w:pPr>
+        <w:pStyle w:val="SourceCode"/>
+        <w:spacing w:before="0" w:after="0" w:line="200" w:lineRule="auto"/>
+      </w:pPr>
+      <w:r>
         <w:t xml:space="preserve">        return digest;</w:t>
       </w:r>
-      <w:r>
-        <w:br/>
-      </w:r>
-      <w:r>
-        <w:rPr>
-          <w:rStyle w:val="VerbatimChar"/>
-        </w:rPr>
+    </w:p>
+    <w:p>
+      <w:pPr>
+        <w:pStyle w:val="SourceCode"/>
+        <w:spacing w:before="0" w:after="0" w:line="200" w:lineRule="auto"/>
+      </w:pPr>
+      <w:r>
         <w:t xml:space="preserve">    }</w:t>
       </w:r>
-      <w:r>
-        <w:br/>
-      </w:r>
-      <w:r>
-        <w:br/>
-      </w:r>
-      <w:r>
-        <w:rPr>
-          <w:rStyle w:val="VerbatimChar"/>
-        </w:rPr>
+    </w:p>
+    <w:p>
+      <w:pPr>
+        <w:pStyle w:val="SourceCode"/>
+        <w:spacing w:before="0" w:after="0" w:line="200" w:lineRule="auto"/>
+      </w:pPr>
+    </w:p>
+    <w:p>
+      <w:pPr>
+        <w:pStyle w:val="SourceCode"/>
+        <w:spacing w:before="0" w:after="0" w:line="200" w:lineRule="auto"/>
+      </w:pPr>
+      <w:r>
         <w:t xml:space="preserve">    // Один прохід SHA-256 — лише для порівняння швидкості у звіті.</w:t>
       </w:r>
-      <w:r>
-        <w:br/>
-      </w:r>
-      <w:r>
-        <w:rPr>
-          <w:rStyle w:val="VerbatimChar"/>
-        </w:rPr>
+    </w:p>
+    <w:p>
+      <w:pPr>
+        <w:pStyle w:val="SourceCode"/>
+        <w:spacing w:before="0" w:after="0" w:line="200" w:lineRule="auto"/>
+      </w:pPr>
+      <w:r>
         <w:t xml:space="preserve">    // У робочих системах так паролі не зберігають.</w:t>
       </w:r>
-      <w:r>
-        <w:br/>
-      </w:r>
-      <w:r>
-        <w:rPr>
-          <w:rStyle w:val="VerbatimChar"/>
-        </w:rPr>
+    </w:p>
+    <w:p>
+      <w:pPr>
+        <w:pStyle w:val="SourceCode"/>
+        <w:spacing w:before="0" w:after="0" w:line="200" w:lineRule="auto"/>
+      </w:pPr>
+      <w:r>
         <w:t xml:space="preserve">    static std::string simpleHash(const std::string&amp; password, const Bytes&amp; salt) {</w:t>
       </w:r>
-      <w:r>
-        <w:br/>
-      </w:r>
-      <w:r>
-        <w:rPr>
-          <w:rStyle w:val="VerbatimChar"/>
-        </w:rPr>
+    </w:p>
+    <w:p>
+      <w:pPr>
+        <w:pStyle w:val="SourceCode"/>
+        <w:spacing w:before="0" w:after="0" w:line="200" w:lineRule="auto"/>
+      </w:pPr>
+      <w:r>
         <w:t xml:space="preserve">        return sha256(toHex(salt) + password);</w:t>
       </w:r>
-      <w:r>
-        <w:br/>
-      </w:r>
-      <w:r>
-        <w:rPr>
-          <w:rStyle w:val="VerbatimChar"/>
-        </w:rPr>
+    </w:p>
+    <w:p>
+      <w:pPr>
+        <w:pStyle w:val="SourceCode"/>
+        <w:spacing w:before="0" w:after="0" w:line="200" w:lineRule="auto"/>
+      </w:pPr>
+      <w:r>
         <w:t xml:space="preserve">    }</w:t>
       </w:r>
-      <w:r>
-        <w:br/>
-      </w:r>
-      <w:r>
-        <w:br/>
-      </w:r>
-      <w:r>
-        <w:rPr>
-          <w:rStyle w:val="VerbatimChar"/>
-        </w:rPr>
+    </w:p>
+    <w:p>
+      <w:pPr>
+        <w:pStyle w:val="SourceCode"/>
+        <w:spacing w:before="0" w:after="0" w:line="200" w:lineRule="auto"/>
+      </w:pPr>
+    </w:p>
+    <w:p>
+      <w:pPr>
+        <w:pStyle w:val="SourceCode"/>
+        <w:spacing w:before="0" w:after="0" w:line="200" w:lineRule="auto"/>
+      </w:pPr>
+      <w:r>
         <w:t xml:space="preserve">    struct Credentials {</w:t>
       </w:r>
-      <w:r>
-        <w:br/>
-      </w:r>
-      <w:r>
-        <w:rPr>
-          <w:rStyle w:val="VerbatimChar"/>
-        </w:rPr>
+    </w:p>
+    <w:p>
+      <w:pPr>
+        <w:pStyle w:val="SourceCode"/>
+        <w:spacing w:before="0" w:after="0" w:line="200" w:lineRule="auto"/>
+      </w:pPr>
+      <w:r>
         <w:t xml:space="preserve">        Bytes salt;</w:t>
       </w:r>
-      <w:r>
-        <w:br/>
-      </w:r>
-      <w:r>
-        <w:rPr>
-          <w:rStyle w:val="VerbatimChar"/>
-        </w:rPr>
+    </w:p>
+    <w:p>
+      <w:pPr>
+        <w:pStyle w:val="SourceCode"/>
+        <w:spacing w:before="0" w:after="0" w:line="200" w:lineRule="auto"/>
+      </w:pPr>
+      <w:r>
         <w:t xml:space="preserve">        std::string hash;</w:t>
       </w:r>
-      <w:r>
-        <w:br/>
-      </w:r>
-      <w:r>
-        <w:rPr>
-          <w:rStyle w:val="VerbatimChar"/>
-        </w:rPr>
+    </w:p>
+    <w:p>
+      <w:pPr>
+        <w:pStyle w:val="SourceCode"/>
+        <w:spacing w:before="0" w:after="0" w:line="200" w:lineRule="auto"/>
+      </w:pPr>
+      <w:r>
         <w:t xml:space="preserve">    };</w:t>
       </w:r>
-      <w:r>
-        <w:br/>
-      </w:r>
-      <w:r>
-        <w:br/>
-      </w:r>
-      <w:r>
-        <w:rPr>
-          <w:rStyle w:val="VerbatimChar"/>
-        </w:rPr>
+    </w:p>
+    <w:p>
+      <w:pPr>
+        <w:pStyle w:val="SourceCode"/>
+        <w:spacing w:before="0" w:after="0" w:line="200" w:lineRule="auto"/>
+      </w:pPr>
+    </w:p>
+    <w:p>
+      <w:pPr>
+        <w:pStyle w:val="SourceCode"/>
+        <w:spacing w:before="0" w:after="0" w:line="200" w:lineRule="auto"/>
+      </w:pPr>
+      <w:r>
         <w:t xml:space="preserve">    // Реєстрація: у базі зберігаються лише сіль і хеш, самого пароля немає</w:t>
       </w:r>
-      <w:r>
-        <w:br/>
-      </w:r>
-      <w:r>
-        <w:rPr>
-          <w:rStyle w:val="VerbatimChar"/>
-        </w:rPr>
+    </w:p>
+    <w:p>
+      <w:pPr>
+        <w:pStyle w:val="SourceCode"/>
+        <w:spacing w:before="0" w:after="0" w:line="200" w:lineRule="auto"/>
+      </w:pPr>
+      <w:r>
         <w:t xml:space="preserve">    static Credentials registerUser(const std::string&amp; password) {</w:t>
       </w:r>
-      <w:r>
-        <w:br/>
-      </w:r>
-      <w:r>
-        <w:rPr>
-          <w:rStyle w:val="VerbatimChar"/>
-        </w:rPr>
+    </w:p>
+    <w:p>
+      <w:pPr>
+        <w:pStyle w:val="SourceCode"/>
+        <w:spacing w:before="0" w:after="0" w:line="200" w:lineRule="auto"/>
+      </w:pPr>
+      <w:r>
         <w:t xml:space="preserve">        Credentials credentials;</w:t>
       </w:r>
-      <w:r>
-        <w:br/>
-      </w:r>
-      <w:r>
-        <w:rPr>
-          <w:rStyle w:val="VerbatimChar"/>
-        </w:rPr>
+    </w:p>
+    <w:p>
+      <w:pPr>
+        <w:pStyle w:val="SourceCode"/>
+        <w:spacing w:before="0" w:after="0" w:line="200" w:lineRule="auto"/>
+      </w:pPr>
+      <w:r>
         <w:t xml:space="preserve">        credentials.salt = generateSalt();</w:t>
       </w:r>
-      <w:r>
-        <w:br/>
-      </w:r>
-      <w:r>
-        <w:rPr>
-          <w:rStyle w:val="VerbatimChar"/>
-        </w:rPr>
+    </w:p>
+    <w:p>
+      <w:pPr>
+        <w:pStyle w:val="SourceCode"/>
+        <w:spacing w:before="0" w:after="0" w:line="200" w:lineRule="auto"/>
+      </w:pPr>
+      <w:r>
         <w:t xml:space="preserve">        credentials.hash = hashPassword(password, credentials.salt);</w:t>
       </w:r>
-      <w:r>
-        <w:br/>
-      </w:r>
-      <w:r>
-        <w:rPr>
-          <w:rStyle w:val="VerbatimChar"/>
-        </w:rPr>
+    </w:p>
+    <w:p>
+      <w:pPr>
+        <w:pStyle w:val="SourceCode"/>
+        <w:spacing w:before="0" w:after="0" w:line="200" w:lineRule="auto"/>
+      </w:pPr>
+      <w:r>
         <w:t xml:space="preserve">        return credentials;</w:t>
       </w:r>
-      <w:r>
-        <w:br/>
-      </w:r>
-      <w:r>
-        <w:rPr>
-          <w:rStyle w:val="VerbatimChar"/>
-        </w:rPr>
+    </w:p>
+    <w:p>
+      <w:pPr>
+        <w:pStyle w:val="SourceCode"/>
+        <w:spacing w:before="0" w:after="0" w:line="200" w:lineRule="auto"/>
+      </w:pPr>
+      <w:r>
         <w:t xml:space="preserve">    }</w:t>
       </w:r>
-      <w:r>
-        <w:br/>
-      </w:r>
-      <w:r>
-        <w:br/>
-      </w:r>
-      <w:r>
-        <w:rPr>
-          <w:rStyle w:val="VerbatimChar"/>
-        </w:rPr>
+    </w:p>
+    <w:p>
+      <w:pPr>
+        <w:pStyle w:val="SourceCode"/>
+        <w:spacing w:before="0" w:after="0" w:line="200" w:lineRule="auto"/>
+      </w:pPr>
+    </w:p>
+    <w:p>
+      <w:pPr>
+        <w:pStyle w:val="SourceCode"/>
+        <w:spacing w:before="0" w:after="0" w:line="200" w:lineRule="auto"/>
+      </w:pPr>
+      <w:r>
         <w:t xml:space="preserve">    // Перевірка: пароль хешується з тією самою сіллю й порівнюється з базою</w:t>
       </w:r>
-      <w:r>
-        <w:br/>
-      </w:r>
-      <w:r>
-        <w:rPr>
-          <w:rStyle w:val="VerbatimChar"/>
-        </w:rPr>
+    </w:p>
+    <w:p>
+      <w:pPr>
+        <w:pStyle w:val="SourceCode"/>
+        <w:spacing w:before="0" w:after="0" w:line="200" w:lineRule="auto"/>
+      </w:pPr>
+      <w:r>
         <w:t xml:space="preserve">    static bool verifyPassword(const std::string&amp; password, const Credentials&amp; stored) {</w:t>
       </w:r>
-      <w:r>
-        <w:br/>
-      </w:r>
-      <w:r>
-        <w:rPr>
-          <w:rStyle w:val="VerbatimChar"/>
-        </w:rPr>
+    </w:p>
+    <w:p>
+      <w:pPr>
+        <w:pStyle w:val="SourceCode"/>
+        <w:spacing w:before="0" w:after="0" w:line="200" w:lineRule="auto"/>
+      </w:pPr>
+      <w:r>
         <w:t xml:space="preserve">        return constantTimeEquals(hashPassword(password, stored.salt), stored.hash);</w:t>
       </w:r>
-      <w:r>
-        <w:br/>
-      </w:r>
-      <w:r>
-        <w:rPr>
-          <w:rStyle w:val="VerbatimChar"/>
-        </w:rPr>
+    </w:p>
+    <w:p>
+      <w:pPr>
+        <w:pStyle w:val="SourceCode"/>
+        <w:spacing w:before="0" w:after="0" w:line="200" w:lineRule="auto"/>
+      </w:pPr>
+      <w:r>
         <w:t xml:space="preserve">    }</w:t>
       </w:r>
-      <w:r>
-        <w:br/>
-      </w:r>
-      <w:r>
-        <w:br/>
-      </w:r>
-      <w:r>
-        <w:rPr>
-          <w:rStyle w:val="VerbatimChar"/>
-        </w:rPr>
+    </w:p>
+    <w:p>
+      <w:pPr>
+        <w:pStyle w:val="SourceCode"/>
+        <w:spacing w:before="0" w:after="0" w:line="200" w:lineRule="auto"/>
+      </w:pPr>
+    </w:p>
+    <w:p>
+      <w:pPr>
+        <w:pStyle w:val="SourceCode"/>
+        <w:spacing w:before="0" w:after="0" w:line="200" w:lineRule="auto"/>
+      </w:pPr>
+      <w:r>
         <w:t xml:space="preserve">    // Порівняння за сталий час — див. завдання 2</w:t>
       </w:r>
-      <w:r>
-        <w:br/>
-      </w:r>
-      <w:r>
-        <w:rPr>
-          <w:rStyle w:val="VerbatimChar"/>
-        </w:rPr>
+    </w:p>
+    <w:p>
+      <w:pPr>
+        <w:pStyle w:val="SourceCode"/>
+        <w:spacing w:before="0" w:after="0" w:line="200" w:lineRule="auto"/>
+      </w:pPr>
+      <w:r>
         <w:t xml:space="preserve">    static bool constantTimeEquals(const std::string&amp; a, const std::string&amp; b) {</w:t>
       </w:r>
-      <w:r>
-        <w:br/>
-      </w:r>
-      <w:r>
-        <w:rPr>
-          <w:rStyle w:val="VerbatimChar"/>
-        </w:rPr>
+    </w:p>
+    <w:p>
+      <w:pPr>
+        <w:pStyle w:val="SourceCode"/>
+        <w:spacing w:before="0" w:after="0" w:line="200" w:lineRule="auto"/>
+      </w:pPr>
+      <w:r>
         <w:t xml:space="preserve">        if (a.size() != b.size()) return false;</w:t>
       </w:r>
-      <w:r>
-        <w:br/>
-      </w:r>
-      <w:r>
-        <w:br/>
-      </w:r>
-      <w:r>
-        <w:rPr>
-          <w:rStyle w:val="VerbatimChar"/>
-        </w:rPr>
+    </w:p>
+    <w:p>
+      <w:pPr>
+        <w:pStyle w:val="SourceCode"/>
+        <w:spacing w:before="0" w:after="0" w:line="200" w:lineRule="auto"/>
+      </w:pPr>
+    </w:p>
+    <w:p>
+      <w:pPr>
+        <w:pStyle w:val="SourceCode"/>
+        <w:spacing w:before="0" w:after="0" w:line="200" w:lineRule="auto"/>
+      </w:pPr>
+      <w:r>
         <w:t xml:space="preserve">        unsigned char diff = 0;</w:t>
       </w:r>
-      <w:r>
-        <w:br/>
-      </w:r>
-      <w:r>
-        <w:rPr>
-          <w:rStyle w:val="VerbatimChar"/>
-        </w:rPr>
+    </w:p>
+    <w:p>
+      <w:pPr>
+        <w:pStyle w:val="SourceCode"/>
+        <w:spacing w:before="0" w:after="0" w:line="200" w:lineRule="auto"/>
+      </w:pPr>
+      <w:r>
         <w:t xml:space="preserve">        for (size_t i = 0; i &lt; a.size(); ++i) {</w:t>
       </w:r>
-      <w:r>
-        <w:br/>
-      </w:r>
-      <w:r>
-        <w:rPr>
-          <w:rStyle w:val="VerbatimChar"/>
-        </w:rPr>
+    </w:p>
+    <w:p>
+      <w:pPr>
+        <w:pStyle w:val="SourceCode"/>
+        <w:spacing w:before="0" w:after="0" w:line="200" w:lineRule="auto"/>
+      </w:pPr>
+      <w:r>
         <w:t xml:space="preserve">            diff |= static_cast&lt;unsigned char&gt;(a[i] ^ b[i]);</w:t>
       </w:r>
-      <w:r>
-        <w:br/>
-      </w:r>
-      <w:r>
-        <w:rPr>
-          <w:rStyle w:val="VerbatimChar"/>
-        </w:rPr>
+    </w:p>
+    <w:p>
+      <w:pPr>
+        <w:pStyle w:val="SourceCode"/>
+        <w:spacing w:before="0" w:after="0" w:line="200" w:lineRule="auto"/>
+      </w:pPr>
+      <w:r>
         <w:t xml:space="preserve">        }</w:t>
       </w:r>
-      <w:r>
-        <w:br/>
-      </w:r>
-      <w:r>
-        <w:rPr>
-          <w:rStyle w:val="VerbatimChar"/>
-        </w:rPr>
+    </w:p>
+    <w:p>
+      <w:pPr>
+        <w:pStyle w:val="SourceCode"/>
+        <w:spacing w:before="0" w:after="0" w:line="200" w:lineRule="auto"/>
+      </w:pPr>
+      <w:r>
         <w:t xml:space="preserve">        return diff == 0;</w:t>
       </w:r>
-      <w:r>
-        <w:br/>
-      </w:r>
-      <w:r>
-        <w:rPr>
-          <w:rStyle w:val="VerbatimChar"/>
-        </w:rPr>
+    </w:p>
+    <w:p>
+      <w:pPr>
+        <w:pStyle w:val="SourceCode"/>
+        <w:spacing w:before="0" w:after="0" w:line="200" w:lineRule="auto"/>
+      </w:pPr>
+      <w:r>
         <w:t xml:space="preserve">    }</w:t>
       </w:r>
-      <w:r>
-        <w:br/>
-      </w:r>
-      <w:r>
-        <w:rPr>
-          <w:rStyle w:val="VerbatimChar"/>
-        </w:rPr>
+    </w:p>
+    <w:p>
+      <w:pPr>
+        <w:pStyle w:val="SourceCode"/>
+        <w:spacing w:before="0" w:after="0" w:line="200" w:lineRule="auto"/>
+      </w:pPr>
+      <w:r>
         <w:t xml:space="preserve">};</w:t>
       </w:r>
-      <w:r>
-        <w:br/>
-      </w:r>
-      <w:r>
-        <w:br/>
-      </w:r>
-      <w:r>
-        <w:rPr>
-          <w:rStyle w:val="VerbatimChar"/>
-        </w:rPr>
+    </w:p>
+    <w:p>
+      <w:pPr>
+        <w:pStyle w:val="SourceCode"/>
+        <w:spacing w:before="0" w:after="0" w:line="200" w:lineRule="auto"/>
+      </w:pPr>
+    </w:p>
+    <w:p>
+      <w:pPr>
+        <w:pStyle w:val="SourceCode"/>
+        <w:spacing w:before="0" w:after="0" w:line="200" w:lineRule="auto"/>
+      </w:pPr>
+      <w:r>
         <w:t xml:space="preserve">int main() {</w:t>
       </w:r>
-      <w:r>
-        <w:br/>
-      </w:r>
-      <w:r>
-        <w:rPr>
-          <w:rStyle w:val="VerbatimChar"/>
-        </w:rPr>
+    </w:p>
+    <w:p>
+      <w:pPr>
+        <w:pStyle w:val="SourceCode"/>
+        <w:spacing w:before="0" w:after="0" w:line="200" w:lineRule="auto"/>
+      </w:pPr>
+      <w:r>
         <w:t xml:space="preserve">    std::string password = "S3cret!Pass";</w:t>
       </w:r>
-      <w:r>
-        <w:br/>
-      </w:r>
-      <w:r>
-        <w:br/>
-      </w:r>
-      <w:r>
-        <w:rPr>
-          <w:rStyle w:val="VerbatimChar"/>
-        </w:rPr>
+    </w:p>
+    <w:p>
+      <w:pPr>
+        <w:pStyle w:val="SourceCode"/>
+        <w:spacing w:before="0" w:after="0" w:line="200" w:lineRule="auto"/>
+      </w:pPr>
+    </w:p>
+    <w:p>
+      <w:pPr>
+        <w:pStyle w:val="SourceCode"/>
+        <w:spacing w:before="0" w:after="0" w:line="200" w:lineRule="auto"/>
+      </w:pPr>
+      <w:r>
         <w:t xml:space="preserve">    PasswordManager::Credentials stored = PasswordManager::registerUser(password);</w:t>
       </w:r>
-      <w:r>
-        <w:br/>
-      </w:r>
-      <w:r>
-        <w:rPr>
-          <w:rStyle w:val="VerbatimChar"/>
-        </w:rPr>
+    </w:p>
+    <w:p>
+      <w:pPr>
+        <w:pStyle w:val="SourceCode"/>
+        <w:spacing w:before="0" w:after="0" w:line="200" w:lineRule="auto"/>
+      </w:pPr>
+      <w:r>
         <w:t xml:space="preserve">    std::cout &lt;&lt; "Сіль (hex): " &lt;&lt; PasswordManager::toHex(stored.salt) &lt;&lt; "\n";</w:t>
       </w:r>
-      <w:r>
-        <w:br/>
-      </w:r>
-      <w:r>
-        <w:rPr>
-          <w:rStyle w:val="VerbatimChar"/>
-        </w:rPr>
+    </w:p>
+    <w:p>
+      <w:pPr>
+        <w:pStyle w:val="SourceCode"/>
+        <w:spacing w:before="0" w:after="0" w:line="200" w:lineRule="auto"/>
+      </w:pPr>
+      <w:r>
         <w:t xml:space="preserve">    std::cout &lt;&lt; "Хеш:        " &lt;&lt; stored.hash.substr(0, 32) &lt;&lt; "...\n\n";</w:t>
       </w:r>
-      <w:r>
-        <w:br/>
-      </w:r>
-      <w:r>
-        <w:br/>
-      </w:r>
-      <w:r>
-        <w:rPr>
-          <w:rStyle w:val="VerbatimChar"/>
-        </w:rPr>
+    </w:p>
+    <w:p>
+      <w:pPr>
+        <w:pStyle w:val="SourceCode"/>
+        <w:spacing w:before="0" w:after="0" w:line="200" w:lineRule="auto"/>
+      </w:pPr>
+    </w:p>
+    <w:p>
+      <w:pPr>
+        <w:pStyle w:val="SourceCode"/>
+        <w:spacing w:before="0" w:after="0" w:line="200" w:lineRule="auto"/>
+      </w:pPr>
+      <w:r>
         <w:t xml:space="preserve">    std::cout &lt;&lt; "Правильний пароль: "</w:t>
       </w:r>
-      <w:r>
-        <w:br/>
-      </w:r>
-      <w:r>
-        <w:rPr>
-          <w:rStyle w:val="VerbatimChar"/>
-        </w:rPr>
-        <w:t xml:space="preserve">              &lt;&lt; (PasswordManager::verifyPassword(password, stored) ? "доступ надано" : "відмова") &lt;&lt; "\n";</w:t>
-      </w:r>
-      <w:r>
-        <w:br/>
-      </w:r>
-      <w:r>
-        <w:rPr>
-          <w:rStyle w:val="VerbatimChar"/>
-        </w:rPr>
+    </w:p>
+    <w:p>
+      <w:pPr>
+        <w:pStyle w:val="SourceCode"/>
+        <w:spacing w:before="0" w:after="0" w:line="200" w:lineRule="auto"/>
+      </w:pPr>
+      <w:r>
+        <w:t xml:space="preserve">              &lt;&lt; (PasswordManager::verifyPassword(password, stored)</w:t>
+      </w:r>
+    </w:p>
+    <w:p>
+      <w:pPr>
+        <w:pStyle w:val="SourceCode"/>
+        <w:spacing w:before="0" w:after="0" w:line="200" w:lineRule="auto"/>
+      </w:pPr>
+      <w:r>
+        <w:t xml:space="preserve">                    ? "доступ надано" : "відмова") &lt;&lt; "\n";</w:t>
+      </w:r>
+    </w:p>
+    <w:p>
+      <w:pPr>
+        <w:pStyle w:val="SourceCode"/>
+        <w:spacing w:before="0" w:after="0" w:line="200" w:lineRule="auto"/>
+      </w:pPr>
+      <w:r>
         <w:t xml:space="preserve">    std::cout &lt;&lt; "Хибний пароль:     "</w:t>
       </w:r>
-      <w:r>
-        <w:br/>
-      </w:r>
-      <w:r>
-        <w:rPr>
-          <w:rStyle w:val="VerbatimChar"/>
-        </w:rPr>
-        <w:t xml:space="preserve">              &lt;&lt; (PasswordManager::verifyPassword("wrong", stored) ? "доступ надано" : "відмова") &lt;&lt; "\n";</w:t>
-      </w:r>
-      <w:r>
-        <w:br/>
-      </w:r>
-      <w:r>
-        <w:br/>
-      </w:r>
-      <w:r>
-        <w:rPr>
-          <w:rStyle w:val="VerbatimChar"/>
-        </w:rPr>
+    </w:p>
+    <w:p>
+      <w:pPr>
+        <w:pStyle w:val="SourceCode"/>
+        <w:spacing w:before="0" w:after="0" w:line="200" w:lineRule="auto"/>
+      </w:pPr>
+      <w:r>
+        <w:t xml:space="preserve">              &lt;&lt; (PasswordManager::verifyPassword("wrong", stored)</w:t>
+      </w:r>
+    </w:p>
+    <w:p>
+      <w:pPr>
+        <w:pStyle w:val="SourceCode"/>
+        <w:spacing w:before="0" w:after="0" w:line="200" w:lineRule="auto"/>
+      </w:pPr>
+      <w:r>
+        <w:t xml:space="preserve">                    ? "доступ надано" : "відмова") &lt;&lt; "\n";</w:t>
+      </w:r>
+    </w:p>
+    <w:p>
+      <w:pPr>
+        <w:pStyle w:val="SourceCode"/>
+        <w:spacing w:before="0" w:after="0" w:line="200" w:lineRule="auto"/>
+      </w:pPr>
+    </w:p>
+    <w:p>
+      <w:pPr>
+        <w:pStyle w:val="SourceCode"/>
+        <w:spacing w:before="0" w:after="0" w:line="200" w:lineRule="auto"/>
+      </w:pPr>
+      <w:r>
         <w:t xml:space="preserve">    // Та сама сіль двічі не повторюється, тому однакові паролі</w:t>
       </w:r>
-      <w:r>
-        <w:br/>
-      </w:r>
-      <w:r>
-        <w:rPr>
-          <w:rStyle w:val="VerbatimChar"/>
-        </w:rPr>
+    </w:p>
+    <w:p>
+      <w:pPr>
+        <w:pStyle w:val="SourceCode"/>
+        <w:spacing w:before="0" w:after="0" w:line="200" w:lineRule="auto"/>
+      </w:pPr>
+      <w:r>
         <w:t xml:space="preserve">    // дають різні хеші — райдужні таблиці стають марними</w:t>
       </w:r>
-      <w:r>
-        <w:br/>
-      </w:r>
-      <w:r>
-        <w:rPr>
-          <w:rStyle w:val="VerbatimChar"/>
-        </w:rPr>
+    </w:p>
+    <w:p>
+      <w:pPr>
+        <w:pStyle w:val="SourceCode"/>
+        <w:spacing w:before="0" w:after="0" w:line="200" w:lineRule="auto"/>
+      </w:pPr>
+      <w:r>
         <w:t xml:space="preserve">    PasswordManager::Credentials another = PasswordManager::registerUser(password);</w:t>
       </w:r>
-      <w:r>
-        <w:br/>
-      </w:r>
-      <w:r>
-        <w:rPr>
-          <w:rStyle w:val="VerbatimChar"/>
-        </w:rPr>
+    </w:p>
+    <w:p>
+      <w:pPr>
+        <w:pStyle w:val="SourceCode"/>
+        <w:spacing w:before="0" w:after="0" w:line="200" w:lineRule="auto"/>
+      </w:pPr>
+      <w:r>
         <w:t xml:space="preserve">    std::cout &lt;&lt; "\nТой самий пароль, інша сіль: хеші "</w:t>
       </w:r>
-      <w:r>
-        <w:br/>
-      </w:r>
-      <w:r>
-        <w:rPr>
-          <w:rStyle w:val="VerbatimChar"/>
-        </w:rPr>
+    </w:p>
+    <w:p>
+      <w:pPr>
+        <w:pStyle w:val="SourceCode"/>
+        <w:spacing w:before="0" w:after="0" w:line="200" w:lineRule="auto"/>
+      </w:pPr>
+      <w:r>
         <w:t xml:space="preserve">              &lt;&lt; (another.hash == stored.hash ? "збігаються" : "різні") &lt;&lt; "\n";</w:t>
       </w:r>
-      <w:r>
-        <w:br/>
-      </w:r>
-      <w:r>
-        <w:br/>
-      </w:r>
-      <w:r>
-        <w:rPr>
-          <w:rStyle w:val="VerbatimChar"/>
-        </w:rPr>
+    </w:p>
+    <w:p>
+      <w:pPr>
+        <w:pStyle w:val="SourceCode"/>
+        <w:spacing w:before="0" w:after="0" w:line="200" w:lineRule="auto"/>
+      </w:pPr>
+    </w:p>
+    <w:p>
+      <w:pPr>
+        <w:pStyle w:val="SourceCode"/>
+        <w:spacing w:before="0" w:after="0" w:line="200" w:lineRule="auto"/>
+      </w:pPr>
+      <w:r>
         <w:t xml:space="preserve">    return 0;</w:t>
       </w:r>
-      <w:r>
-        <w:br/>
-      </w:r>
-      <w:r>
-        <w:rPr>
-          <w:rStyle w:val="VerbatimChar"/>
-        </w:rPr>
+    </w:p>
+    <w:p>
+      <w:pPr>
+        <w:pStyle w:val="SourceCode"/>
+        <w:spacing w:before="0" w:after="120" w:line="200" w:lineRule="auto"/>
+      </w:pPr>
+      <w:r>
         <w:t xml:space="preserve">}</w:t>
       </w:r>
     </w:p>
@@ -2229,53 +2300,57 @@
     <w:p>
       <w:pPr>
         <w:pStyle w:val="SourceCode"/>
-      </w:pPr>
-      <w:r>
-        <w:rPr>
-          <w:rStyle w:val="VerbatimChar"/>
-        </w:rPr>
+        <w:spacing w:before="120" w:after="0" w:line="200" w:lineRule="auto"/>
+      </w:pPr>
+      <w:r>
         <w:t xml:space="preserve">Сіль (hex): a2fb3f4ec04865e6a78c4e569a90461b</w:t>
       </w:r>
-      <w:r>
-        <w:br/>
-      </w:r>
-      <w:r>
-        <w:rPr>
-          <w:rStyle w:val="VerbatimChar"/>
-        </w:rPr>
+    </w:p>
+    <w:p>
+      <w:pPr>
+        <w:pStyle w:val="SourceCode"/>
+        <w:spacing w:before="0" w:after="0" w:line="200" w:lineRule="auto"/>
+      </w:pPr>
+      <w:r>
         <w:t xml:space="preserve">Хеш:        22fc81b09e78ac3352902d914964bb1e...</w:t>
       </w:r>
-      <w:r>
-        <w:br/>
-      </w:r>
-      <w:r>
-        <w:br/>
-      </w:r>
-      <w:r>
-        <w:rPr>
-          <w:rStyle w:val="VerbatimChar"/>
-        </w:rPr>
+    </w:p>
+    <w:p>
+      <w:pPr>
+        <w:pStyle w:val="SourceCode"/>
+        <w:spacing w:before="0" w:after="0" w:line="200" w:lineRule="auto"/>
+      </w:pPr>
+    </w:p>
+    <w:p>
+      <w:pPr>
+        <w:pStyle w:val="SourceCode"/>
+        <w:spacing w:before="0" w:after="0" w:line="200" w:lineRule="auto"/>
+      </w:pPr>
+      <w:r>
         <w:t xml:space="preserve">Правильний пароль: доступ надано</w:t>
       </w:r>
-      <w:r>
-        <w:br/>
-      </w:r>
-      <w:r>
-        <w:rPr>
-          <w:rStyle w:val="VerbatimChar"/>
-        </w:rPr>
+    </w:p>
+    <w:p>
+      <w:pPr>
+        <w:pStyle w:val="SourceCode"/>
+        <w:spacing w:before="0" w:after="0" w:line="200" w:lineRule="auto"/>
+      </w:pPr>
+      <w:r>
         <w:t xml:space="preserve">Хибний пароль:     відмова</w:t>
       </w:r>
-      <w:r>
-        <w:br/>
-      </w:r>
-      <w:r>
-        <w:br/>
-      </w:r>
-      <w:r>
-        <w:rPr>
-          <w:rStyle w:val="VerbatimChar"/>
-        </w:rPr>
+    </w:p>
+    <w:p>
+      <w:pPr>
+        <w:pStyle w:val="SourceCode"/>
+        <w:spacing w:before="0" w:after="0" w:line="200" w:lineRule="auto"/>
+      </w:pPr>
+    </w:p>
+    <w:p>
+      <w:pPr>
+        <w:pStyle w:val="SourceCode"/>
+        <w:spacing w:before="0" w:after="120" w:line="200" w:lineRule="auto"/>
+      </w:pPr>
+      <w:r>
         <w:t xml:space="preserve">Той самий пароль, інша сіль: хеші різні</w:t>
       </w:r>
     </w:p>
@@ -2292,524 +2367,558 @@
     <w:p>
       <w:pPr>
         <w:pStyle w:val="SourceCode"/>
-      </w:pPr>
-      <w:r>
-        <w:rPr>
-          <w:rStyle w:val="VerbatimChar"/>
-        </w:rPr>
+        <w:spacing w:before="120" w:after="0" w:line="200" w:lineRule="auto"/>
+      </w:pPr>
+      <w:r>
         <w:t xml:space="preserve">#include &lt;iostream&gt;</w:t>
       </w:r>
-      <w:r>
-        <w:br/>
-      </w:r>
-      <w:r>
-        <w:rPr>
-          <w:rStyle w:val="VerbatimChar"/>
-        </w:rPr>
+    </w:p>
+    <w:p>
+      <w:pPr>
+        <w:pStyle w:val="SourceCode"/>
+        <w:spacing w:before="0" w:after="0" w:line="200" w:lineRule="auto"/>
+      </w:pPr>
+      <w:r>
         <w:t xml:space="preserve">#include &lt;string&gt;</w:t>
       </w:r>
-      <w:r>
-        <w:br/>
-      </w:r>
-      <w:r>
-        <w:rPr>
-          <w:rStyle w:val="VerbatimChar"/>
-        </w:rPr>
+    </w:p>
+    <w:p>
+      <w:pPr>
+        <w:pStyle w:val="SourceCode"/>
+        <w:spacing w:before="0" w:after="0" w:line="200" w:lineRule="auto"/>
+      </w:pPr>
+      <w:r>
         <w:t xml:space="preserve">#include &lt;chrono&gt;</w:t>
       </w:r>
-      <w:r>
-        <w:br/>
-      </w:r>
-      <w:r>
-        <w:br/>
-      </w:r>
-      <w:r>
-        <w:rPr>
-          <w:rStyle w:val="VerbatimChar"/>
-        </w:rPr>
+    </w:p>
+    <w:p>
+      <w:pPr>
+        <w:pStyle w:val="SourceCode"/>
+        <w:spacing w:before="0" w:after="0" w:line="200" w:lineRule="auto"/>
+      </w:pPr>
+    </w:p>
+    <w:p>
+      <w:pPr>
+        <w:pStyle w:val="SourceCode"/>
+        <w:spacing w:before="0" w:after="0" w:line="200" w:lineRule="auto"/>
+      </w:pPr>
+      <w:r>
         <w:t xml:space="preserve">// НЕБЕЗПЕЧНЕ порівняння: виходить із циклу на першій розбіжності,</w:t>
       </w:r>
-      <w:r>
-        <w:br/>
-      </w:r>
-      <w:r>
-        <w:rPr>
-          <w:rStyle w:val="VerbatimChar"/>
-        </w:rPr>
+    </w:p>
+    <w:p>
+      <w:pPr>
+        <w:pStyle w:val="SourceCode"/>
+        <w:spacing w:before="0" w:after="0" w:line="200" w:lineRule="auto"/>
+      </w:pPr>
+      <w:r>
         <w:t xml:space="preserve">// тому час виконання залежить від кількості правильних символів</w:t>
       </w:r>
-      <w:r>
-        <w:br/>
-      </w:r>
-      <w:r>
-        <w:rPr>
-          <w:rStyle w:val="VerbatimChar"/>
-        </w:rPr>
+    </w:p>
+    <w:p>
+      <w:pPr>
+        <w:pStyle w:val="SourceCode"/>
+        <w:spacing w:before="0" w:after="0" w:line="200" w:lineRule="auto"/>
+      </w:pPr>
+      <w:r>
         <w:t xml:space="preserve">bool unsafeCompare(const std::string&amp; a, const std::string&amp; b) {</w:t>
       </w:r>
-      <w:r>
-        <w:br/>
-      </w:r>
-      <w:r>
-        <w:rPr>
-          <w:rStyle w:val="VerbatimChar"/>
-        </w:rPr>
+    </w:p>
+    <w:p>
+      <w:pPr>
+        <w:pStyle w:val="SourceCode"/>
+        <w:spacing w:before="0" w:after="0" w:line="200" w:lineRule="auto"/>
+      </w:pPr>
+      <w:r>
         <w:t xml:space="preserve">    if (a.size() != b.size()) return false;</w:t>
       </w:r>
-      <w:r>
-        <w:br/>
-      </w:r>
-      <w:r>
-        <w:br/>
-      </w:r>
-      <w:r>
-        <w:rPr>
-          <w:rStyle w:val="VerbatimChar"/>
-        </w:rPr>
+    </w:p>
+    <w:p>
+      <w:pPr>
+        <w:pStyle w:val="SourceCode"/>
+        <w:spacing w:before="0" w:after="0" w:line="200" w:lineRule="auto"/>
+      </w:pPr>
+    </w:p>
+    <w:p>
+      <w:pPr>
+        <w:pStyle w:val="SourceCode"/>
+        <w:spacing w:before="0" w:after="0" w:line="200" w:lineRule="auto"/>
+      </w:pPr>
+      <w:r>
         <w:t xml:space="preserve">    for (size_t i = 0; i &lt; a.size(); ++i) {</w:t>
       </w:r>
-      <w:r>
-        <w:br/>
-      </w:r>
-      <w:r>
-        <w:rPr>
-          <w:rStyle w:val="VerbatimChar"/>
-        </w:rPr>
+    </w:p>
+    <w:p>
+      <w:pPr>
+        <w:pStyle w:val="SourceCode"/>
+        <w:spacing w:before="0" w:after="0" w:line="200" w:lineRule="auto"/>
+      </w:pPr>
+      <w:r>
         <w:t xml:space="preserve">        if (a[i] != b[i]) return false;   // ранній вихід — джерело витоку</w:t>
       </w:r>
-      <w:r>
-        <w:br/>
-      </w:r>
-      <w:r>
-        <w:rPr>
-          <w:rStyle w:val="VerbatimChar"/>
-        </w:rPr>
+    </w:p>
+    <w:p>
+      <w:pPr>
+        <w:pStyle w:val="SourceCode"/>
+        <w:spacing w:before="0" w:after="0" w:line="200" w:lineRule="auto"/>
+      </w:pPr>
+      <w:r>
         <w:t xml:space="preserve">    }</w:t>
       </w:r>
-      <w:r>
-        <w:br/>
-      </w:r>
-      <w:r>
-        <w:rPr>
-          <w:rStyle w:val="VerbatimChar"/>
-        </w:rPr>
+    </w:p>
+    <w:p>
+      <w:pPr>
+        <w:pStyle w:val="SourceCode"/>
+        <w:spacing w:before="0" w:after="0" w:line="200" w:lineRule="auto"/>
+      </w:pPr>
+      <w:r>
         <w:t xml:space="preserve">    return true;</w:t>
       </w:r>
-      <w:r>
-        <w:br/>
-      </w:r>
-      <w:r>
-        <w:rPr>
-          <w:rStyle w:val="VerbatimChar"/>
-        </w:rPr>
+    </w:p>
+    <w:p>
+      <w:pPr>
+        <w:pStyle w:val="SourceCode"/>
+        <w:spacing w:before="0" w:after="0" w:line="200" w:lineRule="auto"/>
+      </w:pPr>
+      <w:r>
         <w:t xml:space="preserve">}</w:t>
       </w:r>
-      <w:r>
-        <w:br/>
-      </w:r>
-      <w:r>
-        <w:br/>
-      </w:r>
-      <w:r>
-        <w:rPr>
-          <w:rStyle w:val="VerbatimChar"/>
-        </w:rPr>
+    </w:p>
+    <w:p>
+      <w:pPr>
+        <w:pStyle w:val="SourceCode"/>
+        <w:spacing w:before="0" w:after="0" w:line="200" w:lineRule="auto"/>
+      </w:pPr>
+    </w:p>
+    <w:p>
+      <w:pPr>
+        <w:pStyle w:val="SourceCode"/>
+        <w:spacing w:before="0" w:after="0" w:line="200" w:lineRule="auto"/>
+      </w:pPr>
+      <w:r>
         <w:t xml:space="preserve">// БЕЗПЕЧНЕ порівняння: завжди обходить усі байти,</w:t>
       </w:r>
-      <w:r>
-        <w:br/>
-      </w:r>
-      <w:r>
-        <w:rPr>
-          <w:rStyle w:val="VerbatimChar"/>
-        </w:rPr>
+    </w:p>
+    <w:p>
+      <w:pPr>
+        <w:pStyle w:val="SourceCode"/>
+        <w:spacing w:before="0" w:after="0" w:line="200" w:lineRule="auto"/>
+      </w:pPr>
+      <w:r>
         <w:t xml:space="preserve">// результат накопичується операцією XOR</w:t>
       </w:r>
-      <w:r>
-        <w:br/>
-      </w:r>
-      <w:r>
-        <w:rPr>
-          <w:rStyle w:val="VerbatimChar"/>
-        </w:rPr>
+    </w:p>
+    <w:p>
+      <w:pPr>
+        <w:pStyle w:val="SourceCode"/>
+        <w:spacing w:before="0" w:after="0" w:line="200" w:lineRule="auto"/>
+      </w:pPr>
+      <w:r>
         <w:t xml:space="preserve">bool safeCompare(const std::string&amp; a, const std::string&amp; b) {</w:t>
       </w:r>
-      <w:r>
-        <w:br/>
-      </w:r>
-      <w:r>
-        <w:rPr>
-          <w:rStyle w:val="VerbatimChar"/>
-        </w:rPr>
+    </w:p>
+    <w:p>
+      <w:pPr>
+        <w:pStyle w:val="SourceCode"/>
+        <w:spacing w:before="0" w:after="0" w:line="200" w:lineRule="auto"/>
+      </w:pPr>
+      <w:r>
         <w:t xml:space="preserve">    if (a.size() != b.size()) return false;</w:t>
       </w:r>
-      <w:r>
-        <w:br/>
-      </w:r>
-      <w:r>
-        <w:br/>
-      </w:r>
-      <w:r>
-        <w:rPr>
-          <w:rStyle w:val="VerbatimChar"/>
-        </w:rPr>
+    </w:p>
+    <w:p>
+      <w:pPr>
+        <w:pStyle w:val="SourceCode"/>
+        <w:spacing w:before="0" w:after="0" w:line="200" w:lineRule="auto"/>
+      </w:pPr>
+    </w:p>
+    <w:p>
+      <w:pPr>
+        <w:pStyle w:val="SourceCode"/>
+        <w:spacing w:before="0" w:after="0" w:line="200" w:lineRule="auto"/>
+      </w:pPr>
+      <w:r>
         <w:t xml:space="preserve">    unsigned char diff = 0;</w:t>
       </w:r>
-      <w:r>
-        <w:br/>
-      </w:r>
-      <w:r>
-        <w:rPr>
-          <w:rStyle w:val="VerbatimChar"/>
-        </w:rPr>
+    </w:p>
+    <w:p>
+      <w:pPr>
+        <w:pStyle w:val="SourceCode"/>
+        <w:spacing w:before="0" w:after="0" w:line="200" w:lineRule="auto"/>
+      </w:pPr>
+      <w:r>
         <w:t xml:space="preserve">    for (size_t i = 0; i &lt; a.size(); ++i) {</w:t>
       </w:r>
-      <w:r>
-        <w:br/>
-      </w:r>
-      <w:r>
-        <w:rPr>
-          <w:rStyle w:val="VerbatimChar"/>
-        </w:rPr>
+    </w:p>
+    <w:p>
+      <w:pPr>
+        <w:pStyle w:val="SourceCode"/>
+        <w:spacing w:before="0" w:after="0" w:line="200" w:lineRule="auto"/>
+      </w:pPr>
+      <w:r>
         <w:t xml:space="preserve">        diff |= static_cast&lt;unsigned char&gt;(a[i] ^ b[i]);</w:t>
       </w:r>
-      <w:r>
-        <w:br/>
-      </w:r>
-      <w:r>
-        <w:rPr>
-          <w:rStyle w:val="VerbatimChar"/>
-        </w:rPr>
+    </w:p>
+    <w:p>
+      <w:pPr>
+        <w:pStyle w:val="SourceCode"/>
+        <w:spacing w:before="0" w:after="0" w:line="200" w:lineRule="auto"/>
+      </w:pPr>
+      <w:r>
         <w:t xml:space="preserve">    }</w:t>
       </w:r>
-      <w:r>
-        <w:br/>
-      </w:r>
-      <w:r>
-        <w:rPr>
-          <w:rStyle w:val="VerbatimChar"/>
-        </w:rPr>
+    </w:p>
+    <w:p>
+      <w:pPr>
+        <w:pStyle w:val="SourceCode"/>
+        <w:spacing w:before="0" w:after="0" w:line="200" w:lineRule="auto"/>
+      </w:pPr>
+      <w:r>
         <w:t xml:space="preserve">    return diff == 0;</w:t>
       </w:r>
-      <w:r>
-        <w:br/>
-      </w:r>
-      <w:r>
-        <w:rPr>
-          <w:rStyle w:val="VerbatimChar"/>
-        </w:rPr>
+    </w:p>
+    <w:p>
+      <w:pPr>
+        <w:pStyle w:val="SourceCode"/>
+        <w:spacing w:before="0" w:after="0" w:line="200" w:lineRule="auto"/>
+      </w:pPr>
+      <w:r>
         <w:t xml:space="preserve">}</w:t>
       </w:r>
-      <w:r>
-        <w:br/>
-      </w:r>
-      <w:r>
-        <w:br/>
-      </w:r>
-      <w:r>
-        <w:rPr>
-          <w:rStyle w:val="VerbatimChar"/>
-        </w:rPr>
+    </w:p>
+    <w:p>
+      <w:pPr>
+        <w:pStyle w:val="SourceCode"/>
+        <w:spacing w:before="0" w:after="0" w:line="200" w:lineRule="auto"/>
+      </w:pPr>
+    </w:p>
+    <w:p>
+      <w:pPr>
+        <w:pStyle w:val="SourceCode"/>
+        <w:spacing w:before="0" w:after="0" w:line="200" w:lineRule="auto"/>
+      </w:pPr>
+      <w:r>
         <w:t xml:space="preserve">// Вимірює середній час одного порівняння</w:t>
       </w:r>
-      <w:r>
-        <w:br/>
-      </w:r>
-      <w:r>
-        <w:rPr>
-          <w:rStyle w:val="VerbatimChar"/>
-        </w:rPr>
+    </w:p>
+    <w:p>
+      <w:pPr>
+        <w:pStyle w:val="SourceCode"/>
+        <w:spacing w:before="0" w:after="0" w:line="200" w:lineRule="auto"/>
+      </w:pPr>
+      <w:r>
         <w:t xml:space="preserve">template &lt;typename Compare&gt;</w:t>
       </w:r>
-      <w:r>
-        <w:br/>
-      </w:r>
-      <w:r>
-        <w:rPr>
-          <w:rStyle w:val="VerbatimChar"/>
-        </w:rPr>
+    </w:p>
+    <w:p>
+      <w:pPr>
+        <w:pStyle w:val="SourceCode"/>
+        <w:spacing w:before="0" w:after="0" w:line="200" w:lineRule="auto"/>
+      </w:pPr>
+      <w:r>
         <w:t xml:space="preserve">double measure(Compare compare, const std::string&amp; secret, const std::string&amp; attempt) {</w:t>
       </w:r>
-      <w:r>
-        <w:br/>
-      </w:r>
-      <w:r>
-        <w:rPr>
-          <w:rStyle w:val="VerbatimChar"/>
-        </w:rPr>
+    </w:p>
+    <w:p>
+      <w:pPr>
+        <w:pStyle w:val="SourceCode"/>
+        <w:spacing w:before="0" w:after="0" w:line="200" w:lineRule="auto"/>
+      </w:pPr>
+      <w:r>
         <w:t xml:space="preserve">    const int REPEATS = 200000;</w:t>
       </w:r>
-      <w:r>
-        <w:br/>
-      </w:r>
-      <w:r>
-        <w:rPr>
-          <w:rStyle w:val="VerbatimChar"/>
-        </w:rPr>
+    </w:p>
+    <w:p>
+      <w:pPr>
+        <w:pStyle w:val="SourceCode"/>
+        <w:spacing w:before="0" w:after="0" w:line="200" w:lineRule="auto"/>
+      </w:pPr>
+      <w:r>
         <w:t xml:space="preserve">    auto start = std::chrono::high_resolution_clock::now();</w:t>
       </w:r>
-      <w:r>
-        <w:br/>
-      </w:r>
-      <w:r>
-        <w:br/>
-      </w:r>
-      <w:r>
-        <w:rPr>
-          <w:rStyle w:val="VerbatimChar"/>
-        </w:rPr>
+    </w:p>
+    <w:p>
+      <w:pPr>
+        <w:pStyle w:val="SourceCode"/>
+        <w:spacing w:before="0" w:after="0" w:line="200" w:lineRule="auto"/>
+      </w:pPr>
+    </w:p>
+    <w:p>
+      <w:pPr>
+        <w:pStyle w:val="SourceCode"/>
+        <w:spacing w:before="0" w:after="0" w:line="200" w:lineRule="auto"/>
+      </w:pPr>
+      <w:r>
         <w:t xml:space="preserve">    volatile bool sink = false;               // заважає оптимізатору прибрати виклик</w:t>
       </w:r>
-      <w:r>
-        <w:br/>
-      </w:r>
-      <w:r>
-        <w:rPr>
-          <w:rStyle w:val="VerbatimChar"/>
-        </w:rPr>
+    </w:p>
+    <w:p>
+      <w:pPr>
+        <w:pStyle w:val="SourceCode"/>
+        <w:spacing w:before="0" w:after="0" w:line="200" w:lineRule="auto"/>
+      </w:pPr>
+      <w:r>
         <w:t xml:space="preserve">    for (int i = 0; i &lt; REPEATS; ++i) {</w:t>
       </w:r>
-      <w:r>
-        <w:br/>
-      </w:r>
-      <w:r>
-        <w:rPr>
-          <w:rStyle w:val="VerbatimChar"/>
-        </w:rPr>
+    </w:p>
+    <w:p>
+      <w:pPr>
+        <w:pStyle w:val="SourceCode"/>
+        <w:spacing w:before="0" w:after="0" w:line="200" w:lineRule="auto"/>
+      </w:pPr>
+      <w:r>
         <w:t xml:space="preserve">        sink = compare(secret, attempt);</w:t>
       </w:r>
-      <w:r>
-        <w:br/>
-      </w:r>
-      <w:r>
-        <w:rPr>
-          <w:rStyle w:val="VerbatimChar"/>
-        </w:rPr>
+    </w:p>
+    <w:p>
+      <w:pPr>
+        <w:pStyle w:val="SourceCode"/>
+        <w:spacing w:before="0" w:after="0" w:line="200" w:lineRule="auto"/>
+      </w:pPr>
+      <w:r>
         <w:t xml:space="preserve">    }</w:t>
       </w:r>
-      <w:r>
-        <w:br/>
-      </w:r>
-      <w:r>
-        <w:br/>
-      </w:r>
-      <w:r>
-        <w:rPr>
-          <w:rStyle w:val="VerbatimChar"/>
-        </w:rPr>
+    </w:p>
+    <w:p>
+      <w:pPr>
+        <w:pStyle w:val="SourceCode"/>
+        <w:spacing w:before="0" w:after="0" w:line="200" w:lineRule="auto"/>
+      </w:pPr>
+    </w:p>
+    <w:p>
+      <w:pPr>
+        <w:pStyle w:val="SourceCode"/>
+        <w:spacing w:before="0" w:after="0" w:line="200" w:lineRule="auto"/>
+      </w:pPr>
+      <w:r>
         <w:t xml:space="preserve">    auto elapsed = std::chrono::high_resolution_clock::now() - start;</w:t>
       </w:r>
-      <w:r>
-        <w:br/>
-      </w:r>
-      <w:r>
-        <w:rPr>
-          <w:rStyle w:val="VerbatimChar"/>
-        </w:rPr>
+    </w:p>
+    <w:p>
+      <w:pPr>
+        <w:pStyle w:val="SourceCode"/>
+        <w:spacing w:before="0" w:after="0" w:line="200" w:lineRule="auto"/>
+      </w:pPr>
+      <w:r>
         <w:t xml:space="preserve">    return std::chrono::duration&lt;double, std::nano&gt;(elapsed).count() / REPEATS;</w:t>
       </w:r>
-      <w:r>
-        <w:br/>
-      </w:r>
-      <w:r>
-        <w:rPr>
-          <w:rStyle w:val="VerbatimChar"/>
-        </w:rPr>
+    </w:p>
+    <w:p>
+      <w:pPr>
+        <w:pStyle w:val="SourceCode"/>
+        <w:spacing w:before="0" w:after="0" w:line="200" w:lineRule="auto"/>
+      </w:pPr>
+      <w:r>
         <w:t xml:space="preserve">}</w:t>
       </w:r>
-      <w:r>
-        <w:br/>
-      </w:r>
-      <w:r>
-        <w:br/>
-      </w:r>
-      <w:r>
-        <w:rPr>
-          <w:rStyle w:val="VerbatimChar"/>
-        </w:rPr>
+    </w:p>
+    <w:p>
+      <w:pPr>
+        <w:pStyle w:val="SourceCode"/>
+        <w:spacing w:before="0" w:after="0" w:line="200" w:lineRule="auto"/>
+      </w:pPr>
+    </w:p>
+    <w:p>
+      <w:pPr>
+        <w:pStyle w:val="SourceCode"/>
+        <w:spacing w:before="0" w:after="0" w:line="200" w:lineRule="auto"/>
+      </w:pPr>
+      <w:r>
         <w:t xml:space="preserve">int main() {</w:t>
       </w:r>
-      <w:r>
-        <w:br/>
-      </w:r>
-      <w:r>
-        <w:rPr>
-          <w:rStyle w:val="VerbatimChar"/>
-        </w:rPr>
+    </w:p>
+    <w:p>
+      <w:pPr>
+        <w:pStyle w:val="SourceCode"/>
+        <w:spacing w:before="0" w:after="0" w:line="200" w:lineRule="auto"/>
+      </w:pPr>
+      <w:r>
         <w:t xml:space="preserve">    const std::string secret = "correcthashvalue1234567890123456";</w:t>
       </w:r>
-      <w:r>
-        <w:br/>
-      </w:r>
-      <w:r>
-        <w:br/>
-      </w:r>
-      <w:r>
-        <w:rPr>
-          <w:rStyle w:val="VerbatimChar"/>
-        </w:rPr>
+    </w:p>
+    <w:p>
+      <w:pPr>
+        <w:pStyle w:val="SourceCode"/>
+        <w:spacing w:before="0" w:after="0" w:line="200" w:lineRule="auto"/>
+      </w:pPr>
+    </w:p>
+    <w:p>
+      <w:pPr>
+        <w:pStyle w:val="SourceCode"/>
+        <w:spacing w:before="0" w:after="0" w:line="200" w:lineRule="auto"/>
+      </w:pPr>
+      <w:r>
         <w:t xml:space="preserve">    const std::string attempts[] = {</w:t>
       </w:r>
-      <w:r>
-        <w:br/>
-      </w:r>
-      <w:r>
-        <w:rPr>
-          <w:rStyle w:val="VerbatimChar"/>
-        </w:rPr>
+    </w:p>
+    <w:p>
+      <w:pPr>
+        <w:pStyle w:val="SourceCode"/>
+        <w:spacing w:before="0" w:after="0" w:line="200" w:lineRule="auto"/>
+      </w:pPr>
+      <w:r>
         <w:t xml:space="preserve">        "wrongghashvalue1234567890123456X",   // розбіжність із першого символу</w:t>
       </w:r>
-      <w:r>
-        <w:br/>
-      </w:r>
-      <w:r>
-        <w:rPr>
-          <w:rStyle w:val="VerbatimChar"/>
-        </w:rPr>
+    </w:p>
+    <w:p>
+      <w:pPr>
+        <w:pStyle w:val="SourceCode"/>
+        <w:spacing w:before="0" w:after="0" w:line="200" w:lineRule="auto"/>
+      </w:pPr>
+      <w:r>
         <w:t xml:space="preserve">        "correctghashvalue123456789012345",   // збігаються 7 символів</w:t>
       </w:r>
-      <w:r>
-        <w:br/>
-      </w:r>
-      <w:r>
-        <w:rPr>
-          <w:rStyle w:val="VerbatimChar"/>
-        </w:rPr>
+    </w:p>
+    <w:p>
+      <w:pPr>
+        <w:pStyle w:val="SourceCode"/>
+        <w:spacing w:before="0" w:after="0" w:line="200" w:lineRule="auto"/>
+      </w:pPr>
+      <w:r>
         <w:t xml:space="preserve">        "correcthashvalue12345678901234XX"    // збігаються 30 символів</w:t>
       </w:r>
-      <w:r>
-        <w:br/>
-      </w:r>
-      <w:r>
-        <w:rPr>
-          <w:rStyle w:val="VerbatimChar"/>
-        </w:rPr>
+    </w:p>
+    <w:p>
+      <w:pPr>
+        <w:pStyle w:val="SourceCode"/>
+        <w:spacing w:before="0" w:after="0" w:line="200" w:lineRule="auto"/>
+      </w:pPr>
+      <w:r>
         <w:t xml:space="preserve">    };</w:t>
       </w:r>
-      <w:r>
-        <w:br/>
-      </w:r>
-      <w:r>
-        <w:br/>
-      </w:r>
-      <w:r>
-        <w:rPr>
-          <w:rStyle w:val="VerbatimChar"/>
-        </w:rPr>
+    </w:p>
+    <w:p>
+      <w:pPr>
+        <w:pStyle w:val="SourceCode"/>
+        <w:spacing w:before="0" w:after="0" w:line="200" w:lineRule="auto"/>
+      </w:pPr>
+    </w:p>
+    <w:p>
+      <w:pPr>
+        <w:pStyle w:val="SourceCode"/>
+        <w:spacing w:before="0" w:after="0" w:line="200" w:lineRule="auto"/>
+      </w:pPr>
+      <w:r>
         <w:t xml:space="preserve">    std::cout &lt;&lt; "=== ДЕМОНСТРАЦІЯ TIMING ATTACK ===\n\n";</w:t>
       </w:r>
-      <w:r>
-        <w:br/>
-      </w:r>
-      <w:r>
-        <w:rPr>
-          <w:rStyle w:val="VerbatimChar"/>
-        </w:rPr>
+    </w:p>
+    <w:p>
+      <w:pPr>
+        <w:pStyle w:val="SourceCode"/>
+        <w:spacing w:before="0" w:after="0" w:line="200" w:lineRule="auto"/>
+      </w:pPr>
+      <w:r>
         <w:t xml:space="preserve">    std::cout &lt;&lt; "Небезпечне порівняння (час залежить від збігів):\n";</w:t>
       </w:r>
-      <w:r>
-        <w:br/>
-      </w:r>
-      <w:r>
-        <w:rPr>
-          <w:rStyle w:val="VerbatimChar"/>
-        </w:rPr>
+    </w:p>
+    <w:p>
+      <w:pPr>
+        <w:pStyle w:val="SourceCode"/>
+        <w:spacing w:before="0" w:after="0" w:line="200" w:lineRule="auto"/>
+      </w:pPr>
+      <w:r>
         <w:t xml:space="preserve">    for (const std::string&amp; attempt : attempts) {</w:t>
       </w:r>
-      <w:r>
-        <w:br/>
-      </w:r>
-      <w:r>
-        <w:rPr>
-          <w:rStyle w:val="VerbatimChar"/>
-        </w:rPr>
+    </w:p>
+    <w:p>
+      <w:pPr>
+        <w:pStyle w:val="SourceCode"/>
+        <w:spacing w:before="0" w:after="0" w:line="200" w:lineRule="auto"/>
+      </w:pPr>
+      <w:r>
         <w:t xml:space="preserve">        std::cout &lt;&lt; "  " &lt;&lt; measure(unsafeCompare, secret, attempt) &lt;&lt; " нс\n";</w:t>
       </w:r>
-      <w:r>
-        <w:br/>
-      </w:r>
-      <w:r>
-        <w:rPr>
-          <w:rStyle w:val="VerbatimChar"/>
-        </w:rPr>
+    </w:p>
+    <w:p>
+      <w:pPr>
+        <w:pStyle w:val="SourceCode"/>
+        <w:spacing w:before="0" w:after="0" w:line="200" w:lineRule="auto"/>
+      </w:pPr>
+      <w:r>
         <w:t xml:space="preserve">    }</w:t>
       </w:r>
-      <w:r>
-        <w:br/>
-      </w:r>
-      <w:r>
-        <w:br/>
-      </w:r>
-      <w:r>
-        <w:rPr>
-          <w:rStyle w:val="VerbatimChar"/>
-        </w:rPr>
+    </w:p>
+    <w:p>
+      <w:pPr>
+        <w:pStyle w:val="SourceCode"/>
+        <w:spacing w:before="0" w:after="0" w:line="200" w:lineRule="auto"/>
+      </w:pPr>
+    </w:p>
+    <w:p>
+      <w:pPr>
+        <w:pStyle w:val="SourceCode"/>
+        <w:spacing w:before="0" w:after="0" w:line="200" w:lineRule="auto"/>
+      </w:pPr>
+      <w:r>
         <w:t xml:space="preserve">    std::cout &lt;&lt; "\nБезпечне порівняння (сталий час):\n";</w:t>
       </w:r>
-      <w:r>
-        <w:br/>
-      </w:r>
-      <w:r>
-        <w:rPr>
-          <w:rStyle w:val="VerbatimChar"/>
-        </w:rPr>
+    </w:p>
+    <w:p>
+      <w:pPr>
+        <w:pStyle w:val="SourceCode"/>
+        <w:spacing w:before="0" w:after="0" w:line="200" w:lineRule="auto"/>
+      </w:pPr>
+      <w:r>
         <w:t xml:space="preserve">    for (const std::string&amp; attempt : attempts) {</w:t>
       </w:r>
-      <w:r>
-        <w:br/>
-      </w:r>
-      <w:r>
-        <w:rPr>
-          <w:rStyle w:val="VerbatimChar"/>
-        </w:rPr>
+    </w:p>
+    <w:p>
+      <w:pPr>
+        <w:pStyle w:val="SourceCode"/>
+        <w:spacing w:before="0" w:after="0" w:line="200" w:lineRule="auto"/>
+      </w:pPr>
+      <w:r>
         <w:t xml:space="preserve">        std::cout &lt;&lt; "  " &lt;&lt; measure(safeCompare, secret, attempt) &lt;&lt; " нс\n";</w:t>
       </w:r>
-      <w:r>
-        <w:br/>
-      </w:r>
-      <w:r>
-        <w:rPr>
-          <w:rStyle w:val="VerbatimChar"/>
-        </w:rPr>
+    </w:p>
+    <w:p>
+      <w:pPr>
+        <w:pStyle w:val="SourceCode"/>
+        <w:spacing w:before="0" w:after="0" w:line="200" w:lineRule="auto"/>
+      </w:pPr>
+      <w:r>
         <w:t xml:space="preserve">    }</w:t>
       </w:r>
-      <w:r>
-        <w:br/>
-      </w:r>
-      <w:r>
-        <w:br/>
-      </w:r>
-      <w:r>
-        <w:rPr>
-          <w:rStyle w:val="VerbatimChar"/>
-        </w:rPr>
+    </w:p>
+    <w:p>
+      <w:pPr>
+        <w:pStyle w:val="SourceCode"/>
+        <w:spacing w:before="0" w:after="0" w:line="200" w:lineRule="auto"/>
+      </w:pPr>
+    </w:p>
+    <w:p>
+      <w:pPr>
+        <w:pStyle w:val="SourceCode"/>
+        <w:spacing w:before="0" w:after="0" w:line="200" w:lineRule="auto"/>
+      </w:pPr>
+      <w:r>
         <w:t xml:space="preserve">    std::cout &lt;&lt; "\nЧим більше правильних символів на початку, тим довше працює\n"</w:t>
       </w:r>
-      <w:r>
-        <w:br/>
-      </w:r>
-      <w:r>
-        <w:rPr>
-          <w:rStyle w:val="VerbatimChar"/>
-        </w:rPr>
+    </w:p>
+    <w:p>
+      <w:pPr>
+        <w:pStyle w:val="SourceCode"/>
+        <w:spacing w:before="0" w:after="0" w:line="200" w:lineRule="auto"/>
+      </w:pPr>
+      <w:r>
         <w:t xml:space="preserve">                 "небезпечний варіант — саме цей час і вимірює зловмисник.\n";</w:t>
       </w:r>
-      <w:r>
-        <w:br/>
-      </w:r>
-      <w:r>
-        <w:rPr>
-          <w:rStyle w:val="VerbatimChar"/>
-        </w:rPr>
+    </w:p>
+    <w:p>
+      <w:pPr>
+        <w:pStyle w:val="SourceCode"/>
+        <w:spacing w:before="0" w:after="0" w:line="200" w:lineRule="auto"/>
+      </w:pPr>
+      <w:r>
         <w:t xml:space="preserve">    return 0;</w:t>
       </w:r>
-      <w:r>
-        <w:br/>
-      </w:r>
-      <w:r>
-        <w:rPr>
-          <w:rStyle w:val="VerbatimChar"/>
-        </w:rPr>
+    </w:p>
+    <w:p>
+      <w:pPr>
+        <w:pStyle w:val="SourceCode"/>
+        <w:spacing w:before="0" w:after="120" w:line="200" w:lineRule="auto"/>
+      </w:pPr>
+      <w:r>
         <w:t xml:space="preserve">}</w:t>
       </w:r>
     </w:p>
@@ -2824,110 +2933,117 @@
     <w:p>
       <w:pPr>
         <w:pStyle w:val="SourceCode"/>
-      </w:pPr>
-      <w:r>
-        <w:rPr>
-          <w:rStyle w:val="VerbatimChar"/>
-        </w:rPr>
+        <w:spacing w:before="120" w:after="0" w:line="200" w:lineRule="auto"/>
+      </w:pPr>
+      <w:r>
         <w:t xml:space="preserve">=== ДЕМОНСТРАЦІЯ TIMING ATTACK ===</w:t>
       </w:r>
-      <w:r>
-        <w:br/>
-      </w:r>
-      <w:r>
-        <w:br/>
-      </w:r>
-      <w:r>
-        <w:rPr>
-          <w:rStyle w:val="VerbatimChar"/>
-        </w:rPr>
+    </w:p>
+    <w:p>
+      <w:pPr>
+        <w:pStyle w:val="SourceCode"/>
+        <w:spacing w:before="0" w:after="0" w:line="200" w:lineRule="auto"/>
+      </w:pPr>
+    </w:p>
+    <w:p>
+      <w:pPr>
+        <w:pStyle w:val="SourceCode"/>
+        <w:spacing w:before="0" w:after="0" w:line="200" w:lineRule="auto"/>
+      </w:pPr>
+      <w:r>
         <w:t xml:space="preserve">Небезпечне порівняння (час залежить від збігів):</w:t>
       </w:r>
-      <w:r>
-        <w:br/>
-      </w:r>
-      <w:r>
-        <w:rPr>
-          <w:rStyle w:val="VerbatimChar"/>
-        </w:rPr>
+    </w:p>
+    <w:p>
+      <w:pPr>
+        <w:pStyle w:val="SourceCode"/>
+        <w:spacing w:before="0" w:after="0" w:line="200" w:lineRule="auto"/>
+      </w:pPr>
+      <w:r>
         <w:t xml:space="preserve">  42.0044 нс</w:t>
       </w:r>
-      <w:r>
-        <w:br/>
-      </w:r>
-      <w:r>
-        <w:rPr>
-          <w:rStyle w:val="VerbatimChar"/>
-        </w:rPr>
+    </w:p>
+    <w:p>
+      <w:pPr>
+        <w:pStyle w:val="SourceCode"/>
+        <w:spacing w:before="0" w:after="0" w:line="200" w:lineRule="auto"/>
+      </w:pPr>
+      <w:r>
         <w:t xml:space="preserve">  174.284 нс</w:t>
       </w:r>
-      <w:r>
-        <w:br/>
-      </w:r>
-      <w:r>
-        <w:rPr>
-          <w:rStyle w:val="VerbatimChar"/>
-        </w:rPr>
+    </w:p>
+    <w:p>
+      <w:pPr>
+        <w:pStyle w:val="SourceCode"/>
+        <w:spacing w:before="0" w:after="0" w:line="200" w:lineRule="auto"/>
+      </w:pPr>
+      <w:r>
         <w:t xml:space="preserve">  325.618 нс</w:t>
       </w:r>
-      <w:r>
-        <w:br/>
-      </w:r>
-      <w:r>
-        <w:br/>
-      </w:r>
-      <w:r>
-        <w:rPr>
-          <w:rStyle w:val="VerbatimChar"/>
-        </w:rPr>
+    </w:p>
+    <w:p>
+      <w:pPr>
+        <w:pStyle w:val="SourceCode"/>
+        <w:spacing w:before="0" w:after="0" w:line="200" w:lineRule="auto"/>
+      </w:pPr>
+    </w:p>
+    <w:p>
+      <w:pPr>
+        <w:pStyle w:val="SourceCode"/>
+        <w:spacing w:before="0" w:after="0" w:line="200" w:lineRule="auto"/>
+      </w:pPr>
+      <w:r>
         <w:t xml:space="preserve">Безпечне порівняння (сталий час):</w:t>
       </w:r>
-      <w:r>
-        <w:br/>
-      </w:r>
-      <w:r>
-        <w:rPr>
-          <w:rStyle w:val="VerbatimChar"/>
-        </w:rPr>
+    </w:p>
+    <w:p>
+      <w:pPr>
+        <w:pStyle w:val="SourceCode"/>
+        <w:spacing w:before="0" w:after="0" w:line="200" w:lineRule="auto"/>
+      </w:pPr>
+      <w:r>
         <w:t xml:space="preserve">  302.902 нс</w:t>
       </w:r>
-      <w:r>
-        <w:br/>
-      </w:r>
-      <w:r>
-        <w:rPr>
-          <w:rStyle w:val="VerbatimChar"/>
-        </w:rPr>
+    </w:p>
+    <w:p>
+      <w:pPr>
+        <w:pStyle w:val="SourceCode"/>
+        <w:spacing w:before="0" w:after="0" w:line="200" w:lineRule="auto"/>
+      </w:pPr>
+      <w:r>
         <w:t xml:space="preserve">  304.912 нс</w:t>
       </w:r>
-      <w:r>
-        <w:br/>
-      </w:r>
-      <w:r>
-        <w:rPr>
-          <w:rStyle w:val="VerbatimChar"/>
-        </w:rPr>
+    </w:p>
+    <w:p>
+      <w:pPr>
+        <w:pStyle w:val="SourceCode"/>
+        <w:spacing w:before="0" w:after="0" w:line="200" w:lineRule="auto"/>
+      </w:pPr>
+      <w:r>
         <w:t xml:space="preserve">  305.376 нс</w:t>
       </w:r>
-      <w:r>
-        <w:br/>
-      </w:r>
-      <w:r>
-        <w:br/>
-      </w:r>
-      <w:r>
-        <w:rPr>
-          <w:rStyle w:val="VerbatimChar"/>
-        </w:rPr>
+    </w:p>
+    <w:p>
+      <w:pPr>
+        <w:pStyle w:val="SourceCode"/>
+        <w:spacing w:before="0" w:after="0" w:line="200" w:lineRule="auto"/>
+      </w:pPr>
+    </w:p>
+    <w:p>
+      <w:pPr>
+        <w:pStyle w:val="SourceCode"/>
+        <w:spacing w:before="0" w:after="0" w:line="200" w:lineRule="auto"/>
+      </w:pPr>
+      <w:r>
         <w:t xml:space="preserve">Чим більше правильних символів на початку, тим довше працює</w:t>
       </w:r>
-      <w:r>
-        <w:br/>
-      </w:r>
-      <w:r>
-        <w:rPr>
-          <w:rStyle w:val="VerbatimChar"/>
-        </w:rPr>
+    </w:p>
+    <w:p>
+      <w:pPr>
+        <w:pStyle w:val="SourceCode"/>
+        <w:spacing w:before="0" w:after="120" w:line="200" w:lineRule="auto"/>
+      </w:pPr>
+      <w:r>
         <w:t xml:space="preserve">небезпечний варіант — саме цей час і вимірює зловмисник.</w:t>
       </w:r>
     </w:p>
@@ -2944,716 +3060,789 @@
     <w:p>
       <w:pPr>
         <w:pStyle w:val="SourceCode"/>
-      </w:pPr>
-      <w:r>
-        <w:rPr>
-          <w:rStyle w:val="VerbatimChar"/>
-        </w:rPr>
+        <w:spacing w:before="120" w:after="0" w:line="200" w:lineRule="auto"/>
+      </w:pPr>
+      <w:r>
         <w:t xml:space="preserve">#include &lt;iostream&gt;</w:t>
       </w:r>
-      <w:r>
-        <w:br/>
-      </w:r>
-      <w:r>
-        <w:rPr>
-          <w:rStyle w:val="VerbatimChar"/>
-        </w:rPr>
+    </w:p>
+    <w:p>
+      <w:pPr>
+        <w:pStyle w:val="SourceCode"/>
+        <w:spacing w:before="0" w:after="0" w:line="200" w:lineRule="auto"/>
+      </w:pPr>
+      <w:r>
         <w:t xml:space="preserve">#include &lt;string&gt;</w:t>
       </w:r>
-      <w:r>
-        <w:br/>
-      </w:r>
-      <w:r>
-        <w:rPr>
-          <w:rStyle w:val="VerbatimChar"/>
-        </w:rPr>
+    </w:p>
+    <w:p>
+      <w:pPr>
+        <w:pStyle w:val="SourceCode"/>
+        <w:spacing w:before="0" w:after="0" w:line="200" w:lineRule="auto"/>
+      </w:pPr>
+      <w:r>
         <w:t xml:space="preserve">#include &lt;map&gt;</w:t>
       </w:r>
-      <w:r>
-        <w:br/>
-      </w:r>
-      <w:r>
-        <w:rPr>
-          <w:rStyle w:val="VerbatimChar"/>
-        </w:rPr>
+    </w:p>
+    <w:p>
+      <w:pPr>
+        <w:pStyle w:val="SourceCode"/>
+        <w:spacing w:before="0" w:after="0" w:line="200" w:lineRule="auto"/>
+      </w:pPr>
+      <w:r>
         <w:t xml:space="preserve">#include &lt;random&gt;</w:t>
       </w:r>
-      <w:r>
-        <w:br/>
-      </w:r>
-      <w:r>
-        <w:rPr>
-          <w:rStyle w:val="VerbatimChar"/>
-        </w:rPr>
+    </w:p>
+    <w:p>
+      <w:pPr>
+        <w:pStyle w:val="SourceCode"/>
+        <w:spacing w:before="0" w:after="0" w:line="200" w:lineRule="auto"/>
+      </w:pPr>
+      <w:r>
         <w:t xml:space="preserve">#include &lt;sstream&gt;</w:t>
       </w:r>
-      <w:r>
-        <w:br/>
-      </w:r>
-      <w:r>
-        <w:rPr>
-          <w:rStyle w:val="VerbatimChar"/>
-        </w:rPr>
+    </w:p>
+    <w:p>
+      <w:pPr>
+        <w:pStyle w:val="SourceCode"/>
+        <w:spacing w:before="0" w:after="0" w:line="200" w:lineRule="auto"/>
+      </w:pPr>
+      <w:r>
         <w:t xml:space="preserve">#include &lt;iomanip&gt;</w:t>
       </w:r>
-      <w:r>
-        <w:br/>
-      </w:r>
-      <w:r>
-        <w:br/>
-      </w:r>
-      <w:r>
-        <w:rPr>
-          <w:rStyle w:val="VerbatimChar"/>
-        </w:rPr>
+    </w:p>
+    <w:p>
+      <w:pPr>
+        <w:pStyle w:val="SourceCode"/>
+        <w:spacing w:before="0" w:after="0" w:line="200" w:lineRule="auto"/>
+      </w:pPr>
+    </w:p>
+    <w:p>
+      <w:pPr>
+        <w:pStyle w:val="SourceCode"/>
+        <w:spacing w:before="0" w:after="0" w:line="200" w:lineRule="auto"/>
+      </w:pPr>
+      <w:r>
         <w:t xml:space="preserve">std::string sha256(const std::string&amp; message);   // з лабораторної роботи №7</w:t>
       </w:r>
-      <w:r>
-        <w:br/>
-      </w:r>
-      <w:r>
-        <w:br/>
-      </w:r>
-      <w:r>
-        <w:rPr>
-          <w:rStyle w:val="VerbatimChar"/>
-        </w:rPr>
+    </w:p>
+    <w:p>
+      <w:pPr>
+        <w:pStyle w:val="SourceCode"/>
+        <w:spacing w:before="0" w:after="0" w:line="200" w:lineRule="auto"/>
+      </w:pPr>
+    </w:p>
+    <w:p>
+      <w:pPr>
+        <w:pStyle w:val="SourceCode"/>
+        <w:spacing w:before="0" w:after="0" w:line="200" w:lineRule="auto"/>
+      </w:pPr>
+      <w:r>
         <w:t xml:space="preserve">// Challenge-response: пароль мережею не передається.</w:t>
       </w:r>
-      <w:r>
-        <w:br/>
-      </w:r>
-      <w:r>
-        <w:rPr>
-          <w:rStyle w:val="VerbatimChar"/>
-        </w:rPr>
+    </w:p>
+    <w:p>
+      <w:pPr>
+        <w:pStyle w:val="SourceCode"/>
+        <w:spacing w:before="0" w:after="0" w:line="200" w:lineRule="auto"/>
+      </w:pPr>
+      <w:r>
         <w:t xml:space="preserve">// Сервер надсилає випадкове число, клієнт доводить знання пароля,</w:t>
       </w:r>
-      <w:r>
-        <w:br/>
-      </w:r>
-      <w:r>
-        <w:rPr>
-          <w:rStyle w:val="VerbatimChar"/>
-        </w:rPr>
+    </w:p>
+    <w:p>
+      <w:pPr>
+        <w:pStyle w:val="SourceCode"/>
+        <w:spacing w:before="0" w:after="0" w:line="200" w:lineRule="auto"/>
+      </w:pPr>
+      <w:r>
         <w:t xml:space="preserve">// повертаючи хеш від пари «виклик + хеш пароля».</w:t>
       </w:r>
-      <w:r>
-        <w:br/>
-      </w:r>
-      <w:r>
-        <w:rPr>
-          <w:rStyle w:val="VerbatimChar"/>
-        </w:rPr>
+    </w:p>
+    <w:p>
+      <w:pPr>
+        <w:pStyle w:val="SourceCode"/>
+        <w:spacing w:before="0" w:after="0" w:line="200" w:lineRule="auto"/>
+      </w:pPr>
+      <w:r>
         <w:t xml:space="preserve">class ChallengeResponseAuth {</w:t>
       </w:r>
-      <w:r>
-        <w:br/>
-      </w:r>
-      <w:r>
-        <w:rPr>
-          <w:rStyle w:val="VerbatimChar"/>
-        </w:rPr>
+    </w:p>
+    <w:p>
+      <w:pPr>
+        <w:pStyle w:val="SourceCode"/>
+        <w:spacing w:before="0" w:after="0" w:line="200" w:lineRule="auto"/>
+      </w:pPr>
+      <w:r>
         <w:t xml:space="preserve">public:</w:t>
       </w:r>
-      <w:r>
-        <w:br/>
-      </w:r>
-      <w:r>
-        <w:rPr>
-          <w:rStyle w:val="VerbatimChar"/>
-        </w:rPr>
+    </w:p>
+    <w:p>
+      <w:pPr>
+        <w:pStyle w:val="SourceCode"/>
+        <w:spacing w:before="0" w:after="0" w:line="200" w:lineRule="auto"/>
+      </w:pPr>
+      <w:r>
         <w:t xml:space="preserve">    void registerUser(const std::string&amp; username, const std::string&amp; password) {</w:t>
       </w:r>
-      <w:r>
-        <w:br/>
-      </w:r>
-      <w:r>
-        <w:rPr>
-          <w:rStyle w:val="VerbatimChar"/>
-        </w:rPr>
+    </w:p>
+    <w:p>
+      <w:pPr>
+        <w:pStyle w:val="SourceCode"/>
+        <w:spacing w:before="0" w:after="0" w:line="200" w:lineRule="auto"/>
+      </w:pPr>
+      <w:r>
         <w:t xml:space="preserve">        users_[username] = sha256(password);      // у робочій системі — сіль і PBKDF2</w:t>
       </w:r>
-      <w:r>
-        <w:br/>
-      </w:r>
-      <w:r>
-        <w:rPr>
-          <w:rStyle w:val="VerbatimChar"/>
-        </w:rPr>
+    </w:p>
+    <w:p>
+      <w:pPr>
+        <w:pStyle w:val="SourceCode"/>
+        <w:spacing w:before="0" w:after="0" w:line="200" w:lineRule="auto"/>
+      </w:pPr>
+      <w:r>
         <w:t xml:space="preserve">        std::cout &lt;&lt; "[SERVER] Користувача '" &lt;&lt; username &lt;&lt; "' зареєстровано\n";</w:t>
       </w:r>
-      <w:r>
-        <w:br/>
-      </w:r>
-      <w:r>
-        <w:rPr>
-          <w:rStyle w:val="VerbatimChar"/>
-        </w:rPr>
+    </w:p>
+    <w:p>
+      <w:pPr>
+        <w:pStyle w:val="SourceCode"/>
+        <w:spacing w:before="0" w:after="0" w:line="200" w:lineRule="auto"/>
+      </w:pPr>
+      <w:r>
         <w:t xml:space="preserve">    }</w:t>
       </w:r>
-      <w:r>
-        <w:br/>
-      </w:r>
-      <w:r>
-        <w:br/>
-      </w:r>
-      <w:r>
-        <w:rPr>
-          <w:rStyle w:val="VerbatimChar"/>
-        </w:rPr>
+    </w:p>
+    <w:p>
+      <w:pPr>
+        <w:pStyle w:val="SourceCode"/>
+        <w:spacing w:before="0" w:after="0" w:line="200" w:lineRule="auto"/>
+      </w:pPr>
+    </w:p>
+    <w:p>
+      <w:pPr>
+        <w:pStyle w:val="SourceCode"/>
+        <w:spacing w:before="0" w:after="0" w:line="200" w:lineRule="auto"/>
+      </w:pPr>
+      <w:r>
         <w:t xml:space="preserve">    // Крок 1: клієнт запитує вхід, сервер видає одноразовий виклик</w:t>
       </w:r>
-      <w:r>
-        <w:br/>
-      </w:r>
-      <w:r>
-        <w:rPr>
-          <w:rStyle w:val="VerbatimChar"/>
-        </w:rPr>
+    </w:p>
+    <w:p>
+      <w:pPr>
+        <w:pStyle w:val="SourceCode"/>
+        <w:spacing w:before="0" w:after="0" w:line="200" w:lineRule="auto"/>
+      </w:pPr>
+      <w:r>
         <w:t xml:space="preserve">    std::string requestLogin(const std::string&amp; username) {</w:t>
       </w:r>
-      <w:r>
-        <w:br/>
-      </w:r>
-      <w:r>
-        <w:rPr>
-          <w:rStyle w:val="VerbatimChar"/>
-        </w:rPr>
+    </w:p>
+    <w:p>
+      <w:pPr>
+        <w:pStyle w:val="SourceCode"/>
+        <w:spacing w:before="0" w:after="0" w:line="200" w:lineRule="auto"/>
+      </w:pPr>
+      <w:r>
         <w:t xml:space="preserve">        if (users_.find(username) == users_.end()) {</w:t>
       </w:r>
-      <w:r>
-        <w:br/>
-      </w:r>
-      <w:r>
-        <w:rPr>
-          <w:rStyle w:val="VerbatimChar"/>
-        </w:rPr>
+    </w:p>
+    <w:p>
+      <w:pPr>
+        <w:pStyle w:val="SourceCode"/>
+        <w:spacing w:before="0" w:after="0" w:line="200" w:lineRule="auto"/>
+      </w:pPr>
+      <w:r>
         <w:t xml:space="preserve">            std::cout &lt;&lt; "[SERVER] Користувача '" &lt;&lt; username &lt;&lt; "' не знайдено\n";</w:t>
       </w:r>
-      <w:r>
-        <w:br/>
-      </w:r>
-      <w:r>
-        <w:rPr>
-          <w:rStyle w:val="VerbatimChar"/>
-        </w:rPr>
+    </w:p>
+    <w:p>
+      <w:pPr>
+        <w:pStyle w:val="SourceCode"/>
+        <w:spacing w:before="0" w:after="0" w:line="200" w:lineRule="auto"/>
+      </w:pPr>
+      <w:r>
         <w:t xml:space="preserve">            return "";</w:t>
       </w:r>
-      <w:r>
-        <w:br/>
-      </w:r>
-      <w:r>
-        <w:rPr>
-          <w:rStyle w:val="VerbatimChar"/>
-        </w:rPr>
+    </w:p>
+    <w:p>
+      <w:pPr>
+        <w:pStyle w:val="SourceCode"/>
+        <w:spacing w:before="0" w:after="0" w:line="200" w:lineRule="auto"/>
+      </w:pPr>
+      <w:r>
         <w:t xml:space="preserve">        }</w:t>
       </w:r>
-      <w:r>
-        <w:br/>
-      </w:r>
-      <w:r>
-        <w:br/>
-      </w:r>
-      <w:r>
-        <w:rPr>
-          <w:rStyle w:val="VerbatimChar"/>
-        </w:rPr>
+    </w:p>
+    <w:p>
+      <w:pPr>
+        <w:pStyle w:val="SourceCode"/>
+        <w:spacing w:before="0" w:after="0" w:line="200" w:lineRule="auto"/>
+      </w:pPr>
+    </w:p>
+    <w:p>
+      <w:pPr>
+        <w:pStyle w:val="SourceCode"/>
+        <w:spacing w:before="0" w:after="0" w:line="200" w:lineRule="auto"/>
+      </w:pPr>
+      <w:r>
         <w:t xml:space="preserve">        std::string challenge = randomHex(32);</w:t>
       </w:r>
-      <w:r>
-        <w:br/>
-      </w:r>
-      <w:r>
-        <w:rPr>
-          <w:rStyle w:val="VerbatimChar"/>
-        </w:rPr>
+    </w:p>
+    <w:p>
+      <w:pPr>
+        <w:pStyle w:val="SourceCode"/>
+        <w:spacing w:before="0" w:after="0" w:line="200" w:lineRule="auto"/>
+      </w:pPr>
+      <w:r>
         <w:t xml:space="preserve">        challenges_[username] = challenge;</w:t>
       </w:r>
-      <w:r>
-        <w:br/>
-      </w:r>
-      <w:r>
-        <w:rPr>
-          <w:rStyle w:val="VerbatimChar"/>
-        </w:rPr>
+    </w:p>
+    <w:p>
+      <w:pPr>
+        <w:pStyle w:val="SourceCode"/>
+        <w:spacing w:before="0" w:after="0" w:line="200" w:lineRule="auto"/>
+      </w:pPr>
+      <w:r>
         <w:t xml:space="preserve">        std::cout &lt;&lt; "[SERVER] Виклик для '" &lt;&lt; username &lt;&lt; "': "</w:t>
       </w:r>
-      <w:r>
-        <w:br/>
-      </w:r>
-      <w:r>
-        <w:rPr>
-          <w:rStyle w:val="VerbatimChar"/>
-        </w:rPr>
+    </w:p>
+    <w:p>
+      <w:pPr>
+        <w:pStyle w:val="SourceCode"/>
+        <w:spacing w:before="0" w:after="0" w:line="200" w:lineRule="auto"/>
+      </w:pPr>
+      <w:r>
         <w:t xml:space="preserve">                  &lt;&lt; challenge.substr(0, 16) &lt;&lt; "...\n";</w:t>
       </w:r>
-      <w:r>
-        <w:br/>
-      </w:r>
-      <w:r>
-        <w:rPr>
-          <w:rStyle w:val="VerbatimChar"/>
-        </w:rPr>
+    </w:p>
+    <w:p>
+      <w:pPr>
+        <w:pStyle w:val="SourceCode"/>
+        <w:spacing w:before="0" w:after="0" w:line="200" w:lineRule="auto"/>
+      </w:pPr>
+      <w:r>
         <w:t xml:space="preserve">        return challenge;</w:t>
       </w:r>
-      <w:r>
-        <w:br/>
-      </w:r>
-      <w:r>
-        <w:rPr>
-          <w:rStyle w:val="VerbatimChar"/>
-        </w:rPr>
+    </w:p>
+    <w:p>
+      <w:pPr>
+        <w:pStyle w:val="SourceCode"/>
+        <w:spacing w:before="0" w:after="0" w:line="200" w:lineRule="auto"/>
+      </w:pPr>
+      <w:r>
         <w:t xml:space="preserve">    }</w:t>
       </w:r>
-      <w:r>
-        <w:br/>
-      </w:r>
-      <w:r>
-        <w:br/>
-      </w:r>
-      <w:r>
-        <w:rPr>
-          <w:rStyle w:val="VerbatimChar"/>
-        </w:rPr>
+    </w:p>
+    <w:p>
+      <w:pPr>
+        <w:pStyle w:val="SourceCode"/>
+        <w:spacing w:before="0" w:after="0" w:line="200" w:lineRule="auto"/>
+      </w:pPr>
+    </w:p>
+    <w:p>
+      <w:pPr>
+        <w:pStyle w:val="SourceCode"/>
+        <w:spacing w:before="0" w:after="0" w:line="200" w:lineRule="auto"/>
+      </w:pPr>
+      <w:r>
         <w:t xml:space="preserve">    // Крок 3: сервер обчислює очікувану відповідь і порівнює</w:t>
       </w:r>
-      <w:r>
-        <w:br/>
-      </w:r>
-      <w:r>
-        <w:rPr>
-          <w:rStyle w:val="VerbatimChar"/>
-        </w:rPr>
+    </w:p>
+    <w:p>
+      <w:pPr>
+        <w:pStyle w:val="SourceCode"/>
+        <w:spacing w:before="0" w:after="0" w:line="200" w:lineRule="auto"/>
+      </w:pPr>
+      <w:r>
         <w:t xml:space="preserve">    bool verifyResponse(const std::string&amp; username, const std::string&amp; response) {</w:t>
       </w:r>
-      <w:r>
-        <w:br/>
-      </w:r>
-      <w:r>
-        <w:rPr>
-          <w:rStyle w:val="VerbatimChar"/>
-        </w:rPr>
+    </w:p>
+    <w:p>
+      <w:pPr>
+        <w:pStyle w:val="SourceCode"/>
+        <w:spacing w:before="0" w:after="0" w:line="200" w:lineRule="auto"/>
+      </w:pPr>
+      <w:r>
         <w:t xml:space="preserve">        auto challenge = challenges_.find(username);</w:t>
       </w:r>
-      <w:r>
-        <w:br/>
-      </w:r>
-      <w:r>
-        <w:rPr>
-          <w:rStyle w:val="VerbatimChar"/>
-        </w:rPr>
+    </w:p>
+    <w:p>
+      <w:pPr>
+        <w:pStyle w:val="SourceCode"/>
+        <w:spacing w:before="0" w:after="0" w:line="200" w:lineRule="auto"/>
+      </w:pPr>
+      <w:r>
         <w:t xml:space="preserve">        if (challenge == challenges_.end()) {</w:t>
       </w:r>
-      <w:r>
-        <w:br/>
-      </w:r>
-      <w:r>
-        <w:rPr>
-          <w:rStyle w:val="VerbatimChar"/>
-        </w:rPr>
+    </w:p>
+    <w:p>
+      <w:pPr>
+        <w:pStyle w:val="SourceCode"/>
+        <w:spacing w:before="0" w:after="0" w:line="200" w:lineRule="auto"/>
+      </w:pPr>
+      <w:r>
         <w:t xml:space="preserve">            std::cout &lt;&lt; "[SERVER] Немає активного виклику\n";</w:t>
       </w:r>
-      <w:r>
-        <w:br/>
-      </w:r>
-      <w:r>
-        <w:rPr>
-          <w:rStyle w:val="VerbatimChar"/>
-        </w:rPr>
+    </w:p>
+    <w:p>
+      <w:pPr>
+        <w:pStyle w:val="SourceCode"/>
+        <w:spacing w:before="0" w:after="0" w:line="200" w:lineRule="auto"/>
+      </w:pPr>
+      <w:r>
         <w:t xml:space="preserve">            return false;</w:t>
       </w:r>
-      <w:r>
-        <w:br/>
-      </w:r>
-      <w:r>
-        <w:rPr>
-          <w:rStyle w:val="VerbatimChar"/>
-        </w:rPr>
+    </w:p>
+    <w:p>
+      <w:pPr>
+        <w:pStyle w:val="SourceCode"/>
+        <w:spacing w:before="0" w:after="0" w:line="200" w:lineRule="auto"/>
+      </w:pPr>
+      <w:r>
         <w:t xml:space="preserve">        }</w:t>
       </w:r>
-      <w:r>
-        <w:br/>
-      </w:r>
-      <w:r>
-        <w:br/>
-      </w:r>
-      <w:r>
-        <w:rPr>
-          <w:rStyle w:val="VerbatimChar"/>
-        </w:rPr>
+    </w:p>
+    <w:p>
+      <w:pPr>
+        <w:pStyle w:val="SourceCode"/>
+        <w:spacing w:before="0" w:after="0" w:line="200" w:lineRule="auto"/>
+      </w:pPr>
+    </w:p>
+    <w:p>
+      <w:pPr>
+        <w:pStyle w:val="SourceCode"/>
+        <w:spacing w:before="0" w:after="0" w:line="200" w:lineRule="auto"/>
+      </w:pPr>
+      <w:r>
         <w:t xml:space="preserve">        std::string expected = sha256(challenge-&gt;second + users_[username]);</w:t>
       </w:r>
-      <w:r>
-        <w:br/>
-      </w:r>
-      <w:r>
-        <w:rPr>
-          <w:rStyle w:val="VerbatimChar"/>
-        </w:rPr>
+    </w:p>
+    <w:p>
+      <w:pPr>
+        <w:pStyle w:val="SourceCode"/>
+        <w:spacing w:before="0" w:after="0" w:line="200" w:lineRule="auto"/>
+      </w:pPr>
+      <w:r>
         <w:t xml:space="preserve">        challenges_.erase(challenge);             // виклик одноразовий</w:t>
       </w:r>
-      <w:r>
-        <w:br/>
-      </w:r>
-      <w:r>
-        <w:br/>
-      </w:r>
-      <w:r>
-        <w:rPr>
-          <w:rStyle w:val="VerbatimChar"/>
-        </w:rPr>
+    </w:p>
+    <w:p>
+      <w:pPr>
+        <w:pStyle w:val="SourceCode"/>
+        <w:spacing w:before="0" w:after="0" w:line="200" w:lineRule="auto"/>
+      </w:pPr>
+    </w:p>
+    <w:p>
+      <w:pPr>
+        <w:pStyle w:val="SourceCode"/>
+        <w:spacing w:before="0" w:after="0" w:line="200" w:lineRule="auto"/>
+      </w:pPr>
+      <w:r>
         <w:t xml:space="preserve">        bool ok = (expected == response);</w:t>
       </w:r>
-      <w:r>
-        <w:br/>
-      </w:r>
-      <w:r>
-        <w:rPr>
-          <w:rStyle w:val="VerbatimChar"/>
-        </w:rPr>
+    </w:p>
+    <w:p>
+      <w:pPr>
+        <w:pStyle w:val="SourceCode"/>
+        <w:spacing w:before="0" w:after="0" w:line="200" w:lineRule="auto"/>
+      </w:pPr>
+      <w:r>
         <w:t xml:space="preserve">        std::cout &lt;&lt; "[SERVER] Перевірка: " &lt;&lt; (ok ? "успіх" : "відмова") &lt;&lt; "\n";</w:t>
       </w:r>
-      <w:r>
-        <w:br/>
-      </w:r>
-      <w:r>
-        <w:rPr>
-          <w:rStyle w:val="VerbatimChar"/>
-        </w:rPr>
+    </w:p>
+    <w:p>
+      <w:pPr>
+        <w:pStyle w:val="SourceCode"/>
+        <w:spacing w:before="0" w:after="0" w:line="200" w:lineRule="auto"/>
+      </w:pPr>
+      <w:r>
         <w:t xml:space="preserve">        return ok;</w:t>
       </w:r>
-      <w:r>
-        <w:br/>
-      </w:r>
-      <w:r>
-        <w:rPr>
-          <w:rStyle w:val="VerbatimChar"/>
-        </w:rPr>
+    </w:p>
+    <w:p>
+      <w:pPr>
+        <w:pStyle w:val="SourceCode"/>
+        <w:spacing w:before="0" w:after="0" w:line="200" w:lineRule="auto"/>
+      </w:pPr>
+      <w:r>
         <w:t xml:space="preserve">    }</w:t>
       </w:r>
-      <w:r>
-        <w:br/>
-      </w:r>
-      <w:r>
-        <w:br/>
-      </w:r>
-      <w:r>
-        <w:rPr>
-          <w:rStyle w:val="VerbatimChar"/>
-        </w:rPr>
+    </w:p>
+    <w:p>
+      <w:pPr>
+        <w:pStyle w:val="SourceCode"/>
+        <w:spacing w:before="0" w:after="0" w:line="200" w:lineRule="auto"/>
+      </w:pPr>
+    </w:p>
+    <w:p>
+      <w:pPr>
+        <w:pStyle w:val="SourceCode"/>
+        <w:spacing w:before="0" w:after="0" w:line="200" w:lineRule="auto"/>
+      </w:pPr>
+      <w:r>
         <w:t xml:space="preserve">    // Крок 2: дія клієнта — обчислення відповіді на виклик</w:t>
       </w:r>
-      <w:r>
-        <w:br/>
-      </w:r>
-      <w:r>
-        <w:rPr>
-          <w:rStyle w:val="VerbatimChar"/>
-        </w:rPr>
-        <w:t xml:space="preserve">    static std::string computeResponse(const std::string&amp; challenge, const std::string&amp; password) {</w:t>
-      </w:r>
-      <w:r>
-        <w:br/>
-      </w:r>
-      <w:r>
-        <w:rPr>
-          <w:rStyle w:val="VerbatimChar"/>
-        </w:rPr>
+    </w:p>
+    <w:p>
+      <w:pPr>
+        <w:pStyle w:val="SourceCode"/>
+        <w:spacing w:before="0" w:after="0" w:line="200" w:lineRule="auto"/>
+      </w:pPr>
+      <w:r>
+        <w:t xml:space="preserve">    static std::string computeResponse(const std::string&amp; challenge,</w:t>
+      </w:r>
+    </w:p>
+    <w:p>
+      <w:pPr>
+        <w:pStyle w:val="SourceCode"/>
+        <w:spacing w:before="0" w:after="0" w:line="200" w:lineRule="auto"/>
+      </w:pPr>
+      <w:r>
+        <w:t xml:space="preserve">                                       const std::string&amp; password) {</w:t>
+      </w:r>
+    </w:p>
+    <w:p>
+      <w:pPr>
+        <w:pStyle w:val="SourceCode"/>
+        <w:spacing w:before="0" w:after="0" w:line="200" w:lineRule="auto"/>
+      </w:pPr>
+      <w:r>
         <w:t xml:space="preserve">        return sha256(challenge + sha256(password));</w:t>
       </w:r>
-      <w:r>
-        <w:br/>
-      </w:r>
-      <w:r>
-        <w:rPr>
-          <w:rStyle w:val="VerbatimChar"/>
-        </w:rPr>
+    </w:p>
+    <w:p>
+      <w:pPr>
+        <w:pStyle w:val="SourceCode"/>
+        <w:spacing w:before="0" w:after="0" w:line="200" w:lineRule="auto"/>
+      </w:pPr>
+      <w:r>
         <w:t xml:space="preserve">    }</w:t>
       </w:r>
-      <w:r>
-        <w:br/>
-      </w:r>
-      <w:r>
-        <w:br/>
-      </w:r>
-      <w:r>
-        <w:rPr>
-          <w:rStyle w:val="VerbatimChar"/>
-        </w:rPr>
+    </w:p>
+    <w:p>
+      <w:pPr>
+        <w:pStyle w:val="SourceCode"/>
+        <w:spacing w:before="0" w:after="0" w:line="200" w:lineRule="auto"/>
+      </w:pPr>
+    </w:p>
+    <w:p>
+      <w:pPr>
+        <w:pStyle w:val="SourceCode"/>
+        <w:spacing w:before="0" w:after="0" w:line="200" w:lineRule="auto"/>
+      </w:pPr>
+      <w:r>
         <w:t xml:space="preserve">private:</w:t>
       </w:r>
-      <w:r>
-        <w:br/>
-      </w:r>
-      <w:r>
-        <w:rPr>
-          <w:rStyle w:val="VerbatimChar"/>
-        </w:rPr>
+    </w:p>
+    <w:p>
+      <w:pPr>
+        <w:pStyle w:val="SourceCode"/>
+        <w:spacing w:before="0" w:after="0" w:line="200" w:lineRule="auto"/>
+      </w:pPr>
+      <w:r>
         <w:t xml:space="preserve">    static std::string randomHex(int bytes) {</w:t>
       </w:r>
-      <w:r>
-        <w:br/>
-      </w:r>
-      <w:r>
-        <w:rPr>
-          <w:rStyle w:val="VerbatimChar"/>
-        </w:rPr>
+    </w:p>
+    <w:p>
+      <w:pPr>
+        <w:pStyle w:val="SourceCode"/>
+        <w:spacing w:before="0" w:after="0" w:line="200" w:lineRule="auto"/>
+      </w:pPr>
+      <w:r>
         <w:t xml:space="preserve">        std::random_device rd;</w:t>
       </w:r>
-      <w:r>
-        <w:br/>
-      </w:r>
-      <w:r>
-        <w:rPr>
-          <w:rStyle w:val="VerbatimChar"/>
-        </w:rPr>
+    </w:p>
+    <w:p>
+      <w:pPr>
+        <w:pStyle w:val="SourceCode"/>
+        <w:spacing w:before="0" w:after="0" w:line="200" w:lineRule="auto"/>
+      </w:pPr>
+      <w:r>
         <w:t xml:space="preserve">        std::uniform_int_distribution&lt;int&gt; dist(0, 255);</w:t>
       </w:r>
-      <w:r>
-        <w:br/>
-      </w:r>
-      <w:r>
-        <w:br/>
-      </w:r>
-      <w:r>
-        <w:rPr>
-          <w:rStyle w:val="VerbatimChar"/>
-        </w:rPr>
+    </w:p>
+    <w:p>
+      <w:pPr>
+        <w:pStyle w:val="SourceCode"/>
+        <w:spacing w:before="0" w:after="0" w:line="200" w:lineRule="auto"/>
+      </w:pPr>
+    </w:p>
+    <w:p>
+      <w:pPr>
+        <w:pStyle w:val="SourceCode"/>
+        <w:spacing w:before="0" w:after="0" w:line="200" w:lineRule="auto"/>
+      </w:pPr>
+      <w:r>
         <w:t xml:space="preserve">        std::ostringstream out;</w:t>
       </w:r>
-      <w:r>
-        <w:br/>
-      </w:r>
-      <w:r>
-        <w:rPr>
-          <w:rStyle w:val="VerbatimChar"/>
-        </w:rPr>
+    </w:p>
+    <w:p>
+      <w:pPr>
+        <w:pStyle w:val="SourceCode"/>
+        <w:spacing w:before="0" w:after="0" w:line="200" w:lineRule="auto"/>
+      </w:pPr>
+      <w:r>
         <w:t xml:space="preserve">        for (int i = 0; i &lt; bytes; ++i) {</w:t>
       </w:r>
-      <w:r>
-        <w:br/>
-      </w:r>
-      <w:r>
-        <w:rPr>
-          <w:rStyle w:val="VerbatimChar"/>
-        </w:rPr>
+    </w:p>
+    <w:p>
+      <w:pPr>
+        <w:pStyle w:val="SourceCode"/>
+        <w:spacing w:before="0" w:after="0" w:line="200" w:lineRule="auto"/>
+      </w:pPr>
+      <w:r>
         <w:t xml:space="preserve">            out &lt;&lt; std::hex &lt;&lt; std::setw(2) &lt;&lt; std::setfill('0') &lt;&lt; dist(rd);</w:t>
       </w:r>
-      <w:r>
-        <w:br/>
-      </w:r>
-      <w:r>
-        <w:rPr>
-          <w:rStyle w:val="VerbatimChar"/>
-        </w:rPr>
+    </w:p>
+    <w:p>
+      <w:pPr>
+        <w:pStyle w:val="SourceCode"/>
+        <w:spacing w:before="0" w:after="0" w:line="200" w:lineRule="auto"/>
+      </w:pPr>
+      <w:r>
         <w:t xml:space="preserve">        }</w:t>
       </w:r>
-      <w:r>
-        <w:br/>
-      </w:r>
-      <w:r>
-        <w:rPr>
-          <w:rStyle w:val="VerbatimChar"/>
-        </w:rPr>
+    </w:p>
+    <w:p>
+      <w:pPr>
+        <w:pStyle w:val="SourceCode"/>
+        <w:spacing w:before="0" w:after="0" w:line="200" w:lineRule="auto"/>
+      </w:pPr>
+      <w:r>
         <w:t xml:space="preserve">        return out.str();</w:t>
       </w:r>
-      <w:r>
-        <w:br/>
-      </w:r>
-      <w:r>
-        <w:rPr>
-          <w:rStyle w:val="VerbatimChar"/>
-        </w:rPr>
+    </w:p>
+    <w:p>
+      <w:pPr>
+        <w:pStyle w:val="SourceCode"/>
+        <w:spacing w:before="0" w:after="0" w:line="200" w:lineRule="auto"/>
+      </w:pPr>
+      <w:r>
         <w:t xml:space="preserve">    }</w:t>
       </w:r>
-      <w:r>
-        <w:br/>
-      </w:r>
-      <w:r>
-        <w:br/>
-      </w:r>
-      <w:r>
-        <w:rPr>
-          <w:rStyle w:val="VerbatimChar"/>
-        </w:rPr>
+    </w:p>
+    <w:p>
+      <w:pPr>
+        <w:pStyle w:val="SourceCode"/>
+        <w:spacing w:before="0" w:after="0" w:line="200" w:lineRule="auto"/>
+      </w:pPr>
+    </w:p>
+    <w:p>
+      <w:pPr>
+        <w:pStyle w:val="SourceCode"/>
+        <w:spacing w:before="0" w:after="0" w:line="200" w:lineRule="auto"/>
+      </w:pPr>
+      <w:r>
         <w:t xml:space="preserve">    std::map&lt;std::string, std::string&gt; users_;       // ім'я → хеш пароля</w:t>
       </w:r>
-      <w:r>
-        <w:br/>
-      </w:r>
-      <w:r>
-        <w:rPr>
-          <w:rStyle w:val="VerbatimChar"/>
-        </w:rPr>
+    </w:p>
+    <w:p>
+      <w:pPr>
+        <w:pStyle w:val="SourceCode"/>
+        <w:spacing w:before="0" w:after="0" w:line="200" w:lineRule="auto"/>
+      </w:pPr>
+      <w:r>
         <w:t xml:space="preserve">    std::map&lt;std::string, std::string&gt; challenges_;  // ім'я → активний виклик</w:t>
       </w:r>
-      <w:r>
-        <w:br/>
-      </w:r>
-      <w:r>
-        <w:rPr>
-          <w:rStyle w:val="VerbatimChar"/>
-        </w:rPr>
+    </w:p>
+    <w:p>
+      <w:pPr>
+        <w:pStyle w:val="SourceCode"/>
+        <w:spacing w:before="0" w:after="0" w:line="200" w:lineRule="auto"/>
+      </w:pPr>
+      <w:r>
         <w:t xml:space="preserve">};</w:t>
       </w:r>
-      <w:r>
-        <w:br/>
-      </w:r>
-      <w:r>
-        <w:br/>
-      </w:r>
-      <w:r>
-        <w:rPr>
-          <w:rStyle w:val="VerbatimChar"/>
-        </w:rPr>
+    </w:p>
+    <w:p>
+      <w:pPr>
+        <w:pStyle w:val="SourceCode"/>
+        <w:spacing w:before="0" w:after="0" w:line="200" w:lineRule="auto"/>
+      </w:pPr>
+    </w:p>
+    <w:p>
+      <w:pPr>
+        <w:pStyle w:val="SourceCode"/>
+        <w:spacing w:before="0" w:after="0" w:line="200" w:lineRule="auto"/>
+      </w:pPr>
+      <w:r>
         <w:t xml:space="preserve">int main() {</w:t>
       </w:r>
-      <w:r>
-        <w:br/>
-      </w:r>
-      <w:r>
-        <w:rPr>
-          <w:rStyle w:val="VerbatimChar"/>
-        </w:rPr>
+    </w:p>
+    <w:p>
+      <w:pPr>
+        <w:pStyle w:val="SourceCode"/>
+        <w:spacing w:before="0" w:after="0" w:line="200" w:lineRule="auto"/>
+      </w:pPr>
+      <w:r>
         <w:t xml:space="preserve">    ChallengeResponseAuth server;</w:t>
       </w:r>
-      <w:r>
-        <w:br/>
-      </w:r>
-      <w:r>
-        <w:rPr>
-          <w:rStyle w:val="VerbatimChar"/>
-        </w:rPr>
+    </w:p>
+    <w:p>
+      <w:pPr>
+        <w:pStyle w:val="SourceCode"/>
+        <w:spacing w:before="0" w:after="0" w:line="200" w:lineRule="auto"/>
+      </w:pPr>
+      <w:r>
         <w:t xml:space="preserve">    server.registerUser("student", "S3cret!Pass");</w:t>
       </w:r>
-      <w:r>
-        <w:br/>
-      </w:r>
-      <w:r>
-        <w:br/>
-      </w:r>
-      <w:r>
-        <w:rPr>
-          <w:rStyle w:val="VerbatimChar"/>
-        </w:rPr>
+    </w:p>
+    <w:p>
+      <w:pPr>
+        <w:pStyle w:val="SourceCode"/>
+        <w:spacing w:before="0" w:after="0" w:line="200" w:lineRule="auto"/>
+      </w:pPr>
+    </w:p>
+    <w:p>
+      <w:pPr>
+        <w:pStyle w:val="SourceCode"/>
+        <w:spacing w:before="0" w:after="0" w:line="200" w:lineRule="auto"/>
+      </w:pPr>
+      <w:r>
         <w:t xml:space="preserve">    std::cout &lt;&lt; "\n=== Успішна автентифікація ===\n";</w:t>
       </w:r>
-      <w:r>
-        <w:br/>
-      </w:r>
-      <w:r>
-        <w:rPr>
-          <w:rStyle w:val="VerbatimChar"/>
-        </w:rPr>
+    </w:p>
+    <w:p>
+      <w:pPr>
+        <w:pStyle w:val="SourceCode"/>
+        <w:spacing w:before="0" w:after="0" w:line="200" w:lineRule="auto"/>
+      </w:pPr>
+      <w:r>
         <w:t xml:space="preserve">    std::string challenge = server.requestLogin("student");</w:t>
       </w:r>
-      <w:r>
-        <w:br/>
-      </w:r>
-      <w:r>
-        <w:rPr>
-          <w:rStyle w:val="VerbatimChar"/>
-        </w:rPr>
-        <w:t xml:space="preserve">    std::string response = ChallengeResponseAuth::computeResponse(challenge, "S3cret!Pass");</w:t>
-      </w:r>
-      <w:r>
-        <w:br/>
-      </w:r>
-      <w:r>
-        <w:rPr>
-          <w:rStyle w:val="VerbatimChar"/>
-        </w:rPr>
+    </w:p>
+    <w:p>
+      <w:pPr>
+        <w:pStyle w:val="SourceCode"/>
+        <w:spacing w:before="0" w:after="0" w:line="200" w:lineRule="auto"/>
+      </w:pPr>
+      <w:r>
+        <w:t xml:space="preserve">    std::string response =</w:t>
+      </w:r>
+    </w:p>
+    <w:p>
+      <w:pPr>
+        <w:pStyle w:val="SourceCode"/>
+        <w:spacing w:before="0" w:after="0" w:line="200" w:lineRule="auto"/>
+      </w:pPr>
+      <w:r>
+        <w:t xml:space="preserve">        ChallengeResponseAuth::computeResponse(challenge, "S3cret!Pass");</w:t>
+      </w:r>
+    </w:p>
+    <w:p>
+      <w:pPr>
+        <w:pStyle w:val="SourceCode"/>
+        <w:spacing w:before="0" w:after="0" w:line="200" w:lineRule="auto"/>
+      </w:pPr>
+      <w:r>
         <w:t xml:space="preserve">    std::cout &lt;&lt; "[CLIENT] Відповідь: " &lt;&lt; response.substr(0, 16) &lt;&lt; "...\n";</w:t>
       </w:r>
-      <w:r>
-        <w:br/>
-      </w:r>
-      <w:r>
-        <w:rPr>
-          <w:rStyle w:val="VerbatimChar"/>
-        </w:rPr>
+    </w:p>
+    <w:p>
+      <w:pPr>
+        <w:pStyle w:val="SourceCode"/>
+        <w:spacing w:before="0" w:after="0" w:line="200" w:lineRule="auto"/>
+      </w:pPr>
+      <w:r>
         <w:t xml:space="preserve">    server.verifyResponse("student", response);</w:t>
       </w:r>
-      <w:r>
-        <w:br/>
-      </w:r>
-      <w:r>
-        <w:br/>
-      </w:r>
-      <w:r>
-        <w:rPr>
-          <w:rStyle w:val="VerbatimChar"/>
-        </w:rPr>
+    </w:p>
+    <w:p>
+      <w:pPr>
+        <w:pStyle w:val="SourceCode"/>
+        <w:spacing w:before="0" w:after="0" w:line="200" w:lineRule="auto"/>
+      </w:pPr>
+    </w:p>
+    <w:p>
+      <w:pPr>
+        <w:pStyle w:val="SourceCode"/>
+        <w:spacing w:before="0" w:after="0" w:line="200" w:lineRule="auto"/>
+      </w:pPr>
+      <w:r>
         <w:t xml:space="preserve">    std::cout &lt;&lt; "\n=== Атака повтором (replay) ===\n";</w:t>
       </w:r>
-      <w:r>
-        <w:br/>
-      </w:r>
-      <w:r>
-        <w:rPr>
-          <w:rStyle w:val="VerbatimChar"/>
-        </w:rPr>
+    </w:p>
+    <w:p>
+      <w:pPr>
+        <w:pStyle w:val="SourceCode"/>
+        <w:spacing w:before="0" w:after="0" w:line="200" w:lineRule="auto"/>
+      </w:pPr>
+      <w:r>
         <w:t xml:space="preserve">    std::cout &lt;&lt; "[ATTACKER] Повторно надсилає перехоплену відповідь\n";</w:t>
       </w:r>
-      <w:r>
-        <w:br/>
-      </w:r>
-      <w:r>
-        <w:rPr>
-          <w:rStyle w:val="VerbatimChar"/>
-        </w:rPr>
+    </w:p>
+    <w:p>
+      <w:pPr>
+        <w:pStyle w:val="SourceCode"/>
+        <w:spacing w:before="0" w:after="0" w:line="200" w:lineRule="auto"/>
+      </w:pPr>
+      <w:r>
         <w:t xml:space="preserve">    server.verifyResponse("student", response);</w:t>
       </w:r>
-      <w:r>
-        <w:br/>
-      </w:r>
-      <w:r>
-        <w:br/>
-      </w:r>
-      <w:r>
-        <w:rPr>
-          <w:rStyle w:val="VerbatimChar"/>
-        </w:rPr>
+    </w:p>
+    <w:p>
+      <w:pPr>
+        <w:pStyle w:val="SourceCode"/>
+        <w:spacing w:before="0" w:after="0" w:line="200" w:lineRule="auto"/>
+      </w:pPr>
+    </w:p>
+    <w:p>
+      <w:pPr>
+        <w:pStyle w:val="SourceCode"/>
+        <w:spacing w:before="0" w:after="0" w:line="200" w:lineRule="auto"/>
+      </w:pPr>
+      <w:r>
         <w:t xml:space="preserve">    std::cout &lt;&lt; "\n=== Хибний пароль ===\n";</w:t>
       </w:r>
-      <w:r>
-        <w:br/>
-      </w:r>
-      <w:r>
-        <w:rPr>
-          <w:rStyle w:val="VerbatimChar"/>
-        </w:rPr>
+    </w:p>
+    <w:p>
+      <w:pPr>
+        <w:pStyle w:val="SourceCode"/>
+        <w:spacing w:before="0" w:after="0" w:line="200" w:lineRule="auto"/>
+      </w:pPr>
+      <w:r>
         <w:t xml:space="preserve">    challenge = server.requestLogin("student");</w:t>
       </w:r>
-      <w:r>
-        <w:br/>
-      </w:r>
-      <w:r>
-        <w:rPr>
-          <w:rStyle w:val="VerbatimChar"/>
-        </w:rPr>
-        <w:t xml:space="preserve">    server.verifyResponse("student", ChallengeResponseAuth::computeResponse(challenge, "wrong"));</w:t>
-      </w:r>
-      <w:r>
-        <w:br/>
-      </w:r>
-      <w:r>
-        <w:br/>
-      </w:r>
-      <w:r>
-        <w:rPr>
-          <w:rStyle w:val="VerbatimChar"/>
-        </w:rPr>
+    </w:p>
+    <w:p>
+      <w:pPr>
+        <w:pStyle w:val="SourceCode"/>
+        <w:spacing w:before="0" w:after="0" w:line="200" w:lineRule="auto"/>
+      </w:pPr>
+      <w:r>
+        <w:t xml:space="preserve">    server.verifyResponse(</w:t>
+      </w:r>
+    </w:p>
+    <w:p>
+      <w:pPr>
+        <w:pStyle w:val="SourceCode"/>
+        <w:spacing w:before="0" w:after="0" w:line="200" w:lineRule="auto"/>
+      </w:pPr>
+      <w:r>
+        <w:t xml:space="preserve">        "student", ChallengeResponseAuth::computeResponse(challenge, "wrong"));</w:t>
+      </w:r>
+    </w:p>
+    <w:p>
+      <w:pPr>
+        <w:pStyle w:val="SourceCode"/>
+        <w:spacing w:before="0" w:after="0" w:line="200" w:lineRule="auto"/>
+      </w:pPr>
+    </w:p>
+    <w:p>
+      <w:pPr>
+        <w:pStyle w:val="SourceCode"/>
+        <w:spacing w:before="0" w:after="0" w:line="200" w:lineRule="auto"/>
+      </w:pPr>
+      <w:r>
         <w:t xml:space="preserve">    return 0;</w:t>
       </w:r>
-      <w:r>
-        <w:br/>
-      </w:r>
-      <w:r>
-        <w:rPr>
-          <w:rStyle w:val="VerbatimChar"/>
-        </w:rPr>
+    </w:p>
+    <w:p>
+      <w:pPr>
+        <w:pStyle w:val="SourceCode"/>
+        <w:spacing w:before="0" w:after="120" w:line="200" w:lineRule="auto"/>
+      </w:pPr>
+      <w:r>
         <w:t xml:space="preserve">}</w:t>
       </w:r>
     </w:p>
@@ -3668,110 +3857,117 @@
     <w:p>
       <w:pPr>
         <w:pStyle w:val="SourceCode"/>
-      </w:pPr>
-      <w:r>
-        <w:rPr>
-          <w:rStyle w:val="VerbatimChar"/>
-        </w:rPr>
+        <w:spacing w:before="120" w:after="0" w:line="200" w:lineRule="auto"/>
+      </w:pPr>
+      <w:r>
         <w:t xml:space="preserve">[SERVER] Користувача 'student' зареєстровано</w:t>
       </w:r>
-      <w:r>
-        <w:br/>
-      </w:r>
-      <w:r>
-        <w:br/>
-      </w:r>
-      <w:r>
-        <w:rPr>
-          <w:rStyle w:val="VerbatimChar"/>
-        </w:rPr>
+    </w:p>
+    <w:p>
+      <w:pPr>
+        <w:pStyle w:val="SourceCode"/>
+        <w:spacing w:before="0" w:after="0" w:line="200" w:lineRule="auto"/>
+      </w:pPr>
+    </w:p>
+    <w:p>
+      <w:pPr>
+        <w:pStyle w:val="SourceCode"/>
+        <w:spacing w:before="0" w:after="0" w:line="200" w:lineRule="auto"/>
+      </w:pPr>
+      <w:r>
         <w:t xml:space="preserve">=== Успішна автентифікація ===</w:t>
       </w:r>
-      <w:r>
-        <w:br/>
-      </w:r>
-      <w:r>
-        <w:rPr>
-          <w:rStyle w:val="VerbatimChar"/>
-        </w:rPr>
+    </w:p>
+    <w:p>
+      <w:pPr>
+        <w:pStyle w:val="SourceCode"/>
+        <w:spacing w:before="0" w:after="0" w:line="200" w:lineRule="auto"/>
+      </w:pPr>
+      <w:r>
         <w:t xml:space="preserve">[SERVER] Виклик для 'student': 78abdd86de9d92b9...</w:t>
       </w:r>
-      <w:r>
-        <w:br/>
-      </w:r>
-      <w:r>
-        <w:rPr>
-          <w:rStyle w:val="VerbatimChar"/>
-        </w:rPr>
+    </w:p>
+    <w:p>
+      <w:pPr>
+        <w:pStyle w:val="SourceCode"/>
+        <w:spacing w:before="0" w:after="0" w:line="200" w:lineRule="auto"/>
+      </w:pPr>
+      <w:r>
         <w:t xml:space="preserve">[CLIENT] Відповідь: e7986c853d0e7791...</w:t>
       </w:r>
-      <w:r>
-        <w:br/>
-      </w:r>
-      <w:r>
-        <w:rPr>
-          <w:rStyle w:val="VerbatimChar"/>
-        </w:rPr>
+    </w:p>
+    <w:p>
+      <w:pPr>
+        <w:pStyle w:val="SourceCode"/>
+        <w:spacing w:before="0" w:after="0" w:line="200" w:lineRule="auto"/>
+      </w:pPr>
+      <w:r>
         <w:t xml:space="preserve">[SERVER] Перевірка: успіх</w:t>
       </w:r>
-      <w:r>
-        <w:br/>
-      </w:r>
-      <w:r>
-        <w:br/>
-      </w:r>
-      <w:r>
-        <w:rPr>
-          <w:rStyle w:val="VerbatimChar"/>
-        </w:rPr>
+    </w:p>
+    <w:p>
+      <w:pPr>
+        <w:pStyle w:val="SourceCode"/>
+        <w:spacing w:before="0" w:after="0" w:line="200" w:lineRule="auto"/>
+      </w:pPr>
+    </w:p>
+    <w:p>
+      <w:pPr>
+        <w:pStyle w:val="SourceCode"/>
+        <w:spacing w:before="0" w:after="0" w:line="200" w:lineRule="auto"/>
+      </w:pPr>
+      <w:r>
         <w:t xml:space="preserve">=== Атака повтором (replay) ===</w:t>
       </w:r>
-      <w:r>
-        <w:br/>
-      </w:r>
-      <w:r>
-        <w:rPr>
-          <w:rStyle w:val="VerbatimChar"/>
-        </w:rPr>
+    </w:p>
+    <w:p>
+      <w:pPr>
+        <w:pStyle w:val="SourceCode"/>
+        <w:spacing w:before="0" w:after="0" w:line="200" w:lineRule="auto"/>
+      </w:pPr>
+      <w:r>
         <w:t xml:space="preserve">[ATTACKER] Повторно надсилає перехоплену відповідь</w:t>
       </w:r>
-      <w:r>
-        <w:br/>
-      </w:r>
-      <w:r>
-        <w:rPr>
-          <w:rStyle w:val="VerbatimChar"/>
-        </w:rPr>
+    </w:p>
+    <w:p>
+      <w:pPr>
+        <w:pStyle w:val="SourceCode"/>
+        <w:spacing w:before="0" w:after="0" w:line="200" w:lineRule="auto"/>
+      </w:pPr>
+      <w:r>
         <w:t xml:space="preserve">[SERVER] Немає активного виклику</w:t>
       </w:r>
-      <w:r>
-        <w:br/>
-      </w:r>
-      <w:r>
-        <w:br/>
-      </w:r>
-      <w:r>
-        <w:rPr>
-          <w:rStyle w:val="VerbatimChar"/>
-        </w:rPr>
+    </w:p>
+    <w:p>
+      <w:pPr>
+        <w:pStyle w:val="SourceCode"/>
+        <w:spacing w:before="0" w:after="0" w:line="200" w:lineRule="auto"/>
+      </w:pPr>
+    </w:p>
+    <w:p>
+      <w:pPr>
+        <w:pStyle w:val="SourceCode"/>
+        <w:spacing w:before="0" w:after="0" w:line="200" w:lineRule="auto"/>
+      </w:pPr>
+      <w:r>
         <w:t xml:space="preserve">=== Хибний пароль ===</w:t>
       </w:r>
-      <w:r>
-        <w:br/>
-      </w:r>
-      <w:r>
-        <w:rPr>
-          <w:rStyle w:val="VerbatimChar"/>
-        </w:rPr>
+    </w:p>
+    <w:p>
+      <w:pPr>
+        <w:pStyle w:val="SourceCode"/>
+        <w:spacing w:before="0" w:after="0" w:line="200" w:lineRule="auto"/>
+      </w:pPr>
+      <w:r>
         <w:t xml:space="preserve">[SERVER] Виклик для 'student': a1acd6111957660f...</w:t>
       </w:r>
-      <w:r>
-        <w:br/>
-      </w:r>
-      <w:r>
-        <w:rPr>
-          <w:rStyle w:val="VerbatimChar"/>
-        </w:rPr>
+    </w:p>
+    <w:p>
+      <w:pPr>
+        <w:pStyle w:val="SourceCode"/>
+        <w:spacing w:before="0" w:after="120" w:line="200" w:lineRule="auto"/>
+      </w:pPr>
+      <w:r>
         <w:t xml:space="preserve">[SERVER] Перевірка: відмова</w:t>
       </w:r>
     </w:p>
@@ -3788,887 +3984,978 @@
     <w:p>
       <w:pPr>
         <w:pStyle w:val="SourceCode"/>
-      </w:pPr>
-      <w:r>
-        <w:rPr>
-          <w:rStyle w:val="VerbatimChar"/>
-        </w:rPr>
+        <w:spacing w:before="120" w:after="0" w:line="200" w:lineRule="auto"/>
+      </w:pPr>
+      <w:r>
         <w:t xml:space="preserve">#include &lt;iostream&gt;</w:t>
       </w:r>
-      <w:r>
-        <w:br/>
-      </w:r>
-      <w:r>
-        <w:rPr>
-          <w:rStyle w:val="VerbatimChar"/>
-        </w:rPr>
+    </w:p>
+    <w:p>
+      <w:pPr>
+        <w:pStyle w:val="SourceCode"/>
+        <w:spacing w:before="0" w:after="0" w:line="200" w:lineRule="auto"/>
+      </w:pPr>
+      <w:r>
         <w:t xml:space="preserve">#include &lt;string&gt;</w:t>
       </w:r>
-      <w:r>
-        <w:br/>
-      </w:r>
-      <w:r>
-        <w:rPr>
-          <w:rStyle w:val="VerbatimChar"/>
-        </w:rPr>
+    </w:p>
+    <w:p>
+      <w:pPr>
+        <w:pStyle w:val="SourceCode"/>
+        <w:spacing w:before="0" w:after="0" w:line="200" w:lineRule="auto"/>
+      </w:pPr>
+      <w:r>
         <w:t xml:space="preserve">#include &lt;vector&gt;</w:t>
       </w:r>
-      <w:r>
-        <w:br/>
-      </w:r>
-      <w:r>
-        <w:rPr>
-          <w:rStyle w:val="VerbatimChar"/>
-        </w:rPr>
+    </w:p>
+    <w:p>
+      <w:pPr>
+        <w:pStyle w:val="SourceCode"/>
+        <w:spacing w:before="0" w:after="0" w:line="200" w:lineRule="auto"/>
+      </w:pPr>
+      <w:r>
         <w:t xml:space="preserve">#include &lt;ctime&gt;</w:t>
       </w:r>
-      <w:r>
-        <w:br/>
-      </w:r>
-      <w:r>
-        <w:rPr>
-          <w:rStyle w:val="VerbatimChar"/>
-        </w:rPr>
+    </w:p>
+    <w:p>
+      <w:pPr>
+        <w:pStyle w:val="SourceCode"/>
+        <w:spacing w:before="0" w:after="0" w:line="200" w:lineRule="auto"/>
+      </w:pPr>
+      <w:r>
         <w:t xml:space="preserve">#include &lt;cstdint&gt;</w:t>
       </w:r>
-      <w:r>
-        <w:br/>
-      </w:r>
-      <w:r>
-        <w:rPr>
-          <w:rStyle w:val="VerbatimChar"/>
-        </w:rPr>
+    </w:p>
+    <w:p>
+      <w:pPr>
+        <w:pStyle w:val="SourceCode"/>
+        <w:spacing w:before="0" w:after="0" w:line="200" w:lineRule="auto"/>
+      </w:pPr>
+      <w:r>
         <w:t xml:space="preserve">#include &lt;iomanip&gt;</w:t>
       </w:r>
-      <w:r>
-        <w:br/>
-      </w:r>
-      <w:r>
-        <w:rPr>
-          <w:rStyle w:val="VerbatimChar"/>
-        </w:rPr>
+    </w:p>
+    <w:p>
+      <w:pPr>
+        <w:pStyle w:val="SourceCode"/>
+        <w:spacing w:before="0" w:after="0" w:line="200" w:lineRule="auto"/>
+      </w:pPr>
+      <w:r>
         <w:t xml:space="preserve">#include &lt;sstream&gt;</w:t>
       </w:r>
-      <w:r>
-        <w:br/>
-      </w:r>
-      <w:r>
-        <w:br/>
-      </w:r>
-      <w:r>
-        <w:rPr>
-          <w:rStyle w:val="VerbatimChar"/>
-        </w:rPr>
+    </w:p>
+    <w:p>
+      <w:pPr>
+        <w:pStyle w:val="SourceCode"/>
+        <w:spacing w:before="0" w:after="0" w:line="200" w:lineRule="auto"/>
+      </w:pPr>
+    </w:p>
+    <w:p>
+      <w:pPr>
+        <w:pStyle w:val="SourceCode"/>
+        <w:spacing w:before="0" w:after="0" w:line="200" w:lineRule="auto"/>
+      </w:pPr>
+      <w:r>
         <w:t xml:space="preserve">// Хеш-функція з лабораторної роботи №7. TOTP за RFC 6238 припускає</w:t>
       </w:r>
-      <w:r>
-        <w:br/>
-      </w:r>
-      <w:r>
-        <w:rPr>
-          <w:rStyle w:val="VerbatimChar"/>
-        </w:rPr>
+    </w:p>
+    <w:p>
+      <w:pPr>
+        <w:pStyle w:val="SourceCode"/>
+        <w:spacing w:before="0" w:after="0" w:line="200" w:lineRule="auto"/>
+      </w:pPr>
+      <w:r>
         <w:t xml:space="preserve">// SHA-1, SHA-256 або SHA-512; тут використано SHA-256.</w:t>
       </w:r>
-      <w:r>
-        <w:br/>
-      </w:r>
-      <w:r>
-        <w:rPr>
-          <w:rStyle w:val="VerbatimChar"/>
-        </w:rPr>
+    </w:p>
+    <w:p>
+      <w:pPr>
+        <w:pStyle w:val="SourceCode"/>
+        <w:spacing w:before="0" w:after="0" w:line="200" w:lineRule="auto"/>
+      </w:pPr>
+      <w:r>
         <w:t xml:space="preserve">std::string sha256(const std::string&amp; message);</w:t>
       </w:r>
-      <w:r>
-        <w:br/>
-      </w:r>
-      <w:r>
-        <w:rPr>
-          <w:rStyle w:val="VerbatimChar"/>
-        </w:rPr>
+    </w:p>
+    <w:p>
+      <w:pPr>
+        <w:pStyle w:val="SourceCode"/>
+        <w:spacing w:before="0" w:after="0" w:line="200" w:lineRule="auto"/>
+      </w:pPr>
+      <w:r>
         <w:t xml:space="preserve">std::vector&lt;unsigned char&gt; sha256Raw(const std::string&amp; message);</w:t>
       </w:r>
-      <w:r>
-        <w:br/>
-      </w:r>
-      <w:r>
-        <w:br/>
-      </w:r>
-      <w:r>
-        <w:rPr>
-          <w:rStyle w:val="VerbatimChar"/>
-        </w:rPr>
+    </w:p>
+    <w:p>
+      <w:pPr>
+        <w:pStyle w:val="SourceCode"/>
+        <w:spacing w:before="0" w:after="0" w:line="200" w:lineRule="auto"/>
+      </w:pPr>
+    </w:p>
+    <w:p>
+      <w:pPr>
+        <w:pStyle w:val="SourceCode"/>
+        <w:spacing w:before="0" w:after="0" w:line="200" w:lineRule="auto"/>
+      </w:pPr>
+      <w:r>
         <w:t xml:space="preserve">using Bytes = std::vector&lt;unsigned char&gt;;</w:t>
       </w:r>
-      <w:r>
-        <w:br/>
-      </w:r>
-      <w:r>
-        <w:br/>
-      </w:r>
-      <w:r>
-        <w:rPr>
-          <w:rStyle w:val="VerbatimChar"/>
-        </w:rPr>
+    </w:p>
+    <w:p>
+      <w:pPr>
+        <w:pStyle w:val="SourceCode"/>
+        <w:spacing w:before="0" w:after="0" w:line="200" w:lineRule="auto"/>
+      </w:pPr>
+    </w:p>
+    <w:p>
+      <w:pPr>
+        <w:pStyle w:val="SourceCode"/>
+        <w:spacing w:before="0" w:after="0" w:line="200" w:lineRule="auto"/>
+      </w:pPr>
+      <w:r>
         <w:t xml:space="preserve">// HMAC за RFC 2104: hash((key ^ opad) + hash((key ^ ipad) + message))</w:t>
       </w:r>
-      <w:r>
-        <w:br/>
-      </w:r>
-      <w:r>
-        <w:rPr>
-          <w:rStyle w:val="VerbatimChar"/>
-        </w:rPr>
+    </w:p>
+    <w:p>
+      <w:pPr>
+        <w:pStyle w:val="SourceCode"/>
+        <w:spacing w:before="0" w:after="0" w:line="200" w:lineRule="auto"/>
+      </w:pPr>
+      <w:r>
         <w:t xml:space="preserve">Bytes hmacSha256(const Bytes&amp; key, const Bytes&amp; message) {</w:t>
       </w:r>
-      <w:r>
-        <w:br/>
-      </w:r>
-      <w:r>
-        <w:rPr>
-          <w:rStyle w:val="VerbatimChar"/>
-        </w:rPr>
+    </w:p>
+    <w:p>
+      <w:pPr>
+        <w:pStyle w:val="SourceCode"/>
+        <w:spacing w:before="0" w:after="0" w:line="200" w:lineRule="auto"/>
+      </w:pPr>
+      <w:r>
         <w:t xml:space="preserve">    const size_t BLOCK = 64;</w:t>
       </w:r>
-      <w:r>
-        <w:br/>
-      </w:r>
-      <w:r>
-        <w:rPr>
-          <w:rStyle w:val="VerbatimChar"/>
-        </w:rPr>
+    </w:p>
+    <w:p>
+      <w:pPr>
+        <w:pStyle w:val="SourceCode"/>
+        <w:spacing w:before="0" w:after="0" w:line="200" w:lineRule="auto"/>
+      </w:pPr>
+      <w:r>
         <w:t xml:space="preserve">    Bytes paddedKey = key;</w:t>
       </w:r>
-      <w:r>
-        <w:br/>
-      </w:r>
-      <w:r>
-        <w:br/>
-      </w:r>
-      <w:r>
-        <w:rPr>
-          <w:rStyle w:val="VerbatimChar"/>
-        </w:rPr>
+    </w:p>
+    <w:p>
+      <w:pPr>
+        <w:pStyle w:val="SourceCode"/>
+        <w:spacing w:before="0" w:after="0" w:line="200" w:lineRule="auto"/>
+      </w:pPr>
+    </w:p>
+    <w:p>
+      <w:pPr>
+        <w:pStyle w:val="SourceCode"/>
+        <w:spacing w:before="0" w:after="0" w:line="200" w:lineRule="auto"/>
+      </w:pPr>
+      <w:r>
         <w:t xml:space="preserve">    if (paddedKey.size() &gt; BLOCK) {</w:t>
       </w:r>
-      <w:r>
-        <w:br/>
-      </w:r>
-      <w:r>
-        <w:rPr>
-          <w:rStyle w:val="VerbatimChar"/>
-        </w:rPr>
+    </w:p>
+    <w:p>
+      <w:pPr>
+        <w:pStyle w:val="SourceCode"/>
+        <w:spacing w:before="0" w:after="0" w:line="200" w:lineRule="auto"/>
+      </w:pPr>
+      <w:r>
         <w:t xml:space="preserve">        std::string raw(paddedKey.begin(), paddedKey.end());</w:t>
       </w:r>
-      <w:r>
-        <w:br/>
-      </w:r>
-      <w:r>
-        <w:rPr>
-          <w:rStyle w:val="VerbatimChar"/>
-        </w:rPr>
+    </w:p>
+    <w:p>
+      <w:pPr>
+        <w:pStyle w:val="SourceCode"/>
+        <w:spacing w:before="0" w:after="0" w:line="200" w:lineRule="auto"/>
+      </w:pPr>
+      <w:r>
         <w:t xml:space="preserve">        paddedKey = sha256Raw(raw);</w:t>
       </w:r>
-      <w:r>
-        <w:br/>
-      </w:r>
-      <w:r>
-        <w:rPr>
-          <w:rStyle w:val="VerbatimChar"/>
-        </w:rPr>
+    </w:p>
+    <w:p>
+      <w:pPr>
+        <w:pStyle w:val="SourceCode"/>
+        <w:spacing w:before="0" w:after="0" w:line="200" w:lineRule="auto"/>
+      </w:pPr>
+      <w:r>
         <w:t xml:space="preserve">    }</w:t>
       </w:r>
-      <w:r>
-        <w:br/>
-      </w:r>
-      <w:r>
-        <w:rPr>
-          <w:rStyle w:val="VerbatimChar"/>
-        </w:rPr>
+    </w:p>
+    <w:p>
+      <w:pPr>
+        <w:pStyle w:val="SourceCode"/>
+        <w:spacing w:before="0" w:after="0" w:line="200" w:lineRule="auto"/>
+      </w:pPr>
+      <w:r>
         <w:t xml:space="preserve">    paddedKey.resize(BLOCK, 0x00);</w:t>
       </w:r>
-      <w:r>
-        <w:br/>
-      </w:r>
-      <w:r>
-        <w:br/>
-      </w:r>
-      <w:r>
-        <w:rPr>
-          <w:rStyle w:val="VerbatimChar"/>
-        </w:rPr>
+    </w:p>
+    <w:p>
+      <w:pPr>
+        <w:pStyle w:val="SourceCode"/>
+        <w:spacing w:before="0" w:after="0" w:line="200" w:lineRule="auto"/>
+      </w:pPr>
+    </w:p>
+    <w:p>
+      <w:pPr>
+        <w:pStyle w:val="SourceCode"/>
+        <w:spacing w:before="0" w:after="0" w:line="200" w:lineRule="auto"/>
+      </w:pPr>
+      <w:r>
         <w:t xml:space="preserve">    Bytes inner(BLOCK), outer(BLOCK);</w:t>
       </w:r>
-      <w:r>
-        <w:br/>
-      </w:r>
-      <w:r>
-        <w:rPr>
-          <w:rStyle w:val="VerbatimChar"/>
-        </w:rPr>
+    </w:p>
+    <w:p>
+      <w:pPr>
+        <w:pStyle w:val="SourceCode"/>
+        <w:spacing w:before="0" w:after="0" w:line="200" w:lineRule="auto"/>
+      </w:pPr>
+      <w:r>
         <w:t xml:space="preserve">    for (size_t i = 0; i &lt; BLOCK; ++i) {</w:t>
       </w:r>
-      <w:r>
-        <w:br/>
-      </w:r>
-      <w:r>
-        <w:rPr>
-          <w:rStyle w:val="VerbatimChar"/>
-        </w:rPr>
+    </w:p>
+    <w:p>
+      <w:pPr>
+        <w:pStyle w:val="SourceCode"/>
+        <w:spacing w:before="0" w:after="0" w:line="200" w:lineRule="auto"/>
+      </w:pPr>
+      <w:r>
         <w:t xml:space="preserve">        inner[i] = static_cast&lt;unsigned char&gt;(paddedKey[i] ^ 0x36);</w:t>
       </w:r>
-      <w:r>
-        <w:br/>
-      </w:r>
-      <w:r>
-        <w:rPr>
-          <w:rStyle w:val="VerbatimChar"/>
-        </w:rPr>
+    </w:p>
+    <w:p>
+      <w:pPr>
+        <w:pStyle w:val="SourceCode"/>
+        <w:spacing w:before="0" w:after="0" w:line="200" w:lineRule="auto"/>
+      </w:pPr>
+      <w:r>
         <w:t xml:space="preserve">        outer[i] = static_cast&lt;unsigned char&gt;(paddedKey[i] ^ 0x5c);</w:t>
       </w:r>
-      <w:r>
-        <w:br/>
-      </w:r>
-      <w:r>
-        <w:rPr>
-          <w:rStyle w:val="VerbatimChar"/>
-        </w:rPr>
+    </w:p>
+    <w:p>
+      <w:pPr>
+        <w:pStyle w:val="SourceCode"/>
+        <w:spacing w:before="0" w:after="0" w:line="200" w:lineRule="auto"/>
+      </w:pPr>
+      <w:r>
         <w:t xml:space="preserve">    }</w:t>
       </w:r>
-      <w:r>
-        <w:br/>
-      </w:r>
-      <w:r>
-        <w:br/>
-      </w:r>
-      <w:r>
-        <w:rPr>
-          <w:rStyle w:val="VerbatimChar"/>
-        </w:rPr>
+    </w:p>
+    <w:p>
+      <w:pPr>
+        <w:pStyle w:val="SourceCode"/>
+        <w:spacing w:before="0" w:after="0" w:line="200" w:lineRule="auto"/>
+      </w:pPr>
+    </w:p>
+    <w:p>
+      <w:pPr>
+        <w:pStyle w:val="SourceCode"/>
+        <w:spacing w:before="0" w:after="0" w:line="200" w:lineRule="auto"/>
+      </w:pPr>
+      <w:r>
         <w:t xml:space="preserve">    inner.insert(inner.end(), message.begin(), message.end());</w:t>
       </w:r>
-      <w:r>
-        <w:br/>
-      </w:r>
-      <w:r>
-        <w:rPr>
-          <w:rStyle w:val="VerbatimChar"/>
-        </w:rPr>
+    </w:p>
+    <w:p>
+      <w:pPr>
+        <w:pStyle w:val="SourceCode"/>
+        <w:spacing w:before="0" w:after="0" w:line="200" w:lineRule="auto"/>
+      </w:pPr>
+      <w:r>
         <w:t xml:space="preserve">    Bytes innerHash = sha256Raw(std::string(inner.begin(), inner.end()));</w:t>
       </w:r>
-      <w:r>
-        <w:br/>
-      </w:r>
-      <w:r>
-        <w:br/>
-      </w:r>
-      <w:r>
-        <w:rPr>
-          <w:rStyle w:val="VerbatimChar"/>
-        </w:rPr>
+    </w:p>
+    <w:p>
+      <w:pPr>
+        <w:pStyle w:val="SourceCode"/>
+        <w:spacing w:before="0" w:after="0" w:line="200" w:lineRule="auto"/>
+      </w:pPr>
+    </w:p>
+    <w:p>
+      <w:pPr>
+        <w:pStyle w:val="SourceCode"/>
+        <w:spacing w:before="0" w:after="0" w:line="200" w:lineRule="auto"/>
+      </w:pPr>
+      <w:r>
         <w:t xml:space="preserve">    outer.insert(outer.end(), innerHash.begin(), innerHash.end());</w:t>
       </w:r>
-      <w:r>
-        <w:br/>
-      </w:r>
-      <w:r>
-        <w:rPr>
-          <w:rStyle w:val="VerbatimChar"/>
-        </w:rPr>
+    </w:p>
+    <w:p>
+      <w:pPr>
+        <w:pStyle w:val="SourceCode"/>
+        <w:spacing w:before="0" w:after="0" w:line="200" w:lineRule="auto"/>
+      </w:pPr>
+      <w:r>
         <w:t xml:space="preserve">    return sha256Raw(std::string(outer.begin(), outer.end()));</w:t>
       </w:r>
-      <w:r>
-        <w:br/>
-      </w:r>
-      <w:r>
-        <w:rPr>
-          <w:rStyle w:val="VerbatimChar"/>
-        </w:rPr>
+    </w:p>
+    <w:p>
+      <w:pPr>
+        <w:pStyle w:val="SourceCode"/>
+        <w:spacing w:before="0" w:after="0" w:line="200" w:lineRule="auto"/>
+      </w:pPr>
+      <w:r>
         <w:t xml:space="preserve">}</w:t>
       </w:r>
-      <w:r>
-        <w:br/>
-      </w:r>
-      <w:r>
-        <w:br/>
-      </w:r>
-      <w:r>
-        <w:rPr>
-          <w:rStyle w:val="VerbatimChar"/>
-        </w:rPr>
+    </w:p>
+    <w:p>
+      <w:pPr>
+        <w:pStyle w:val="SourceCode"/>
+        <w:spacing w:before="0" w:after="0" w:line="200" w:lineRule="auto"/>
+      </w:pPr>
+    </w:p>
+    <w:p>
+      <w:pPr>
+        <w:pStyle w:val="SourceCode"/>
+        <w:spacing w:before="0" w:after="0" w:line="200" w:lineRule="auto"/>
+      </w:pPr>
+      <w:r>
         <w:t xml:space="preserve">class TOTP {</w:t>
       </w:r>
-      <w:r>
-        <w:br/>
-      </w:r>
-      <w:r>
-        <w:rPr>
-          <w:rStyle w:val="VerbatimChar"/>
-        </w:rPr>
+    </w:p>
+    <w:p>
+      <w:pPr>
+        <w:pStyle w:val="SourceCode"/>
+        <w:spacing w:before="0" w:after="0" w:line="200" w:lineRule="auto"/>
+      </w:pPr>
+      <w:r>
         <w:t xml:space="preserve">public:</w:t>
       </w:r>
-      <w:r>
-        <w:br/>
-      </w:r>
-      <w:r>
-        <w:rPr>
-          <w:rStyle w:val="VerbatimChar"/>
-        </w:rPr>
+    </w:p>
+    <w:p>
+      <w:pPr>
+        <w:pStyle w:val="SourceCode"/>
+        <w:spacing w:before="0" w:after="0" w:line="200" w:lineRule="auto"/>
+      </w:pPr>
+      <w:r>
         <w:t xml:space="preserve">    TOTP(const Bytes&amp; secret, int digits = 6, int interval = 30)</w:t>
       </w:r>
-      <w:r>
-        <w:br/>
-      </w:r>
-      <w:r>
-        <w:rPr>
-          <w:rStyle w:val="VerbatimChar"/>
-        </w:rPr>
+    </w:p>
+    <w:p>
+      <w:pPr>
+        <w:pStyle w:val="SourceCode"/>
+        <w:spacing w:before="0" w:after="0" w:line="200" w:lineRule="auto"/>
+      </w:pPr>
+      <w:r>
         <w:t xml:space="preserve">        : secret_(secret), digits_(digits), interval_(interval) {}</w:t>
       </w:r>
-      <w:r>
-        <w:br/>
-      </w:r>
-      <w:r>
-        <w:br/>
-      </w:r>
-      <w:r>
-        <w:rPr>
-          <w:rStyle w:val="VerbatimChar"/>
-        </w:rPr>
+    </w:p>
+    <w:p>
+      <w:pPr>
+        <w:pStyle w:val="SourceCode"/>
+        <w:spacing w:before="0" w:after="0" w:line="200" w:lineRule="auto"/>
+      </w:pPr>
+    </w:p>
+    <w:p>
+      <w:pPr>
+        <w:pStyle w:val="SourceCode"/>
+        <w:spacing w:before="0" w:after="0" w:line="200" w:lineRule="auto"/>
+      </w:pPr>
+      <w:r>
         <w:t xml:space="preserve">    // Код залежить від номера часового інтервалу, а не від точного часу,</w:t>
       </w:r>
-      <w:r>
-        <w:br/>
-      </w:r>
-      <w:r>
-        <w:rPr>
-          <w:rStyle w:val="VerbatimChar"/>
-        </w:rPr>
+    </w:p>
+    <w:p>
+      <w:pPr>
+        <w:pStyle w:val="SourceCode"/>
+        <w:spacing w:before="0" w:after="0" w:line="200" w:lineRule="auto"/>
+      </w:pPr>
+      <w:r>
         <w:t xml:space="preserve">    // тому клієнт і сервер отримують однакове значення протягом 30 секунд</w:t>
       </w:r>
-      <w:r>
-        <w:br/>
-      </w:r>
-      <w:r>
-        <w:rPr>
-          <w:rStyle w:val="VerbatimChar"/>
-        </w:rPr>
+    </w:p>
+    <w:p>
+      <w:pPr>
+        <w:pStyle w:val="SourceCode"/>
+        <w:spacing w:before="0" w:after="0" w:line="200" w:lineRule="auto"/>
+      </w:pPr>
+      <w:r>
         <w:t xml:space="preserve">    std::string generate(std::time_t timestamp = std::time(nullptr)) const {</w:t>
       </w:r>
-      <w:r>
-        <w:br/>
-      </w:r>
-      <w:r>
-        <w:rPr>
-          <w:rStyle w:val="VerbatimChar"/>
-        </w:rPr>
+    </w:p>
+    <w:p>
+      <w:pPr>
+        <w:pStyle w:val="SourceCode"/>
+        <w:spacing w:before="0" w:after="0" w:line="200" w:lineRule="auto"/>
+      </w:pPr>
+      <w:r>
         <w:t xml:space="preserve">        uint64_t counter = static_cast&lt;uint64_t&gt;(timestamp) / interval_;</w:t>
       </w:r>
-      <w:r>
-        <w:br/>
-      </w:r>
-      <w:r>
-        <w:br/>
-      </w:r>
-      <w:r>
-        <w:rPr>
-          <w:rStyle w:val="VerbatimChar"/>
-        </w:rPr>
+    </w:p>
+    <w:p>
+      <w:pPr>
+        <w:pStyle w:val="SourceCode"/>
+        <w:spacing w:before="0" w:after="0" w:line="200" w:lineRule="auto"/>
+      </w:pPr>
+    </w:p>
+    <w:p>
+      <w:pPr>
+        <w:pStyle w:val="SourceCode"/>
+        <w:spacing w:before="0" w:after="0" w:line="200" w:lineRule="auto"/>
+      </w:pPr>
+      <w:r>
         <w:t xml:space="preserve">        Bytes message(8);</w:t>
       </w:r>
-      <w:r>
-        <w:br/>
-      </w:r>
-      <w:r>
-        <w:rPr>
-          <w:rStyle w:val="VerbatimChar"/>
-        </w:rPr>
+    </w:p>
+    <w:p>
+      <w:pPr>
+        <w:pStyle w:val="SourceCode"/>
+        <w:spacing w:before="0" w:after="0" w:line="200" w:lineRule="auto"/>
+      </w:pPr>
+      <w:r>
         <w:t xml:space="preserve">        for (int i = 7; i &gt;= 0; --i) {           // лічильник у big-endian</w:t>
       </w:r>
-      <w:r>
-        <w:br/>
-      </w:r>
-      <w:r>
-        <w:rPr>
-          <w:rStyle w:val="VerbatimChar"/>
-        </w:rPr>
+    </w:p>
+    <w:p>
+      <w:pPr>
+        <w:pStyle w:val="SourceCode"/>
+        <w:spacing w:before="0" w:after="0" w:line="200" w:lineRule="auto"/>
+      </w:pPr>
+      <w:r>
         <w:t xml:space="preserve">            message[i] = static_cast&lt;unsigned char&gt;(counter &amp; 0xFF);</w:t>
       </w:r>
-      <w:r>
-        <w:br/>
-      </w:r>
-      <w:r>
-        <w:rPr>
-          <w:rStyle w:val="VerbatimChar"/>
-        </w:rPr>
+    </w:p>
+    <w:p>
+      <w:pPr>
+        <w:pStyle w:val="SourceCode"/>
+        <w:spacing w:before="0" w:after="0" w:line="200" w:lineRule="auto"/>
+      </w:pPr>
+      <w:r>
         <w:t xml:space="preserve">            counter &gt;&gt;= 8;</w:t>
       </w:r>
-      <w:r>
-        <w:br/>
-      </w:r>
-      <w:r>
-        <w:rPr>
-          <w:rStyle w:val="VerbatimChar"/>
-        </w:rPr>
+    </w:p>
+    <w:p>
+      <w:pPr>
+        <w:pStyle w:val="SourceCode"/>
+        <w:spacing w:before="0" w:after="0" w:line="200" w:lineRule="auto"/>
+      </w:pPr>
+      <w:r>
         <w:t xml:space="preserve">        }</w:t>
       </w:r>
-      <w:r>
-        <w:br/>
-      </w:r>
-      <w:r>
-        <w:br/>
-      </w:r>
-      <w:r>
-        <w:rPr>
-          <w:rStyle w:val="VerbatimChar"/>
-        </w:rPr>
+    </w:p>
+    <w:p>
+      <w:pPr>
+        <w:pStyle w:val="SourceCode"/>
+        <w:spacing w:before="0" w:after="0" w:line="200" w:lineRule="auto"/>
+      </w:pPr>
+    </w:p>
+    <w:p>
+      <w:pPr>
+        <w:pStyle w:val="SourceCode"/>
+        <w:spacing w:before="0" w:after="0" w:line="200" w:lineRule="auto"/>
+      </w:pPr>
+      <w:r>
         <w:t xml:space="preserve">        Bytes mac = hmacSha256(secret_, message);</w:t>
       </w:r>
-      <w:r>
-        <w:br/>
-      </w:r>
-      <w:r>
-        <w:br/>
-      </w:r>
-      <w:r>
-        <w:rPr>
-          <w:rStyle w:val="VerbatimChar"/>
-        </w:rPr>
+    </w:p>
+    <w:p>
+      <w:pPr>
+        <w:pStyle w:val="SourceCode"/>
+        <w:spacing w:before="0" w:after="0" w:line="200" w:lineRule="auto"/>
+      </w:pPr>
+    </w:p>
+    <w:p>
+      <w:pPr>
+        <w:pStyle w:val="SourceCode"/>
+        <w:spacing w:before="0" w:after="0" w:line="200" w:lineRule="auto"/>
+      </w:pPr>
+      <w:r>
         <w:t xml:space="preserve">        // Динамічне обрізання (dynamic truncation) за RFC 4226</w:t>
       </w:r>
-      <w:r>
-        <w:br/>
-      </w:r>
-      <w:r>
-        <w:rPr>
-          <w:rStyle w:val="VerbatimChar"/>
-        </w:rPr>
+    </w:p>
+    <w:p>
+      <w:pPr>
+        <w:pStyle w:val="SourceCode"/>
+        <w:spacing w:before="0" w:after="0" w:line="200" w:lineRule="auto"/>
+      </w:pPr>
+      <w:r>
         <w:t xml:space="preserve">        int offset = mac.back() &amp; 0x0F;</w:t>
       </w:r>
-      <w:r>
-        <w:br/>
-      </w:r>
-      <w:r>
-        <w:rPr>
-          <w:rStyle w:val="VerbatimChar"/>
-        </w:rPr>
+    </w:p>
+    <w:p>
+      <w:pPr>
+        <w:pStyle w:val="SourceCode"/>
+        <w:spacing w:before="0" w:after="0" w:line="200" w:lineRule="auto"/>
+      </w:pPr>
+      <w:r>
         <w:t xml:space="preserve">        uint32_t binary =</w:t>
       </w:r>
-      <w:r>
-        <w:br/>
-      </w:r>
-      <w:r>
-        <w:rPr>
-          <w:rStyle w:val="VerbatimChar"/>
-        </w:rPr>
+    </w:p>
+    <w:p>
+      <w:pPr>
+        <w:pStyle w:val="SourceCode"/>
+        <w:spacing w:before="0" w:after="0" w:line="200" w:lineRule="auto"/>
+      </w:pPr>
+      <w:r>
         <w:t xml:space="preserve">            (static_cast&lt;uint32_t&gt;(mac[offset]     &amp; 0x7F) &lt;&lt; 24) |</w:t>
       </w:r>
-      <w:r>
-        <w:br/>
-      </w:r>
-      <w:r>
-        <w:rPr>
-          <w:rStyle w:val="VerbatimChar"/>
-        </w:rPr>
+    </w:p>
+    <w:p>
+      <w:pPr>
+        <w:pStyle w:val="SourceCode"/>
+        <w:spacing w:before="0" w:after="0" w:line="200" w:lineRule="auto"/>
+      </w:pPr>
+      <w:r>
         <w:t xml:space="preserve">            (static_cast&lt;uint32_t&gt;(mac[offset + 1] &amp; 0xFF) &lt;&lt; 16) |</w:t>
       </w:r>
-      <w:r>
-        <w:br/>
-      </w:r>
-      <w:r>
-        <w:rPr>
-          <w:rStyle w:val="VerbatimChar"/>
-        </w:rPr>
+    </w:p>
+    <w:p>
+      <w:pPr>
+        <w:pStyle w:val="SourceCode"/>
+        <w:spacing w:before="0" w:after="0" w:line="200" w:lineRule="auto"/>
+      </w:pPr>
+      <w:r>
         <w:t xml:space="preserve">            (static_cast&lt;uint32_t&gt;(mac[offset + 2] &amp; 0xFF) &lt;&lt; 8)  |</w:t>
       </w:r>
-      <w:r>
-        <w:br/>
-      </w:r>
-      <w:r>
-        <w:rPr>
-          <w:rStyle w:val="VerbatimChar"/>
-        </w:rPr>
+    </w:p>
+    <w:p>
+      <w:pPr>
+        <w:pStyle w:val="SourceCode"/>
+        <w:spacing w:before="0" w:after="0" w:line="200" w:lineRule="auto"/>
+      </w:pPr>
+      <w:r>
         <w:t xml:space="preserve">            (static_cast&lt;uint32_t&gt;(mac[offset + 3] &amp; 0xFF));</w:t>
       </w:r>
-      <w:r>
-        <w:br/>
-      </w:r>
-      <w:r>
-        <w:br/>
-      </w:r>
-      <w:r>
-        <w:rPr>
-          <w:rStyle w:val="VerbatimChar"/>
-        </w:rPr>
+    </w:p>
+    <w:p>
+      <w:pPr>
+        <w:pStyle w:val="SourceCode"/>
+        <w:spacing w:before="0" w:after="0" w:line="200" w:lineRule="auto"/>
+      </w:pPr>
+    </w:p>
+    <w:p>
+      <w:pPr>
+        <w:pStyle w:val="SourceCode"/>
+        <w:spacing w:before="0" w:after="0" w:line="200" w:lineRule="auto"/>
+      </w:pPr>
+      <w:r>
         <w:t xml:space="preserve">        uint32_t modulus = 1;</w:t>
       </w:r>
-      <w:r>
-        <w:br/>
-      </w:r>
-      <w:r>
-        <w:rPr>
-          <w:rStyle w:val="VerbatimChar"/>
-        </w:rPr>
+    </w:p>
+    <w:p>
+      <w:pPr>
+        <w:pStyle w:val="SourceCode"/>
+        <w:spacing w:before="0" w:after="0" w:line="200" w:lineRule="auto"/>
+      </w:pPr>
+      <w:r>
         <w:t xml:space="preserve">        for (int i = 0; i &lt; digits_; ++i) modulus *= 10;</w:t>
       </w:r>
-      <w:r>
-        <w:br/>
-      </w:r>
-      <w:r>
-        <w:br/>
-      </w:r>
-      <w:r>
-        <w:rPr>
-          <w:rStyle w:val="VerbatimChar"/>
-        </w:rPr>
+    </w:p>
+    <w:p>
+      <w:pPr>
+        <w:pStyle w:val="SourceCode"/>
+        <w:spacing w:before="0" w:after="0" w:line="200" w:lineRule="auto"/>
+      </w:pPr>
+    </w:p>
+    <w:p>
+      <w:pPr>
+        <w:pStyle w:val="SourceCode"/>
+        <w:spacing w:before="0" w:after="0" w:line="200" w:lineRule="auto"/>
+      </w:pPr>
+      <w:r>
         <w:t xml:space="preserve">        std::ostringstream out;</w:t>
       </w:r>
-      <w:r>
-        <w:br/>
-      </w:r>
-      <w:r>
-        <w:rPr>
-          <w:rStyle w:val="VerbatimChar"/>
-        </w:rPr>
+    </w:p>
+    <w:p>
+      <w:pPr>
+        <w:pStyle w:val="SourceCode"/>
+        <w:spacing w:before="0" w:after="0" w:line="200" w:lineRule="auto"/>
+      </w:pPr>
+      <w:r>
         <w:t xml:space="preserve">        out &lt;&lt; std::setw(digits_) &lt;&lt; std::setfill('0') &lt;&lt; (binary % modulus);</w:t>
       </w:r>
-      <w:r>
-        <w:br/>
-      </w:r>
-      <w:r>
-        <w:rPr>
-          <w:rStyle w:val="VerbatimChar"/>
-        </w:rPr>
+    </w:p>
+    <w:p>
+      <w:pPr>
+        <w:pStyle w:val="SourceCode"/>
+        <w:spacing w:before="0" w:after="0" w:line="200" w:lineRule="auto"/>
+      </w:pPr>
+      <w:r>
         <w:t xml:space="preserve">        return out.str();</w:t>
       </w:r>
-      <w:r>
-        <w:br/>
-      </w:r>
-      <w:r>
-        <w:rPr>
-          <w:rStyle w:val="VerbatimChar"/>
-        </w:rPr>
+    </w:p>
+    <w:p>
+      <w:pPr>
+        <w:pStyle w:val="SourceCode"/>
+        <w:spacing w:before="0" w:after="0" w:line="200" w:lineRule="auto"/>
+      </w:pPr>
+      <w:r>
         <w:t xml:space="preserve">    }</w:t>
       </w:r>
-      <w:r>
-        <w:br/>
-      </w:r>
-      <w:r>
-        <w:br/>
-      </w:r>
-      <w:r>
-        <w:rPr>
-          <w:rStyle w:val="VerbatimChar"/>
-        </w:rPr>
+    </w:p>
+    <w:p>
+      <w:pPr>
+        <w:pStyle w:val="SourceCode"/>
+        <w:spacing w:before="0" w:after="0" w:line="200" w:lineRule="auto"/>
+      </w:pPr>
+    </w:p>
+    <w:p>
+      <w:pPr>
+        <w:pStyle w:val="SourceCode"/>
+        <w:spacing w:before="0" w:after="0" w:line="200" w:lineRule="auto"/>
+      </w:pPr>
+      <w:r>
         <w:t xml:space="preserve">    // Допуск у window інтервалів компенсує розбіжність годинників</w:t>
       </w:r>
-      <w:r>
-        <w:br/>
-      </w:r>
-      <w:r>
-        <w:rPr>
-          <w:rStyle w:val="VerbatimChar"/>
-        </w:rPr>
+    </w:p>
+    <w:p>
+      <w:pPr>
+        <w:pStyle w:val="SourceCode"/>
+        <w:spacing w:before="0" w:after="0" w:line="200" w:lineRule="auto"/>
+      </w:pPr>
+      <w:r>
         <w:t xml:space="preserve">    bool verify(const std::string&amp; code, int window = 1) const {</w:t>
       </w:r>
-      <w:r>
-        <w:br/>
-      </w:r>
-      <w:r>
-        <w:rPr>
-          <w:rStyle w:val="VerbatimChar"/>
-        </w:rPr>
+    </w:p>
+    <w:p>
+      <w:pPr>
+        <w:pStyle w:val="SourceCode"/>
+        <w:spacing w:before="0" w:after="0" w:line="200" w:lineRule="auto"/>
+      </w:pPr>
+      <w:r>
         <w:t xml:space="preserve">        std::time_t now = std::time(nullptr);</w:t>
       </w:r>
-      <w:r>
-        <w:br/>
-      </w:r>
-      <w:r>
-        <w:rPr>
-          <w:rStyle w:val="VerbatimChar"/>
-        </w:rPr>
+    </w:p>
+    <w:p>
+      <w:pPr>
+        <w:pStyle w:val="SourceCode"/>
+        <w:spacing w:before="0" w:after="0" w:line="200" w:lineRule="auto"/>
+      </w:pPr>
+      <w:r>
         <w:t xml:space="preserve">        for (int shift = -window; shift &lt;= window; ++shift) {</w:t>
       </w:r>
-      <w:r>
-        <w:br/>
-      </w:r>
-      <w:r>
-        <w:rPr>
-          <w:rStyle w:val="VerbatimChar"/>
-        </w:rPr>
+    </w:p>
+    <w:p>
+      <w:pPr>
+        <w:pStyle w:val="SourceCode"/>
+        <w:spacing w:before="0" w:after="0" w:line="200" w:lineRule="auto"/>
+      </w:pPr>
+      <w:r>
         <w:t xml:space="preserve">            if (generate(now + shift * interval_) == code) return true;</w:t>
       </w:r>
-      <w:r>
-        <w:br/>
-      </w:r>
-      <w:r>
-        <w:rPr>
-          <w:rStyle w:val="VerbatimChar"/>
-        </w:rPr>
+    </w:p>
+    <w:p>
+      <w:pPr>
+        <w:pStyle w:val="SourceCode"/>
+        <w:spacing w:before="0" w:after="0" w:line="200" w:lineRule="auto"/>
+      </w:pPr>
+      <w:r>
         <w:t xml:space="preserve">        }</w:t>
       </w:r>
-      <w:r>
-        <w:br/>
-      </w:r>
-      <w:r>
-        <w:rPr>
-          <w:rStyle w:val="VerbatimChar"/>
-        </w:rPr>
+    </w:p>
+    <w:p>
+      <w:pPr>
+        <w:pStyle w:val="SourceCode"/>
+        <w:spacing w:before="0" w:after="0" w:line="200" w:lineRule="auto"/>
+      </w:pPr>
+      <w:r>
         <w:t xml:space="preserve">        return false;</w:t>
       </w:r>
-      <w:r>
-        <w:br/>
-      </w:r>
-      <w:r>
-        <w:rPr>
-          <w:rStyle w:val="VerbatimChar"/>
-        </w:rPr>
+    </w:p>
+    <w:p>
+      <w:pPr>
+        <w:pStyle w:val="SourceCode"/>
+        <w:spacing w:before="0" w:after="0" w:line="200" w:lineRule="auto"/>
+      </w:pPr>
+      <w:r>
         <w:t xml:space="preserve">    }</w:t>
       </w:r>
-      <w:r>
-        <w:br/>
-      </w:r>
-      <w:r>
-        <w:br/>
-      </w:r>
-      <w:r>
-        <w:rPr>
-          <w:rStyle w:val="VerbatimChar"/>
-        </w:rPr>
+    </w:p>
+    <w:p>
+      <w:pPr>
+        <w:pStyle w:val="SourceCode"/>
+        <w:spacing w:before="0" w:after="0" w:line="200" w:lineRule="auto"/>
+      </w:pPr>
+    </w:p>
+    <w:p>
+      <w:pPr>
+        <w:pStyle w:val="SourceCode"/>
+        <w:spacing w:before="0" w:after="0" w:line="200" w:lineRule="auto"/>
+      </w:pPr>
+      <w:r>
         <w:t xml:space="preserve">    int secondsLeft() const {</w:t>
       </w:r>
-      <w:r>
-        <w:br/>
-      </w:r>
-      <w:r>
-        <w:rPr>
-          <w:rStyle w:val="VerbatimChar"/>
-        </w:rPr>
+    </w:p>
+    <w:p>
+      <w:pPr>
+        <w:pStyle w:val="SourceCode"/>
+        <w:spacing w:before="0" w:after="0" w:line="200" w:lineRule="auto"/>
+      </w:pPr>
+      <w:r>
         <w:t xml:space="preserve">        return interval_ - static_cast&lt;int&gt;(std::time(nullptr) % interval_);</w:t>
       </w:r>
-      <w:r>
-        <w:br/>
-      </w:r>
-      <w:r>
-        <w:rPr>
-          <w:rStyle w:val="VerbatimChar"/>
-        </w:rPr>
+    </w:p>
+    <w:p>
+      <w:pPr>
+        <w:pStyle w:val="SourceCode"/>
+        <w:spacing w:before="0" w:after="0" w:line="200" w:lineRule="auto"/>
+      </w:pPr>
+      <w:r>
         <w:t xml:space="preserve">    }</w:t>
       </w:r>
-      <w:r>
-        <w:br/>
-      </w:r>
-      <w:r>
-        <w:br/>
-      </w:r>
-      <w:r>
-        <w:rPr>
-          <w:rStyle w:val="VerbatimChar"/>
-        </w:rPr>
+    </w:p>
+    <w:p>
+      <w:pPr>
+        <w:pStyle w:val="SourceCode"/>
+        <w:spacing w:before="0" w:after="0" w:line="200" w:lineRule="auto"/>
+      </w:pPr>
+    </w:p>
+    <w:p>
+      <w:pPr>
+        <w:pStyle w:val="SourceCode"/>
+        <w:spacing w:before="0" w:after="0" w:line="200" w:lineRule="auto"/>
+      </w:pPr>
+      <w:r>
         <w:t xml:space="preserve">private:</w:t>
       </w:r>
-      <w:r>
-        <w:br/>
-      </w:r>
-      <w:r>
-        <w:rPr>
-          <w:rStyle w:val="VerbatimChar"/>
-        </w:rPr>
+    </w:p>
+    <w:p>
+      <w:pPr>
+        <w:pStyle w:val="SourceCode"/>
+        <w:spacing w:before="0" w:after="0" w:line="200" w:lineRule="auto"/>
+      </w:pPr>
+      <w:r>
         <w:t xml:space="preserve">    Bytes secret_;</w:t>
       </w:r>
-      <w:r>
-        <w:br/>
-      </w:r>
-      <w:r>
-        <w:rPr>
-          <w:rStyle w:val="VerbatimChar"/>
-        </w:rPr>
+    </w:p>
+    <w:p>
+      <w:pPr>
+        <w:pStyle w:val="SourceCode"/>
+        <w:spacing w:before="0" w:after="0" w:line="200" w:lineRule="auto"/>
+      </w:pPr>
+      <w:r>
         <w:t xml:space="preserve">    int digits_;</w:t>
       </w:r>
-      <w:r>
-        <w:br/>
-      </w:r>
-      <w:r>
-        <w:rPr>
-          <w:rStyle w:val="VerbatimChar"/>
-        </w:rPr>
+    </w:p>
+    <w:p>
+      <w:pPr>
+        <w:pStyle w:val="SourceCode"/>
+        <w:spacing w:before="0" w:after="0" w:line="200" w:lineRule="auto"/>
+      </w:pPr>
+      <w:r>
         <w:t xml:space="preserve">    int interval_;</w:t>
       </w:r>
-      <w:r>
-        <w:br/>
-      </w:r>
-      <w:r>
-        <w:rPr>
-          <w:rStyle w:val="VerbatimChar"/>
-        </w:rPr>
+    </w:p>
+    <w:p>
+      <w:pPr>
+        <w:pStyle w:val="SourceCode"/>
+        <w:spacing w:before="0" w:after="0" w:line="200" w:lineRule="auto"/>
+      </w:pPr>
+      <w:r>
         <w:t xml:space="preserve">};</w:t>
       </w:r>
-      <w:r>
-        <w:br/>
-      </w:r>
-      <w:r>
-        <w:br/>
-      </w:r>
-      <w:r>
-        <w:rPr>
-          <w:rStyle w:val="VerbatimChar"/>
-        </w:rPr>
+    </w:p>
+    <w:p>
+      <w:pPr>
+        <w:pStyle w:val="SourceCode"/>
+        <w:spacing w:before="0" w:after="0" w:line="200" w:lineRule="auto"/>
+      </w:pPr>
+    </w:p>
+    <w:p>
+      <w:pPr>
+        <w:pStyle w:val="SourceCode"/>
+        <w:spacing w:before="0" w:after="0" w:line="200" w:lineRule="auto"/>
+      </w:pPr>
+      <w:r>
         <w:t xml:space="preserve">int main() {</w:t>
       </w:r>
-      <w:r>
-        <w:br/>
-      </w:r>
-      <w:r>
-        <w:rPr>
-          <w:rStyle w:val="VerbatimChar"/>
-        </w:rPr>
-        <w:t xml:space="preserve">    Bytes secret = { 'S','t','u','d','e','n','t','S','e','c','r','e','t','K','e','y','1','2','3','4' };</w:t>
-      </w:r>
-      <w:r>
-        <w:br/>
-      </w:r>
-      <w:r>
-        <w:rPr>
-          <w:rStyle w:val="VerbatimChar"/>
-        </w:rPr>
+    </w:p>
+    <w:p>
+      <w:pPr>
+        <w:pStyle w:val="SourceCode"/>
+        <w:spacing w:before="0" w:after="0" w:line="200" w:lineRule="auto"/>
+      </w:pPr>
+      <w:r>
+        <w:t xml:space="preserve">    Bytes secret = { 'S','t','u','d','e','n','t','S','e','c',</w:t>
+      </w:r>
+    </w:p>
+    <w:p>
+      <w:pPr>
+        <w:pStyle w:val="SourceCode"/>
+        <w:spacing w:before="0" w:after="0" w:line="200" w:lineRule="auto"/>
+      </w:pPr>
+      <w:r>
+        <w:t xml:space="preserve">                     'r','e','t','K','e','y','1','2','3','4' };</w:t>
+      </w:r>
+    </w:p>
+    <w:p>
+      <w:pPr>
+        <w:pStyle w:val="SourceCode"/>
+        <w:spacing w:before="0" w:after="0" w:line="200" w:lineRule="auto"/>
+      </w:pPr>
+      <w:r>
         <w:t xml:space="preserve">    TOTP totp(secret);</w:t>
       </w:r>
-      <w:r>
-        <w:br/>
-      </w:r>
-      <w:r>
-        <w:br/>
-      </w:r>
-      <w:r>
-        <w:rPr>
-          <w:rStyle w:val="VerbatimChar"/>
-        </w:rPr>
+    </w:p>
+    <w:p>
+      <w:pPr>
+        <w:pStyle w:val="SourceCode"/>
+        <w:spacing w:before="0" w:after="0" w:line="200" w:lineRule="auto"/>
+      </w:pPr>
+    </w:p>
+    <w:p>
+      <w:pPr>
+        <w:pStyle w:val="SourceCode"/>
+        <w:spacing w:before="0" w:after="0" w:line="200" w:lineRule="auto"/>
+      </w:pPr>
+      <w:r>
         <w:t xml:space="preserve">    std::string code = totp.generate();</w:t>
       </w:r>
-      <w:r>
-        <w:br/>
-      </w:r>
-      <w:r>
-        <w:rPr>
-          <w:rStyle w:val="VerbatimChar"/>
-        </w:rPr>
+    </w:p>
+    <w:p>
+      <w:pPr>
+        <w:pStyle w:val="SourceCode"/>
+        <w:spacing w:before="0" w:after="0" w:line="200" w:lineRule="auto"/>
+      </w:pPr>
+      <w:r>
         <w:t xml:space="preserve">    std::cout &lt;&lt; "=== Двофакторна автентифікація (TOTP) ===\n";</w:t>
       </w:r>
-      <w:r>
-        <w:br/>
-      </w:r>
-      <w:r>
-        <w:rPr>
-          <w:rStyle w:val="VerbatimChar"/>
-        </w:rPr>
+    </w:p>
+    <w:p>
+      <w:pPr>
+        <w:pStyle w:val="SourceCode"/>
+        <w:spacing w:before="0" w:after="0" w:line="200" w:lineRule="auto"/>
+      </w:pPr>
+      <w:r>
         <w:t xml:space="preserve">    std::cout &lt;&lt; "Поточний код:     " &lt;&lt; code &lt;&lt; "\n";</w:t>
       </w:r>
-      <w:r>
-        <w:br/>
-      </w:r>
-      <w:r>
-        <w:rPr>
-          <w:rStyle w:val="VerbatimChar"/>
-        </w:rPr>
+    </w:p>
+    <w:p>
+      <w:pPr>
+        <w:pStyle w:val="SourceCode"/>
+        <w:spacing w:before="0" w:after="0" w:line="200" w:lineRule="auto"/>
+      </w:pPr>
+      <w:r>
         <w:t xml:space="preserve">    std::cout &lt;&lt; "Дійсний ще:       " &lt;&lt; totp.secondsLeft() &lt;&lt; " с\n\n";</w:t>
       </w:r>
-      <w:r>
-        <w:br/>
-      </w:r>
-      <w:r>
-        <w:br/>
-      </w:r>
-      <w:r>
-        <w:rPr>
-          <w:rStyle w:val="VerbatimChar"/>
-        </w:rPr>
-        <w:t xml:space="preserve">    std::cout &lt;&lt; "Перевірка коду:   " &lt;&lt; (totp.verify(code) ? "прийнято" : "відхилено") &lt;&lt; "\n";</w:t>
-      </w:r>
-      <w:r>
-        <w:br/>
-      </w:r>
-      <w:r>
-        <w:rPr>
-          <w:rStyle w:val="VerbatimChar"/>
-        </w:rPr>
-        <w:t xml:space="preserve">    std::cout &lt;&lt; "Перевірка \"000000\": " &lt;&lt; (totp.verify("000000") ? "прийнято" : "відхилено") &lt;&lt; "\n\n";</w:t>
-      </w:r>
-      <w:r>
-        <w:br/>
-      </w:r>
-      <w:r>
-        <w:br/>
-      </w:r>
-      <w:r>
-        <w:rPr>
-          <w:rStyle w:val="VerbatimChar"/>
-        </w:rPr>
+    </w:p>
+    <w:p>
+      <w:pPr>
+        <w:pStyle w:val="SourceCode"/>
+        <w:spacing w:before="0" w:after="0" w:line="200" w:lineRule="auto"/>
+      </w:pPr>
+    </w:p>
+    <w:p>
+      <w:pPr>
+        <w:pStyle w:val="SourceCode"/>
+        <w:spacing w:before="0" w:after="0" w:line="200" w:lineRule="auto"/>
+      </w:pPr>
+      <w:r>
+        <w:t xml:space="preserve">    std::cout &lt;&lt; "Перевірка коду:   "</w:t>
+      </w:r>
+    </w:p>
+    <w:p>
+      <w:pPr>
+        <w:pStyle w:val="SourceCode"/>
+        <w:spacing w:before="0" w:after="0" w:line="200" w:lineRule="auto"/>
+      </w:pPr>
+      <w:r>
+        <w:t xml:space="preserve">              &lt;&lt; (totp.verify(code) ? "прийнято" : "відхилено") &lt;&lt; "\n";</w:t>
+      </w:r>
+    </w:p>
+    <w:p>
+      <w:pPr>
+        <w:pStyle w:val="SourceCode"/>
+        <w:spacing w:before="0" w:after="0" w:line="200" w:lineRule="auto"/>
+      </w:pPr>
+      <w:r>
+        <w:t xml:space="preserve">    std::cout &lt;&lt; "Перевірка \"000000\": "</w:t>
+      </w:r>
+    </w:p>
+    <w:p>
+      <w:pPr>
+        <w:pStyle w:val="SourceCode"/>
+        <w:spacing w:before="0" w:after="0" w:line="200" w:lineRule="auto"/>
+      </w:pPr>
+      <w:r>
+        <w:t xml:space="preserve">              &lt;&lt; (totp.verify("000000") ? "прийнято" : "відхилено") &lt;&lt; "\n\n";</w:t>
+      </w:r>
+    </w:p>
+    <w:p>
+      <w:pPr>
+        <w:pStyle w:val="SourceCode"/>
+        <w:spacing w:before="0" w:after="0" w:line="200" w:lineRule="auto"/>
+      </w:pPr>
+    </w:p>
+    <w:p>
+      <w:pPr>
+        <w:pStyle w:val="SourceCode"/>
+        <w:spacing w:before="0" w:after="0" w:line="200" w:lineRule="auto"/>
+      </w:pPr>
+      <w:r>
         <w:t xml:space="preserve">    std::cout &lt;&lt; "Код для сусідніх інтервалів (демонстрація вікна допуску):\n";</w:t>
       </w:r>
-      <w:r>
-        <w:br/>
-      </w:r>
-      <w:r>
-        <w:rPr>
-          <w:rStyle w:val="VerbatimChar"/>
-        </w:rPr>
+    </w:p>
+    <w:p>
+      <w:pPr>
+        <w:pStyle w:val="SourceCode"/>
+        <w:spacing w:before="0" w:after="0" w:line="200" w:lineRule="auto"/>
+      </w:pPr>
+      <w:r>
         <w:t xml:space="preserve">    std::time_t now = std::time(nullptr);</w:t>
       </w:r>
-      <w:r>
-        <w:br/>
-      </w:r>
-      <w:r>
-        <w:rPr>
-          <w:rStyle w:val="VerbatimChar"/>
-        </w:rPr>
+    </w:p>
+    <w:p>
+      <w:pPr>
+        <w:pStyle w:val="SourceCode"/>
+        <w:spacing w:before="0" w:after="0" w:line="200" w:lineRule="auto"/>
+      </w:pPr>
+      <w:r>
         <w:t xml:space="preserve">    for (int shift = -1; shift &lt;= 1; ++shift) {</w:t>
       </w:r>
-      <w:r>
-        <w:br/>
-      </w:r>
-      <w:r>
-        <w:rPr>
-          <w:rStyle w:val="VerbatimChar"/>
-        </w:rPr>
+    </w:p>
+    <w:p>
+      <w:pPr>
+        <w:pStyle w:val="SourceCode"/>
+        <w:spacing w:before="0" w:after="0" w:line="200" w:lineRule="auto"/>
+      </w:pPr>
+      <w:r>
         <w:t xml:space="preserve">        std::cout &lt;&lt; "  зсув " &lt;&lt; std::showpos &lt;&lt; shift &lt;&lt; std::noshowpos</w:t>
       </w:r>
-      <w:r>
-        <w:br/>
-      </w:r>
-      <w:r>
-        <w:rPr>
-          <w:rStyle w:val="VerbatimChar"/>
-        </w:rPr>
+    </w:p>
+    <w:p>
+      <w:pPr>
+        <w:pStyle w:val="SourceCode"/>
+        <w:spacing w:before="0" w:after="0" w:line="200" w:lineRule="auto"/>
+      </w:pPr>
+      <w:r>
         <w:t xml:space="preserve">                  &lt;&lt; " інтервал: " &lt;&lt; totp.generate(now + shift * 30) &lt;&lt; "\n";</w:t>
       </w:r>
-      <w:r>
-        <w:br/>
-      </w:r>
-      <w:r>
-        <w:rPr>
-          <w:rStyle w:val="VerbatimChar"/>
-        </w:rPr>
+    </w:p>
+    <w:p>
+      <w:pPr>
+        <w:pStyle w:val="SourceCode"/>
+        <w:spacing w:before="0" w:after="0" w:line="200" w:lineRule="auto"/>
+      </w:pPr>
+      <w:r>
         <w:t xml:space="preserve">    }</w:t>
       </w:r>
-      <w:r>
-        <w:br/>
-      </w:r>
-      <w:r>
-        <w:br/>
-      </w:r>
-      <w:r>
-        <w:rPr>
-          <w:rStyle w:val="VerbatimChar"/>
-        </w:rPr>
+    </w:p>
+    <w:p>
+      <w:pPr>
+        <w:pStyle w:val="SourceCode"/>
+        <w:spacing w:before="0" w:after="0" w:line="200" w:lineRule="auto"/>
+      </w:pPr>
+    </w:p>
+    <w:p>
+      <w:pPr>
+        <w:pStyle w:val="SourceCode"/>
+        <w:spacing w:before="0" w:after="0" w:line="200" w:lineRule="auto"/>
+      </w:pPr>
+      <w:r>
         <w:t xml:space="preserve">    return 0;</w:t>
       </w:r>
-      <w:r>
-        <w:br/>
-      </w:r>
-      <w:r>
-        <w:rPr>
-          <w:rStyle w:val="VerbatimChar"/>
-        </w:rPr>
+    </w:p>
+    <w:p>
+      <w:pPr>
+        <w:pStyle w:val="SourceCode"/>
+        <w:spacing w:before="0" w:after="120" w:line="200" w:lineRule="auto"/>
+      </w:pPr>
+      <w:r>
         <w:t xml:space="preserve">}</w:t>
       </w:r>
     </w:p>
@@ -4683,89 +4970,93 @@
     <w:p>
       <w:pPr>
         <w:pStyle w:val="SourceCode"/>
-      </w:pPr>
-      <w:r>
-        <w:rPr>
-          <w:rStyle w:val="VerbatimChar"/>
-        </w:rPr>
+        <w:spacing w:before="120" w:after="0" w:line="200" w:lineRule="auto"/>
+      </w:pPr>
+      <w:r>
         <w:t xml:space="preserve">=== Двофакторна автентифікація (TOTP) ===</w:t>
       </w:r>
-      <w:r>
-        <w:br/>
-      </w:r>
-      <w:r>
-        <w:rPr>
-          <w:rStyle w:val="VerbatimChar"/>
-        </w:rPr>
+    </w:p>
+    <w:p>
+      <w:pPr>
+        <w:pStyle w:val="SourceCode"/>
+        <w:spacing w:before="0" w:after="0" w:line="200" w:lineRule="auto"/>
+      </w:pPr>
+      <w:r>
         <w:t xml:space="preserve">Поточний код:     724161</w:t>
       </w:r>
-      <w:r>
-        <w:br/>
-      </w:r>
-      <w:r>
-        <w:rPr>
-          <w:rStyle w:val="VerbatimChar"/>
-        </w:rPr>
+    </w:p>
+    <w:p>
+      <w:pPr>
+        <w:pStyle w:val="SourceCode"/>
+        <w:spacing w:before="0" w:after="0" w:line="200" w:lineRule="auto"/>
+      </w:pPr>
+      <w:r>
         <w:t xml:space="preserve">Дійсний ще:       14 с</w:t>
       </w:r>
-      <w:r>
-        <w:br/>
-      </w:r>
-      <w:r>
-        <w:br/>
-      </w:r>
-      <w:r>
-        <w:rPr>
-          <w:rStyle w:val="VerbatimChar"/>
-        </w:rPr>
+    </w:p>
+    <w:p>
+      <w:pPr>
+        <w:pStyle w:val="SourceCode"/>
+        <w:spacing w:before="0" w:after="0" w:line="200" w:lineRule="auto"/>
+      </w:pPr>
+    </w:p>
+    <w:p>
+      <w:pPr>
+        <w:pStyle w:val="SourceCode"/>
+        <w:spacing w:before="0" w:after="0" w:line="200" w:lineRule="auto"/>
+      </w:pPr>
+      <w:r>
         <w:t xml:space="preserve">Перевірка коду:   прийнято</w:t>
       </w:r>
-      <w:r>
-        <w:br/>
-      </w:r>
-      <w:r>
-        <w:rPr>
-          <w:rStyle w:val="VerbatimChar"/>
-        </w:rPr>
+    </w:p>
+    <w:p>
+      <w:pPr>
+        <w:pStyle w:val="SourceCode"/>
+        <w:spacing w:before="0" w:after="0" w:line="200" w:lineRule="auto"/>
+      </w:pPr>
+      <w:r>
         <w:t xml:space="preserve">Перевірка "000000": відхилено</w:t>
       </w:r>
-      <w:r>
-        <w:br/>
-      </w:r>
-      <w:r>
-        <w:br/>
-      </w:r>
-      <w:r>
-        <w:rPr>
-          <w:rStyle w:val="VerbatimChar"/>
-        </w:rPr>
+    </w:p>
+    <w:p>
+      <w:pPr>
+        <w:pStyle w:val="SourceCode"/>
+        <w:spacing w:before="0" w:after="0" w:line="200" w:lineRule="auto"/>
+      </w:pPr>
+    </w:p>
+    <w:p>
+      <w:pPr>
+        <w:pStyle w:val="SourceCode"/>
+        <w:spacing w:before="0" w:after="0" w:line="200" w:lineRule="auto"/>
+      </w:pPr>
+      <w:r>
         <w:t xml:space="preserve">Код для сусідніх інтервалів (демонстрація вікна допуску):</w:t>
       </w:r>
-      <w:r>
-        <w:br/>
-      </w:r>
-      <w:r>
-        <w:rPr>
-          <w:rStyle w:val="VerbatimChar"/>
-        </w:rPr>
+    </w:p>
+    <w:p>
+      <w:pPr>
+        <w:pStyle w:val="SourceCode"/>
+        <w:spacing w:before="0" w:after="0" w:line="200" w:lineRule="auto"/>
+      </w:pPr>
+      <w:r>
         <w:t xml:space="preserve">  зсув -1 інтервал: 557715</w:t>
       </w:r>
-      <w:r>
-        <w:br/>
-      </w:r>
-      <w:r>
-        <w:rPr>
-          <w:rStyle w:val="VerbatimChar"/>
-        </w:rPr>
+    </w:p>
+    <w:p>
+      <w:pPr>
+        <w:pStyle w:val="SourceCode"/>
+        <w:spacing w:before="0" w:after="0" w:line="200" w:lineRule="auto"/>
+      </w:pPr>
+      <w:r>
         <w:t xml:space="preserve">  зсув +0 інтервал: 724161</w:t>
       </w:r>
-      <w:r>
-        <w:br/>
-      </w:r>
-      <w:r>
-        <w:rPr>
-          <w:rStyle w:val="VerbatimChar"/>
-        </w:rPr>
+    </w:p>
+    <w:p>
+      <w:pPr>
+        <w:pStyle w:val="SourceCode"/>
+        <w:spacing w:before="0" w:after="120" w:line="200" w:lineRule="auto"/>
+      </w:pPr>
+      <w:r>
         <w:t xml:space="preserve">  зсув +1 інтервал: 112200</w:t>
       </w:r>
     </w:p>
@@ -4847,29 +5138,27 @@
     <w:p>
       <w:pPr>
         <w:pStyle w:val="SourceCode"/>
-      </w:pPr>
-      <w:r>
-        <w:rPr>
-          <w:rStyle w:val="VerbatimChar"/>
-        </w:rPr>
+        <w:spacing w:before="120" w:after="0" w:line="200" w:lineRule="auto"/>
+      </w:pPr>
+      <w:r>
         <w:t xml:space="preserve">- Реалізувати генерацію криптографічно безпечної солі</w:t>
       </w:r>
-      <w:r>
-        <w:br/>
-      </w:r>
-      <w:r>
-        <w:rPr>
-          <w:rStyle w:val="VerbatimChar"/>
-        </w:rPr>
+    </w:p>
+    <w:p>
+      <w:pPr>
+        <w:pStyle w:val="SourceCode"/>
+        <w:spacing w:before="0" w:after="0" w:line="200" w:lineRule="auto"/>
+      </w:pPr>
+      <w:r>
         <w:t xml:space="preserve">- Реалізувати хешування пароля з сіллю (SHA-256 або PBKDF2)</w:t>
       </w:r>
-      <w:r>
-        <w:br/>
-      </w:r>
-      <w:r>
-        <w:rPr>
-          <w:rStyle w:val="VerbatimChar"/>
-        </w:rPr>
+    </w:p>
+    <w:p>
+      <w:pPr>
+        <w:pStyle w:val="SourceCode"/>
+        <w:spacing w:before="0" w:after="120" w:line="200" w:lineRule="auto"/>
+      </w:pPr>
+      <w:r>
         <w:t xml:space="preserve">- Продемонструвати, що однакові паролі з різною сіллю дають різні хеші</w:t>
       </w:r>
     </w:p>
@@ -4893,29 +5182,27 @@
     <w:p>
       <w:pPr>
         <w:pStyle w:val="SourceCode"/>
-      </w:pPr>
-      <w:r>
-        <w:rPr>
-          <w:rStyle w:val="VerbatimChar"/>
-        </w:rPr>
+        <w:spacing w:before="120" w:after="0" w:line="200" w:lineRule="auto"/>
+      </w:pPr>
+      <w:r>
         <w:t xml:space="preserve">- Реалізувати функцію перевірки пароля</w:t>
       </w:r>
-      <w:r>
-        <w:br/>
-      </w:r>
-      <w:r>
-        <w:rPr>
-          <w:rStyle w:val="VerbatimChar"/>
-        </w:rPr>
+    </w:p>
+    <w:p>
+      <w:pPr>
+        <w:pStyle w:val="SourceCode"/>
+        <w:spacing w:before="0" w:after="0" w:line="200" w:lineRule="auto"/>
+      </w:pPr>
+      <w:r>
         <w:t xml:space="preserve">- Використати constant-time порівняння хешів</w:t>
       </w:r>
-      <w:r>
-        <w:br/>
-      </w:r>
-      <w:r>
-        <w:rPr>
-          <w:rStyle w:val="VerbatimChar"/>
-        </w:rPr>
+    </w:p>
+    <w:p>
+      <w:pPr>
+        <w:pStyle w:val="SourceCode"/>
+        <w:spacing w:before="0" w:after="120" w:line="200" w:lineRule="auto"/>
+      </w:pPr>
+      <w:r>
         <w:t xml:space="preserve">- Продемонструвати захист від timing attacks</w:t>
       </w:r>
     </w:p>
@@ -4939,29 +5226,27 @@
     <w:p>
       <w:pPr>
         <w:pStyle w:val="SourceCode"/>
-      </w:pPr>
-      <w:r>
-        <w:rPr>
-          <w:rStyle w:val="VerbatimChar"/>
-        </w:rPr>
+        <w:spacing w:before="120" w:after="0" w:line="200" w:lineRule="auto"/>
+      </w:pPr>
+      <w:r>
         <w:t xml:space="preserve">- Реалізувати протокол виклик-відповідь</w:t>
       </w:r>
-      <w:r>
-        <w:br/>
-      </w:r>
-      <w:r>
-        <w:rPr>
-          <w:rStyle w:val="VerbatimChar"/>
-        </w:rPr>
+    </w:p>
+    <w:p>
+      <w:pPr>
+        <w:pStyle w:val="SourceCode"/>
+        <w:spacing w:before="0" w:after="0" w:line="200" w:lineRule="auto"/>
+      </w:pPr>
+      <w:r>
         <w:t xml:space="preserve">- Продемонструвати успішну аутентифікацію</w:t>
       </w:r>
-      <w:r>
-        <w:br/>
-      </w:r>
-      <w:r>
-        <w:rPr>
-          <w:rStyle w:val="VerbatimChar"/>
-        </w:rPr>
+    </w:p>
+    <w:p>
+      <w:pPr>
+        <w:pStyle w:val="SourceCode"/>
+        <w:spacing w:before="0" w:after="120" w:line="200" w:lineRule="auto"/>
+      </w:pPr>
+      <w:r>
         <w:t xml:space="preserve">- Продемонструвати захист від replay-атак</w:t>
       </w:r>
     </w:p>
@@ -4985,29 +5270,27 @@
     <w:p>
       <w:pPr>
         <w:pStyle w:val="SourceCode"/>
-      </w:pPr>
-      <w:r>
-        <w:rPr>
-          <w:rStyle w:val="VerbatimChar"/>
-        </w:rPr>
+        <w:spacing w:before="120" w:after="0" w:line="200" w:lineRule="auto"/>
+      </w:pPr>
+      <w:r>
         <w:t xml:space="preserve">- Реалізувати генерацію TOTP-кодів</w:t>
       </w:r>
-      <w:r>
-        <w:br/>
-      </w:r>
-      <w:r>
-        <w:rPr>
-          <w:rStyle w:val="VerbatimChar"/>
-        </w:rPr>
+    </w:p>
+    <w:p>
+      <w:pPr>
+        <w:pStyle w:val="SourceCode"/>
+        <w:spacing w:before="0" w:after="0" w:line="200" w:lineRule="auto"/>
+      </w:pPr>
+      <w:r>
         <w:t xml:space="preserve">- Перевірити сумісність з Google Authenticator (опціонально)</w:t>
       </w:r>
-      <w:r>
-        <w:br/>
-      </w:r>
-      <w:r>
-        <w:rPr>
-          <w:rStyle w:val="VerbatimChar"/>
-        </w:rPr>
+    </w:p>
+    <w:p>
+      <w:pPr>
+        <w:pStyle w:val="SourceCode"/>
+        <w:spacing w:before="0" w:after="120" w:line="200" w:lineRule="auto"/>
+      </w:pPr>
+      <w:r>
         <w:t xml:space="preserve">- Продемонструвати повний цикл 2FA (пароль + TOTP)</w:t>
       </w:r>
     </w:p>
@@ -7587,15 +7870,8 @@
     <w:basedOn w:val="Normal"/>
     <w:qFormat/>
     <w:pPr>
-      <w:pBdr>
-        <w:top w:color="BFBFBF" w:space="4" w:sz="4" w:val="single"/>
-        <w:left w:color="BFBFBF" w:space="4" w:sz="4" w:val="single"/>
-        <w:bottom w:color="BFBFBF" w:space="4" w:sz="4" w:val="single"/>
-        <w:right w:color="BFBFBF" w:space="4" w:sz="4" w:val="single"/>
-      </w:pBdr>
-      <w:shd w:color="auto" w:fill="F4F4F4" w:val="clear"/>
       <w:spacing w:after="120" w:before="120" w:line="200" w:lineRule="auto"/>
-      <w:ind w:firstLine="0" w:left="284" w:right="284"/>
+      <w:ind w:hanging="340" w:left="340" w:right="0"/>
       <w:jc w:val="left"/>
     </w:pPr>
     <w:rPr>

--- a/public/labs/pmzi/pz-23/ЛР10_ПМЗІ_Ідентифікація_та_аутентифікація_користувачів.docx
+++ b/public/labs/pmzi/pz-23/ЛР10_ПМЗІ_Ідентифікація_та_аутентифікація_користувачів.docx
@@ -110,6 +110,7 @@
           <w:bottom w:color="BFBFBF" w:space="0" w:sz="4" w:val="single"/>
           <w:right w:color="BFBFBF" w:space="0" w:sz="4" w:val="single"/>
         </w:tblBorders>
+        <w:shd w:color="auto" w:fill="F4F4F4" w:val="clear"/>
         <w:tblLayout w:type="fixed"/>
         <w:tblCellMar>
           <w:top w:type="dxa" w:w="113"/>
@@ -126,6 +127,7 @@
         <w:tc>
           <w:tcPr>
             <w:tcW w:type="dxa" w:w="9637"/>
+            <w:shd w:color="auto" w:fill="F4F4F4" w:val="clear"/>
           </w:tcPr>
           <w:p>
             <w:pPr>
@@ -538,6 +540,7 @@
           <w:bottom w:color="BFBFBF" w:space="0" w:sz="4" w:val="single"/>
           <w:right w:color="BFBFBF" w:space="0" w:sz="4" w:val="single"/>
         </w:tblBorders>
+        <w:shd w:color="auto" w:fill="F4F4F4" w:val="clear"/>
         <w:tblLayout w:type="fixed"/>
         <w:tblCellMar>
           <w:top w:type="dxa" w:w="113"/>
@@ -554,6 +557,7 @@
         <w:tc>
           <w:tcPr>
             <w:tcW w:type="dxa" w:w="9637"/>
+            <w:shd w:color="auto" w:fill="F4F4F4" w:val="clear"/>
           </w:tcPr>
           <w:p>
             <w:pPr>
@@ -626,6 +630,7 @@
           <w:bottom w:color="BFBFBF" w:space="0" w:sz="4" w:val="single"/>
           <w:right w:color="BFBFBF" w:space="0" w:sz="4" w:val="single"/>
         </w:tblBorders>
+        <w:shd w:color="auto" w:fill="F4F4F4" w:val="clear"/>
         <w:tblLayout w:type="fixed"/>
         <w:tblCellMar>
           <w:top w:type="dxa" w:w="113"/>
@@ -642,6 +647,7 @@
         <w:tc>
           <w:tcPr>
             <w:tcW w:type="dxa" w:w="9637"/>
+            <w:shd w:color="auto" w:fill="F4F4F4" w:val="clear"/>
           </w:tcPr>
           <w:p>
             <w:pPr>
@@ -714,6 +720,7 @@
           <w:bottom w:color="BFBFBF" w:space="0" w:sz="4" w:val="single"/>
           <w:right w:color="BFBFBF" w:space="0" w:sz="4" w:val="single"/>
         </w:tblBorders>
+        <w:shd w:color="auto" w:fill="F4F4F4" w:val="clear"/>
         <w:tblLayout w:type="fixed"/>
         <w:tblCellMar>
           <w:top w:type="dxa" w:w="113"/>
@@ -730,6 +737,7 @@
         <w:tc>
           <w:tcPr>
             <w:tcW w:type="dxa" w:w="9637"/>
+            <w:shd w:color="auto" w:fill="F4F4F4" w:val="clear"/>
           </w:tcPr>
           <w:p>
             <w:pPr>
@@ -1243,6 +1251,7 @@
           <w:bottom w:color="BFBFBF" w:space="0" w:sz="4" w:val="single"/>
           <w:right w:color="BFBFBF" w:space="0" w:sz="4" w:val="single"/>
         </w:tblBorders>
+        <w:shd w:color="auto" w:fill="F4F4F4" w:val="clear"/>
         <w:tblLayout w:type="fixed"/>
         <w:tblCellMar>
           <w:top w:type="dxa" w:w="113"/>
@@ -1259,6 +1268,7 @@
         <w:tc>
           <w:tcPr>
             <w:tcW w:type="dxa" w:w="9637"/>
+            <w:shd w:color="auto" w:fill="F4F4F4" w:val="clear"/>
           </w:tcPr>
           <w:p>
             <w:pPr>
@@ -1538,6 +1548,7 @@
           <w:bottom w:color="BFBFBF" w:space="0" w:sz="4" w:val="single"/>
           <w:right w:color="BFBFBF" w:space="0" w:sz="4" w:val="single"/>
         </w:tblBorders>
+        <w:shd w:color="auto" w:fill="F4F4F4" w:val="clear"/>
         <w:tblLayout w:type="fixed"/>
         <w:tblCellMar>
           <w:top w:type="dxa" w:w="113"/>
@@ -1554,6 +1565,7 @@
         <w:tc>
           <w:tcPr>
             <w:tcW w:type="dxa" w:w="9637"/>
+            <w:shd w:color="auto" w:fill="F4F4F4" w:val="clear"/>
           </w:tcPr>
           <w:p>
             <w:pPr>
@@ -1626,6 +1638,7 @@
           <w:bottom w:color="BFBFBF" w:space="0" w:sz="4" w:val="single"/>
           <w:right w:color="BFBFBF" w:space="0" w:sz="4" w:val="single"/>
         </w:tblBorders>
+        <w:shd w:color="auto" w:fill="F4F4F4" w:val="clear"/>
         <w:tblLayout w:type="fixed"/>
         <w:tblCellMar>
           <w:top w:type="dxa" w:w="113"/>
@@ -1642,6 +1655,7 @@
         <w:tc>
           <w:tcPr>
             <w:tcW w:type="dxa" w:w="9637"/>
+            <w:shd w:color="auto" w:fill="F4F4F4" w:val="clear"/>
           </w:tcPr>
           <w:p>
             <w:pPr>
@@ -1737,6 +1751,7 @@
           <w:bottom w:color="BFBFBF" w:space="0" w:sz="4" w:val="single"/>
           <w:right w:color="BFBFBF" w:space="0" w:sz="4" w:val="single"/>
         </w:tblBorders>
+        <w:shd w:color="auto" w:fill="F4F4F4" w:val="clear"/>
         <w:tblLayout w:type="fixed"/>
         <w:tblCellMar>
           <w:top w:type="dxa" w:w="113"/>
@@ -1753,6 +1768,7 @@
         <w:tc>
           <w:tcPr>
             <w:tcW w:type="dxa" w:w="9637"/>
+            <w:shd w:color="auto" w:fill="F4F4F4" w:val="clear"/>
           </w:tcPr>
           <w:p>
             <w:pPr>
@@ -2718,6 +2734,7 @@
           <w:bottom w:color="BFBFBF" w:space="0" w:sz="4" w:val="single"/>
           <w:right w:color="BFBFBF" w:space="0" w:sz="4" w:val="single"/>
         </w:tblBorders>
+        <w:shd w:color="auto" w:fill="F4F4F4" w:val="clear"/>
         <w:tblLayout w:type="fixed"/>
         <w:tblCellMar>
           <w:top w:type="dxa" w:w="113"/>
@@ -2734,6 +2751,7 @@
         <w:tc>
           <w:tcPr>
             <w:tcW w:type="dxa" w:w="9637"/>
+            <w:shd w:color="auto" w:fill="F4F4F4" w:val="clear"/>
           </w:tcPr>
           <w:p>
             <w:pPr>
@@ -2834,6 +2852,7 @@
           <w:bottom w:color="BFBFBF" w:space="0" w:sz="4" w:val="single"/>
           <w:right w:color="BFBFBF" w:space="0" w:sz="4" w:val="single"/>
         </w:tblBorders>
+        <w:shd w:color="auto" w:fill="F4F4F4" w:val="clear"/>
         <w:tblLayout w:type="fixed"/>
         <w:tblCellMar>
           <w:top w:type="dxa" w:w="113"/>
@@ -2850,6 +2869,7 @@
         <w:tc>
           <w:tcPr>
             <w:tcW w:type="dxa" w:w="9637"/>
+            <w:shd w:color="auto" w:fill="F4F4F4" w:val="clear"/>
           </w:tcPr>
           <w:p>
             <w:pPr>
@@ -3458,6 +3478,7 @@
           <w:bottom w:color="BFBFBF" w:space="0" w:sz="4" w:val="single"/>
           <w:right w:color="BFBFBF" w:space="0" w:sz="4" w:val="single"/>
         </w:tblBorders>
+        <w:shd w:color="auto" w:fill="F4F4F4" w:val="clear"/>
         <w:tblLayout w:type="fixed"/>
         <w:tblCellMar>
           <w:top w:type="dxa" w:w="113"/>
@@ -3474,6 +3495,7 @@
         <w:tc>
           <w:tcPr>
             <w:tcW w:type="dxa" w:w="9637"/>
+            <w:shd w:color="auto" w:fill="F4F4F4" w:val="clear"/>
           </w:tcPr>
           <w:p>
             <w:pPr>
@@ -3634,6 +3656,7 @@
           <w:bottom w:color="BFBFBF" w:space="0" w:sz="4" w:val="single"/>
           <w:right w:color="BFBFBF" w:space="0" w:sz="4" w:val="single"/>
         </w:tblBorders>
+        <w:shd w:color="auto" w:fill="F4F4F4" w:val="clear"/>
         <w:tblLayout w:type="fixed"/>
         <w:tblCellMar>
           <w:top w:type="dxa" w:w="113"/>
@@ -3650,6 +3673,7 @@
         <w:tc>
           <w:tcPr>
             <w:tcW w:type="dxa" w:w="9637"/>
+            <w:shd w:color="auto" w:fill="F4F4F4" w:val="clear"/>
           </w:tcPr>
           <w:p>
             <w:pPr>
@@ -4480,6 +4504,7 @@
           <w:bottom w:color="BFBFBF" w:space="0" w:sz="4" w:val="single"/>
           <w:right w:color="BFBFBF" w:space="0" w:sz="4" w:val="single"/>
         </w:tblBorders>
+        <w:shd w:color="auto" w:fill="F4F4F4" w:val="clear"/>
         <w:tblLayout w:type="fixed"/>
         <w:tblCellMar>
           <w:top w:type="dxa" w:w="113"/>
@@ -4496,6 +4521,7 @@
         <w:tc>
           <w:tcPr>
             <w:tcW w:type="dxa" w:w="9637"/>
+            <w:shd w:color="auto" w:fill="F4F4F4" w:val="clear"/>
           </w:tcPr>
           <w:p>
             <w:pPr>
@@ -4656,6 +4682,7 @@
           <w:bottom w:color="BFBFBF" w:space="0" w:sz="4" w:val="single"/>
           <w:right w:color="BFBFBF" w:space="0" w:sz="4" w:val="single"/>
         </w:tblBorders>
+        <w:shd w:color="auto" w:fill="F4F4F4" w:val="clear"/>
         <w:tblLayout w:type="fixed"/>
         <w:tblCellMar>
           <w:top w:type="dxa" w:w="113"/>
@@ -4672,6 +4699,7 @@
         <w:tc>
           <w:tcPr>
             <w:tcW w:type="dxa" w:w="9637"/>
+            <w:shd w:color="auto" w:fill="F4F4F4" w:val="clear"/>
           </w:tcPr>
           <w:p>
             <w:pPr>
@@ -5691,6 +5719,7 @@
           <w:bottom w:color="BFBFBF" w:space="0" w:sz="4" w:val="single"/>
           <w:right w:color="BFBFBF" w:space="0" w:sz="4" w:val="single"/>
         </w:tblBorders>
+        <w:shd w:color="auto" w:fill="F4F4F4" w:val="clear"/>
         <w:tblLayout w:type="fixed"/>
         <w:tblCellMar>
           <w:top w:type="dxa" w:w="113"/>
@@ -5707,6 +5736,7 @@
         <w:tc>
           <w:tcPr>
             <w:tcW w:type="dxa" w:w="9637"/>
+            <w:shd w:color="auto" w:fill="F4F4F4" w:val="clear"/>
           </w:tcPr>
           <w:p>
             <w:pPr>
@@ -5908,6 +5938,7 @@
           <w:bottom w:color="BFBFBF" w:space="0" w:sz="4" w:val="single"/>
           <w:right w:color="BFBFBF" w:space="0" w:sz="4" w:val="single"/>
         </w:tblBorders>
+        <w:shd w:color="auto" w:fill="F4F4F4" w:val="clear"/>
         <w:tblLayout w:type="fixed"/>
         <w:tblCellMar>
           <w:top w:type="dxa" w:w="113"/>
@@ -5924,6 +5955,7 @@
         <w:tc>
           <w:tcPr>
             <w:tcW w:type="dxa" w:w="9637"/>
+            <w:shd w:color="auto" w:fill="F4F4F4" w:val="clear"/>
           </w:tcPr>
           <w:p>
             <w:pPr>
@@ -6001,6 +6033,7 @@
           <w:bottom w:color="BFBFBF" w:space="0" w:sz="4" w:val="single"/>
           <w:right w:color="BFBFBF" w:space="0" w:sz="4" w:val="single"/>
         </w:tblBorders>
+        <w:shd w:color="auto" w:fill="F4F4F4" w:val="clear"/>
         <w:tblLayout w:type="fixed"/>
         <w:tblCellMar>
           <w:top w:type="dxa" w:w="113"/>
@@ -6017,6 +6050,7 @@
         <w:tc>
           <w:tcPr>
             <w:tcW w:type="dxa" w:w="9637"/>
+            <w:shd w:color="auto" w:fill="F4F4F4" w:val="clear"/>
           </w:tcPr>
           <w:p>
             <w:pPr>
@@ -6094,6 +6128,7 @@
           <w:bottom w:color="BFBFBF" w:space="0" w:sz="4" w:val="single"/>
           <w:right w:color="BFBFBF" w:space="0" w:sz="4" w:val="single"/>
         </w:tblBorders>
+        <w:shd w:color="auto" w:fill="F4F4F4" w:val="clear"/>
         <w:tblLayout w:type="fixed"/>
         <w:tblCellMar>
           <w:top w:type="dxa" w:w="113"/>
@@ -6110,6 +6145,7 @@
         <w:tc>
           <w:tcPr>
             <w:tcW w:type="dxa" w:w="9637"/>
+            <w:shd w:color="auto" w:fill="F4F4F4" w:val="clear"/>
           </w:tcPr>
           <w:p>
             <w:pPr>
@@ -6187,6 +6223,7 @@
           <w:bottom w:color="BFBFBF" w:space="0" w:sz="4" w:val="single"/>
           <w:right w:color="BFBFBF" w:space="0" w:sz="4" w:val="single"/>
         </w:tblBorders>
+        <w:shd w:color="auto" w:fill="F4F4F4" w:val="clear"/>
         <w:tblLayout w:type="fixed"/>
         <w:tblCellMar>
           <w:top w:type="dxa" w:w="113"/>
@@ -6203,6 +6240,7 @@
         <w:tc>
           <w:tcPr>
             <w:tcW w:type="dxa" w:w="9637"/>
+            <w:shd w:color="auto" w:fill="F4F4F4" w:val="clear"/>
           </w:tcPr>
           <w:p>
             <w:pPr>
@@ -8841,6 +8879,7 @@
         <w:bottom w:color="BFBFBF" w:space="0" w:sz="4" w:val="single"/>
         <w:right w:color="BFBFBF" w:space="0" w:sz="4" w:val="single"/>
       </w:tblBorders>
+      <w:shd w:color="auto" w:fill="F4F4F4" w:val="clear"/>
       <w:tblCellMar>
         <w:top w:type="dxa" w:w="113"/>
         <w:left w:type="dxa" w:w="113"/>

--- a/public/labs/pmzi/pz-23/ЛР10_ПМЗІ_Ідентифікація_та_аутентифікація_користувачів.docx
+++ b/public/labs/pmzi/pz-23/ЛР10_ПМЗІ_Ідентифікація_та_аутентифікація_користувачів.docx
@@ -51,7 +51,7 @@
         <w:t xml:space="preserve"> </w:t>
       </w:r>
       <w:r>
-        <w:t xml:space="preserve">ПК з встановленим C++ компілятором (MSVC, MinGW або GCC); Середовище розробки (Visual Studio, VS Code); Доступ до Інтернету для перевірки TOTP.</w:t>
+        <w:t xml:space="preserve">ПК з компілятором або інтерпретатором мови програмування за вибором студента; Середовище розробки (Visual Studio, VS Code або інше); Доступ до Інтернету для перевірки TOTP.</w:t>
       </w:r>
     </w:p>
     <w:p>
